--- a/supplementary/Supplementary_Material.docx
+++ b/supplementary/Supplementary_Material.docx
@@ -1382,7 +1382,7 @@
         <w:rPr>
           <w:rFonts w:ascii="Times New Roman" w:hAnsi="Times New Roman"/>
         </w:rPr>
-        <w:t xml:space="preserve">Forest plots show high-risk sensitivity (mean ± SD over five temperature conditions) of the deterministic system (</w:t>
+        <w:t xml:space="preserve">Grouped bars show four metrics — high-risk sensitivity, high-risk specificity, high-risk F1 and Cohen’s kappa — for the deterministic system (</w:t>
       </w:r>
       <w:r>
         <w:rPr>
@@ -1395,7 +1395,7 @@
         <w:rPr>
           <w:rFonts w:ascii="Times New Roman" w:hAnsi="Times New Roman"/>
         </w:rPr>
-        <w:t xml:space="preserve">) versus three LLM baselines —</w:t>
+        <w:t xml:space="preserve">) versus three LLM baselines:</w:t>
       </w:r>
       <w:r>
         <w:rPr>
@@ -1445,7 +1445,7 @@
         <w:rPr>
           <w:rFonts w:ascii="Times New Roman" w:hAnsi="Times New Roman"/>
         </w:rPr>
-        <w:t xml:space="preserve">(BM25 evidence retrieval), and</w:t>
+        <w:t xml:space="preserve">(BM25 evidence retrieval) and</w:t>
       </w:r>
       <w:r>
         <w:rPr>
@@ -1470,7 +1470,7 @@
         <w:rPr>
           <w:rFonts w:ascii="Times New Roman" w:hAnsi="Times New Roman"/>
         </w:rPr>
-        <w:t xml:space="preserve">(knowledge-graph context) — on the L1 literature-derived gold (118 cases; panel a) and the DDInter-derived audit set (92 cases; panel b).</w:t>
+        <w:t xml:space="preserve">(knowledge-graph context), on the L1 literature-derived gold (118 cases; panel a) and the DDInter-derived audit set (92 cases; panel b). Values are means over five temperature conditions.</w:t>
       </w:r>
       <w:r>
         <w:rPr>
@@ -1495,7 +1495,7 @@
         <w:rPr>
           <w:rFonts w:ascii="Times New Roman" w:hAnsi="Times New Roman"/>
         </w:rPr>
-        <w:t xml:space="preserve">achieves sensitivity 1.000 (28/28) on the L1 set versus 0.793 for lightrag and 0.771 for pure_llm, and 0.440 (11/25) on the audit set; exact three-level accuracy was 0.915 (108/118; Wilson 95% CI 0.851–0.953; Cohen’s κ = 0.870, bootstrap CI 0.791–0.947) on L1 and 0.707 (65/92; CI 0.607–0.790; κ = 0.489) on the audit set. Error bars represent SD across temperature conditions;</w:t>
+        <w:t xml:space="preserve">achieves sensitivity 0.964 (27/28) and exact accuracy 0.907 (107/118; Wilson 95% CI 0.841–0.947; Cohen’s κ = 0.857) on L1, and sensitivity 0.320 (8/25) with accuracy 0.674 (62/92; CI 0.573–0.761; κ = 0.428) on the audit set.</w:t>
       </w:r>
       <w:r>
         <w:rPr>
@@ -1520,7 +1520,7 @@
         <w:rPr>
           <w:rFonts w:ascii="Times New Roman" w:hAnsi="Times New Roman"/>
         </w:rPr>
-        <w:t xml:space="preserve">shows zero variance (deterministic by construction).</w:t>
+        <w:t xml:space="preserve">shows zero variance across temperature conditions because it makes no model call (Section 3.6).</w:t>
       </w:r>
     </w:p>
     <w:p>
@@ -3599,7 +3599,7 @@
           <w:b/>
           <w:bCs/>
         </w:rPr>
-        <w:t xml:space="preserve">Supplementary Table S2. Audit-set disagreements between the system and the absorption-corrected gold, by direction (n = 92).</w:t>
+        <w:t xml:space="preserve">Supplementary Table S2. Audit-set disagreements between the system and the absorption-corrected gold, by direction (n = 92; 30 disagreements after the flurbiprofen tier correction).</w:t>
       </w:r>
     </w:p>
     <w:tbl>
@@ -3658,7 +3658,7 @@
               <w:pStyle w:val="Compact"/>
             </w:pPr>
             <w:r>
-              <w:t xml:space="preserve">6</w:t>
+              <w:t xml:space="preserve">8</w:t>
             </w:r>
           </w:p>
         </w:tc>
@@ -3682,7 +3682,7 @@
               <w:pStyle w:val="Compact"/>
             </w:pPr>
             <w:r>
-              <w:t xml:space="preserve">8</w:t>
+              <w:t xml:space="preserve">9</w:t>
             </w:r>
           </w:p>
         </w:tc>
@@ -3810,7 +3810,7 @@
                 <w:b/>
                 <w:bCs/>
               </w:rPr>
-              <w:t xml:space="preserve">27</w:t>
+              <w:t xml:space="preserve">30</w:t>
             </w:r>
           </w:p>
         </w:tc>
@@ -14916,7 +14916,7 @@
               <w:pStyle w:val="Compact"/>
             </w:pPr>
             <w:r>
-              <w:t xml:space="preserve">0.793</w:t>
+              <w:t xml:space="preserve">0.779</w:t>
             </w:r>
           </w:p>
         </w:tc>
@@ -14938,29 +14938,29 @@
               <w:pStyle w:val="Compact"/>
             </w:pPr>
             <w:r>
-              <w:t xml:space="preserve">0.794</w:t>
-            </w:r>
-          </w:p>
-        </w:tc>
-        <w:tc>
-          <w:tcPr/>
-          <w:p>
-            <w:pPr>
-              <w:pStyle w:val="Compact"/>
-            </w:pPr>
-            <w:r>
-              <w:t xml:space="preserve">0.741</w:t>
-            </w:r>
-          </w:p>
-        </w:tc>
-        <w:tc>
-          <w:tcPr/>
-          <w:p>
-            <w:pPr>
-              <w:pStyle w:val="Compact"/>
-            </w:pPr>
-            <w:r>
-              <w:t xml:space="preserve">0.609</w:t>
+              <w:t xml:space="preserve">0.785</w:t>
+            </w:r>
+          </w:p>
+        </w:tc>
+        <w:tc>
+          <w:tcPr/>
+          <w:p>
+            <w:pPr>
+              <w:pStyle w:val="Compact"/>
+            </w:pPr>
+            <w:r>
+              <w:t xml:space="preserve">0.737</w:t>
+            </w:r>
+          </w:p>
+        </w:tc>
+        <w:tc>
+          <w:tcPr/>
+          <w:p>
+            <w:pPr>
+              <w:pStyle w:val="Compact"/>
+            </w:pPr>
+            <w:r>
+              <w:t xml:space="preserve">0.603</w:t>
             </w:r>
           </w:p>
         </w:tc>
@@ -15006,7 +15006,7 @@
               <w:pStyle w:val="Compact"/>
             </w:pPr>
             <w:r>
-              <w:t xml:space="preserve">1.0</w:t>
+              <w:t xml:space="preserve">0.964</w:t>
             </w:r>
           </w:p>
         </w:tc>
@@ -15028,29 +15028,29 @@
               <w:pStyle w:val="Compact"/>
             </w:pPr>
             <w:r>
-              <w:t xml:space="preserve">0.983</w:t>
-            </w:r>
-          </w:p>
-        </w:tc>
-        <w:tc>
-          <w:tcPr/>
-          <w:p>
-            <w:pPr>
-              <w:pStyle w:val="Compact"/>
-            </w:pPr>
-            <w:r>
-              <w:t xml:space="preserve">0.915</w:t>
-            </w:r>
-          </w:p>
-        </w:tc>
-        <w:tc>
-          <w:tcPr/>
-          <w:p>
-            <w:pPr>
-              <w:pStyle w:val="Compact"/>
-            </w:pPr>
-            <w:r>
-              <w:t xml:space="preserve">0.87</w:t>
+              <w:t xml:space="preserve">0.964</w:t>
+            </w:r>
+          </w:p>
+        </w:tc>
+        <w:tc>
+          <w:tcPr/>
+          <w:p>
+            <w:pPr>
+              <w:pStyle w:val="Compact"/>
+            </w:pPr>
+            <w:r>
+              <w:t xml:space="preserve">0.907</w:t>
+            </w:r>
+          </w:p>
+        </w:tc>
+        <w:tc>
+          <w:tcPr/>
+          <w:p>
+            <w:pPr>
+              <w:pStyle w:val="Compact"/>
+            </w:pPr>
+            <w:r>
+              <w:t xml:space="preserve">0.857</w:t>
             </w:r>
           </w:p>
         </w:tc>
@@ -15107,7 +15107,7 @@
               <w:pStyle w:val="Compact"/>
             </w:pPr>
             <w:r>
-              <w:t xml:space="preserve">0.705</w:t>
+              <w:t xml:space="preserve">0.704</w:t>
             </w:r>
           </w:p>
         </w:tc>
@@ -15129,7 +15129,7 @@
               <w:pStyle w:val="Compact"/>
             </w:pPr>
             <w:r>
-              <w:t xml:space="preserve">0.63</w:t>
+              <w:t xml:space="preserve">0.630</w:t>
             </w:r>
           </w:p>
         </w:tc>
@@ -15208,7 +15208,7 @@
               <w:pStyle w:val="Compact"/>
             </w:pPr>
             <w:r>
-              <w:t xml:space="preserve">0.57</w:t>
+              <w:t xml:space="preserve">0.570</w:t>
             </w:r>
           </w:p>
         </w:tc>
@@ -15230,7 +15230,7 @@
               <w:pStyle w:val="Compact"/>
             </w:pPr>
             <w:r>
-              <w:t xml:space="preserve">0.29</w:t>
+              <w:t xml:space="preserve">0.290</w:t>
             </w:r>
           </w:p>
         </w:tc>
@@ -15276,7 +15276,7 @@
               <w:pStyle w:val="Compact"/>
             </w:pPr>
             <w:r>
-              <w:t xml:space="preserve">0.296</w:t>
+              <w:t xml:space="preserve">0.264</w:t>
             </w:r>
           </w:p>
         </w:tc>
@@ -15298,29 +15298,29 @@
               <w:pStyle w:val="Compact"/>
             </w:pPr>
             <w:r>
-              <w:t xml:space="preserve">0.413</w:t>
-            </w:r>
-          </w:p>
-        </w:tc>
-        <w:tc>
-          <w:tcPr/>
-          <w:p>
-            <w:pPr>
-              <w:pStyle w:val="Compact"/>
-            </w:pPr>
-            <w:r>
-              <w:t xml:space="preserve">0.6</w:t>
-            </w:r>
-          </w:p>
-        </w:tc>
-        <w:tc>
-          <w:tcPr/>
-          <w:p>
-            <w:pPr>
-              <w:pStyle w:val="Compact"/>
-            </w:pPr>
-            <w:r>
-              <w:t xml:space="preserve">0.239</w:t>
+              <w:t xml:space="preserve">0.377</w:t>
+            </w:r>
+          </w:p>
+        </w:tc>
+        <w:tc>
+          <w:tcPr/>
+          <w:p>
+            <w:pPr>
+              <w:pStyle w:val="Compact"/>
+            </w:pPr>
+            <w:r>
+              <w:t xml:space="preserve">0.591</w:t>
+            </w:r>
+          </w:p>
+        </w:tc>
+        <w:tc>
+          <w:tcPr/>
+          <w:p>
+            <w:pPr>
+              <w:pStyle w:val="Compact"/>
+            </w:pPr>
+            <w:r>
+              <w:t xml:space="preserve">0.220</w:t>
             </w:r>
           </w:p>
         </w:tc>
@@ -15366,7 +15366,7 @@
               <w:pStyle w:val="Compact"/>
             </w:pPr>
             <w:r>
-              <w:t xml:space="preserve">0.44</w:t>
+              <w:t xml:space="preserve">0.320</w:t>
             </w:r>
           </w:p>
         </w:tc>
@@ -15388,29 +15388,29 @@
               <w:pStyle w:val="Compact"/>
             </w:pPr>
             <w:r>
-              <w:t xml:space="preserve">0.564</w:t>
-            </w:r>
-          </w:p>
-        </w:tc>
-        <w:tc>
-          <w:tcPr/>
-          <w:p>
-            <w:pPr>
-              <w:pStyle w:val="Compact"/>
-            </w:pPr>
-            <w:r>
-              <w:t xml:space="preserve">0.707</w:t>
-            </w:r>
-          </w:p>
-        </w:tc>
-        <w:tc>
-          <w:tcPr/>
-          <w:p>
-            <w:pPr>
-              <w:pStyle w:val="Compact"/>
-            </w:pPr>
-            <w:r>
-              <w:t xml:space="preserve">0.489</w:t>
+              <w:t xml:space="preserve">0.444</w:t>
+            </w:r>
+          </w:p>
+        </w:tc>
+        <w:tc>
+          <w:tcPr/>
+          <w:p>
+            <w:pPr>
+              <w:pStyle w:val="Compact"/>
+            </w:pPr>
+            <w:r>
+              <w:t xml:space="preserve">0.674</w:t>
+            </w:r>
+          </w:p>
+        </w:tc>
+        <w:tc>
+          <w:tcPr/>
+          <w:p>
+            <w:pPr>
+              <w:pStyle w:val="Compact"/>
+            </w:pPr>
+            <w:r>
+              <w:t xml:space="preserve">0.428</w:t>
             </w:r>
           </w:p>
         </w:tc>
@@ -15425,7 +15425,32 @@
         <w:rPr>
           <w:rFonts w:ascii="Times New Roman" w:hAnsi="Times New Roman"/>
         </w:rPr>
-        <w:t xml:space="preserve">Note: exact accuracy is on the three-level scale (high/medium/low); LLM outputs that failed parsing were scored as errors (none occurred). Mean over five temperature conditions; full_system SD = 0 (deterministic).</w:t>
+        <w:t xml:space="preserve">Note: exact accuracy is on the three-level scale (high/medium/low); mean over five temperature conditions;</w:t>
+      </w:r>
+      <w:r>
+        <w:rPr>
+          <w:rFonts w:ascii="Times New Roman" w:hAnsi="Times New Roman"/>
+        </w:rPr>
+        <w:t xml:space="preserve"> </w:t>
+      </w:r>
+      <w:r>
+        <w:rPr>
+          <w:rStyle w:val="VerbatimChar"/>
+          <w:rFonts w:ascii="Times New Roman" w:hAnsi="Times New Roman"/>
+        </w:rPr>
+        <w:t xml:space="preserve">full_system</w:t>
+      </w:r>
+      <w:r>
+        <w:rPr>
+          <w:rFonts w:ascii="Times New Roman" w:hAnsi="Times New Roman"/>
+        </w:rPr>
+        <w:t xml:space="preserve"> </w:t>
+      </w:r>
+      <w:r>
+        <w:rPr>
+          <w:rFonts w:ascii="Times New Roman" w:hAnsi="Times New Roman"/>
+        </w:rPr>
+        <w:t xml:space="preserve">SD = 0 (deterministic). Figures reflect the corrected flurbiprofen absorption tier.</w:t>
       </w:r>
     </w:p>
     <w:p>

--- a/supplementary/Supplementary_Material.docx
+++ b/supplementary/Supplementary_Material.docx
@@ -1370,7 +1370,7 @@
           <w:b/>
           <w:bCs/>
         </w:rPr>
-        <w:t xml:space="preserve">Figure 2. Performance comparison across four methods and two validation sets.</w:t>
+        <w:t xml:space="preserve">Figure 2. Performance comparison across four methods on the L1 literature-derived gold (118 cases), under two output budgets.</w:t>
       </w:r>
     </w:p>
     <w:p>
@@ -1382,7 +1382,7 @@
         <w:rPr>
           <w:rFonts w:ascii="Times New Roman" w:hAnsi="Times New Roman"/>
         </w:rPr>
-        <w:t xml:space="preserve">Grouped bars show four metrics — high-risk sensitivity, high-risk specificity, high-risk F1 and Cohen’s kappa — for the deterministic system (</w:t>
+        <w:t xml:space="preserve">Grouped bars show four metrics — high-risk sensitivity, specificity, high-risk F1 and Cohen’s kappa — for the deterministic cascade (</w:t>
       </w:r>
       <w:r>
         <w:rPr>
@@ -1395,7 +1395,7 @@
         <w:rPr>
           <w:rFonts w:ascii="Times New Roman" w:hAnsi="Times New Roman"/>
         </w:rPr>
-        <w:t xml:space="preserve">) versus three LLM baselines:</w:t>
+        <w:t xml:space="preserve">) and three LLM baselines:</w:t>
       </w:r>
       <w:r>
         <w:rPr>
@@ -1420,7 +1420,7 @@
         <w:rPr>
           <w:rFonts w:ascii="Times New Roman" w:hAnsi="Times New Roman"/>
         </w:rPr>
-        <w:t xml:space="preserve">(single LLM call with domain-general system prompt, no retrieved evidence),</w:t>
+        <w:t xml:space="preserve">(no retrieved evidence),</w:t>
       </w:r>
       <w:r>
         <w:rPr>
@@ -1445,7 +1445,7 @@
         <w:rPr>
           <w:rFonts w:ascii="Times New Roman" w:hAnsi="Times New Roman"/>
         </w:rPr>
-        <w:t xml:space="preserve">(BM25 evidence retrieval) and</w:t>
+        <w:t xml:space="preserve">(BM25 retrieval) and</w:t>
       </w:r>
       <w:r>
         <w:rPr>
@@ -1470,7 +1470,7 @@
         <w:rPr>
           <w:rFonts w:ascii="Times New Roman" w:hAnsi="Times New Roman"/>
         </w:rPr>
-        <w:t xml:space="preserve">(knowledge-graph context), on the L1 literature-derived gold (118 cases; panel a) and the DDInter-derived audit set (92 cases; panel b). Values are means over five temperature conditions.</w:t>
+        <w:t xml:space="preserve">(knowledge-graph context).</w:t>
       </w:r>
       <w:r>
         <w:rPr>
@@ -1480,10 +1480,11 @@
       </w:r>
       <w:r>
         <w:rPr>
-          <w:rStyle w:val="VerbatimChar"/>
-          <w:rFonts w:ascii="Times New Roman" w:hAnsi="Times New Roman"/>
-        </w:rPr>
-        <w:t xml:space="preserve">full_system</w:t>
+          <w:rFonts w:ascii="Times New Roman" w:hAnsi="Times New Roman"/>
+          <w:b/>
+          <w:bCs/>
+        </w:rPr>
+        <w:t xml:space="preserve">Panel (a)</w:t>
       </w:r>
       <w:r>
         <w:rPr>
@@ -1495,7 +1496,7 @@
         <w:rPr>
           <w:rFonts w:ascii="Times New Roman" w:hAnsi="Times New Roman"/>
         </w:rPr>
-        <w:t xml:space="preserve">achieves sensitivity 0.964 (27/28) and exact accuracy 0.907 (107/118; Wilson 95% CI 0.841–0.947; Cohen’s κ = 0.857) on L1, and sensitivity 0.320 (8/25) with accuracy 0.674 (62/92; CI 0.573–0.761; κ = 0.428) on the audit set.</w:t>
+        <w:t xml:space="preserve">is the primary comparison: a non-reasoning model with a 10-token output cap, one call per case.</w:t>
       </w:r>
       <w:r>
         <w:rPr>
@@ -1505,10 +1506,11 @@
       </w:r>
       <w:r>
         <w:rPr>
-          <w:rStyle w:val="VerbatimChar"/>
-          <w:rFonts w:ascii="Times New Roman" w:hAnsi="Times New Roman"/>
-        </w:rPr>
-        <w:t xml:space="preserve">full_system</w:t>
+          <w:rFonts w:ascii="Times New Roman" w:hAnsi="Times New Roman"/>
+          <w:b/>
+          <w:bCs/>
+        </w:rPr>
+        <w:t xml:space="preserve">Panel (b)</w:t>
       </w:r>
       <w:r>
         <w:rPr>
@@ -1520,7 +1522,7 @@
         <w:rPr>
           <w:rFonts w:ascii="Times New Roman" w:hAnsi="Times New Roman"/>
         </w:rPr>
-        <w:t xml:space="preserve">shows zero variance across temperature conditions because it makes no model call (Section 3.6).</w:t>
+        <w:t xml:space="preserve">repeats the three LLM baselines with a reasoning model (glm-5.3-flash), a 3000-token budget, a fixed temperature of 0.0 and the majority vote over five repeated samples; the cascade is unchanged because it makes no model call. In panel (a) the baselines reach sensitivities of 0.757–0.779; in panel (b) sensitivity falls to 0.214–0.536 while specificity rises to 1.000, because the baselines adopt a conservative rarely-high-risk policy that inflates exact accuracy on a gold set dominated by low and medium grades. The cascade returns 0.964 sensitivity, 0.989 specificity and 0.857 kappa in both panels. Exact three-level accuracy was 0.907 (107/118) for the cascade; baseline accuracy was 0.415–0.737 in panel (a) and 0.576–0.737 in panel (b).</w:t>
       </w:r>
     </w:p>
     <w:p>
@@ -1532,25 +1534,12 @@
         <w:rPr>
           <w:rFonts w:ascii="Times New Roman" w:hAnsi="Times New Roman"/>
         </w:rPr>
-        <w:t xml:space="preserve">Abbreviations: LLM, large language model; BM25, Best Matching 25 retrieval; SD, standard deviation; κ, Cohen’s kappa; CI, confidence interval.</w:t>
+        <w:t xml:space="preserve">Abbreviations: LLM, large language model; BM25, Best Matching 25 retrieval; F1, harmonic mean of precision and recall at the high-risk threshold; kappa, Cohen’s kappa.</w:t>
       </w:r>
     </w:p>
     <w:p>
       <w:pPr>
-        <w:spacing w:line="360" w:lineRule="auto"/>
-      </w:pPr>
-      <w:r>
-        <w:rPr>
-          <w:rFonts w:ascii="Times New Roman" w:hAnsi="Times New Roman"/>
-        </w:rPr>
-        <w:pict>
-          <v:rect style="width:0;height:1.5pt" o:hralign="center" o:hrstd="t" o:hr="t"/>
-        </w:pict>
-      </w:r>
-    </w:p>
-    <w:p>
-      <w:pPr>
-        <w:pStyle w:val="FirstParagraph"/>
+        <w:pStyle w:val="BodyText"/>
         <w:spacing w:line="360" w:lineRule="auto"/>
       </w:pPr>
       <w:r>
@@ -14582,7 +14571,7 @@
           <w:b/>
           <w:bCs/>
         </w:rPr>
-        <w:t xml:space="preserve">Supplementary Table S7. Four-method performance by dataset.</w:t>
+        <w:t xml:space="preserve">Supplementary Table S7. Four-method performance by dataset and output budget.</w:t>
       </w:r>
     </w:p>
     <w:tbl>
@@ -14593,14 +14582,15 @@
         <w:tblLook w:firstRow="1" w:lastRow="0" w:firstColumn="0" w:lastColumn="0" w:noHBand="0" w:noVBand="0" w:val="0020"/>
       </w:tblPr>
       <w:tblGrid>
-        <w:gridCol w:w="990"/>
-        <w:gridCol w:w="990"/>
-        <w:gridCol w:w="990"/>
-        <w:gridCol w:w="990"/>
-        <w:gridCol w:w="990"/>
-        <w:gridCol w:w="990"/>
-        <w:gridCol w:w="990"/>
-        <w:gridCol w:w="990"/>
+        <w:gridCol w:w="879"/>
+        <w:gridCol w:w="879"/>
+        <w:gridCol w:w="879"/>
+        <w:gridCol w:w="879"/>
+        <w:gridCol w:w="879"/>
+        <w:gridCol w:w="879"/>
+        <w:gridCol w:w="879"/>
+        <w:gridCol w:w="879"/>
+        <w:gridCol w:w="879"/>
       </w:tblGrid>
       <w:tr>
         <w:trPr>
@@ -14624,6 +14614,17 @@
               <w:pStyle w:val="Compact"/>
             </w:pPr>
             <w:r>
+              <w:t xml:space="preserve">setting</w:t>
+            </w:r>
+          </w:p>
+        </w:tc>
+        <w:tc>
+          <w:tcPr/>
+          <w:p>
+            <w:pPr>
+              <w:pStyle w:val="Compact"/>
+            </w:pPr>
+            <w:r>
               <w:t xml:space="preserve">method</w:t>
             </w:r>
           </w:p>
@@ -14714,6 +14715,17 @@
               <w:pStyle w:val="Compact"/>
             </w:pPr>
             <w:r>
+              <w:t xml:space="preserve">10-token</w:t>
+            </w:r>
+          </w:p>
+        </w:tc>
+        <w:tc>
+          <w:tcPr/>
+          <w:p>
+            <w:pPr>
+              <w:pStyle w:val="Compact"/>
+            </w:pPr>
+            <w:r>
               <w:t xml:space="preserve">pure_llm</w:t>
             </w:r>
           </w:p>
@@ -14804,6 +14816,17 @@
               <w:pStyle w:val="Compact"/>
             </w:pPr>
             <w:r>
+              <w:t xml:space="preserve">10-token</w:t>
+            </w:r>
+          </w:p>
+        </w:tc>
+        <w:tc>
+          <w:tcPr/>
+          <w:p>
+            <w:pPr>
+              <w:pStyle w:val="Compact"/>
+            </w:pPr>
+            <w:r>
               <w:t xml:space="preserve">naive_rag</w:t>
             </w:r>
           </w:p>
@@ -14894,6 +14917,17 @@
               <w:pStyle w:val="Compact"/>
             </w:pPr>
             <w:r>
+              <w:t xml:space="preserve">10-token</w:t>
+            </w:r>
+          </w:p>
+        </w:tc>
+        <w:tc>
+          <w:tcPr/>
+          <w:p>
+            <w:pPr>
+              <w:pStyle w:val="Compact"/>
+            </w:pPr>
+            <w:r>
               <w:t xml:space="preserve">lightrag</w:t>
             </w:r>
           </w:p>
@@ -14984,6 +15018,17 @@
               <w:pStyle w:val="Compact"/>
             </w:pPr>
             <w:r>
+              <w:t xml:space="preserve">10-token</w:t>
+            </w:r>
+          </w:p>
+        </w:tc>
+        <w:tc>
+          <w:tcPr/>
+          <w:p>
+            <w:pPr>
+              <w:pStyle w:val="Compact"/>
+            </w:pPr>
+            <w:r>
               <w:t xml:space="preserve">full_system</w:t>
             </w:r>
           </w:p>
@@ -15063,6 +15108,309 @@
               <w:pStyle w:val="Compact"/>
             </w:pPr>
             <w:r>
+              <w:t xml:space="preserve">blind_l1</w:t>
+            </w:r>
+          </w:p>
+        </w:tc>
+        <w:tc>
+          <w:tcPr/>
+          <w:p>
+            <w:pPr>
+              <w:pStyle w:val="Compact"/>
+            </w:pPr>
+            <w:r>
+              <w:t xml:space="preserve">3000-token</w:t>
+            </w:r>
+          </w:p>
+        </w:tc>
+        <w:tc>
+          <w:tcPr/>
+          <w:p>
+            <w:pPr>
+              <w:pStyle w:val="Compact"/>
+            </w:pPr>
+            <w:r>
+              <w:t xml:space="preserve">pure_llm</w:t>
+            </w:r>
+          </w:p>
+        </w:tc>
+        <w:tc>
+          <w:tcPr/>
+          <w:p>
+            <w:pPr>
+              <w:pStyle w:val="Compact"/>
+            </w:pPr>
+            <w:r>
+              <w:t xml:space="preserve">118</w:t>
+            </w:r>
+          </w:p>
+        </w:tc>
+        <w:tc>
+          <w:tcPr/>
+          <w:p>
+            <w:pPr>
+              <w:pStyle w:val="Compact"/>
+            </w:pPr>
+            <w:r>
+              <w:t xml:space="preserve">0.250</w:t>
+            </w:r>
+          </w:p>
+        </w:tc>
+        <w:tc>
+          <w:tcPr/>
+          <w:p>
+            <w:pPr>
+              <w:pStyle w:val="Compact"/>
+            </w:pPr>
+            <w:r>
+              <w:t xml:space="preserve">1.000</w:t>
+            </w:r>
+          </w:p>
+        </w:tc>
+        <w:tc>
+          <w:tcPr/>
+          <w:p>
+            <w:pPr>
+              <w:pStyle w:val="Compact"/>
+            </w:pPr>
+            <w:r>
+              <w:t xml:space="preserve">0.400</w:t>
+            </w:r>
+          </w:p>
+        </w:tc>
+        <w:tc>
+          <w:tcPr/>
+          <w:p>
+            <w:pPr>
+              <w:pStyle w:val="Compact"/>
+            </w:pPr>
+            <w:r>
+              <w:t xml:space="preserve">0.576</w:t>
+            </w:r>
+          </w:p>
+        </w:tc>
+        <w:tc>
+          <w:tcPr/>
+          <w:p>
+            <w:pPr>
+              <w:pStyle w:val="Compact"/>
+            </w:pPr>
+            <w:r>
+              <w:t xml:space="preserve">0.333</w:t>
+            </w:r>
+          </w:p>
+        </w:tc>
+      </w:tr>
+      <w:tr>
+        <w:tc>
+          <w:tcPr/>
+          <w:p>
+            <w:pPr>
+              <w:pStyle w:val="Compact"/>
+            </w:pPr>
+            <w:r>
+              <w:t xml:space="preserve">blind_l1</w:t>
+            </w:r>
+          </w:p>
+        </w:tc>
+        <w:tc>
+          <w:tcPr/>
+          <w:p>
+            <w:pPr>
+              <w:pStyle w:val="Compact"/>
+            </w:pPr>
+            <w:r>
+              <w:t xml:space="preserve">3000-token</w:t>
+            </w:r>
+          </w:p>
+        </w:tc>
+        <w:tc>
+          <w:tcPr/>
+          <w:p>
+            <w:pPr>
+              <w:pStyle w:val="Compact"/>
+            </w:pPr>
+            <w:r>
+              <w:t xml:space="preserve">naive_rag</w:t>
+            </w:r>
+          </w:p>
+        </w:tc>
+        <w:tc>
+          <w:tcPr/>
+          <w:p>
+            <w:pPr>
+              <w:pStyle w:val="Compact"/>
+            </w:pPr>
+            <w:r>
+              <w:t xml:space="preserve">118</w:t>
+            </w:r>
+          </w:p>
+        </w:tc>
+        <w:tc>
+          <w:tcPr/>
+          <w:p>
+            <w:pPr>
+              <w:pStyle w:val="Compact"/>
+            </w:pPr>
+            <w:r>
+              <w:t xml:space="preserve">0.214</w:t>
+            </w:r>
+          </w:p>
+        </w:tc>
+        <w:tc>
+          <w:tcPr/>
+          <w:p>
+            <w:pPr>
+              <w:pStyle w:val="Compact"/>
+            </w:pPr>
+            <w:r>
+              <w:t xml:space="preserve">0.989</w:t>
+            </w:r>
+          </w:p>
+        </w:tc>
+        <w:tc>
+          <w:tcPr/>
+          <w:p>
+            <w:pPr>
+              <w:pStyle w:val="Compact"/>
+            </w:pPr>
+            <w:r>
+              <w:t xml:space="preserve">0.343</w:t>
+            </w:r>
+          </w:p>
+        </w:tc>
+        <w:tc>
+          <w:tcPr/>
+          <w:p>
+            <w:pPr>
+              <w:pStyle w:val="Compact"/>
+            </w:pPr>
+            <w:r>
+              <w:t xml:space="preserve">0.585</w:t>
+            </w:r>
+          </w:p>
+        </w:tc>
+        <w:tc>
+          <w:tcPr/>
+          <w:p>
+            <w:pPr>
+              <w:pStyle w:val="Compact"/>
+            </w:pPr>
+            <w:r>
+              <w:t xml:space="preserve">0.341</w:t>
+            </w:r>
+          </w:p>
+        </w:tc>
+      </w:tr>
+      <w:tr>
+        <w:tc>
+          <w:tcPr/>
+          <w:p>
+            <w:pPr>
+              <w:pStyle w:val="Compact"/>
+            </w:pPr>
+            <w:r>
+              <w:t xml:space="preserve">blind_l1</w:t>
+            </w:r>
+          </w:p>
+        </w:tc>
+        <w:tc>
+          <w:tcPr/>
+          <w:p>
+            <w:pPr>
+              <w:pStyle w:val="Compact"/>
+            </w:pPr>
+            <w:r>
+              <w:t xml:space="preserve">3000-token</w:t>
+            </w:r>
+          </w:p>
+        </w:tc>
+        <w:tc>
+          <w:tcPr/>
+          <w:p>
+            <w:pPr>
+              <w:pStyle w:val="Compact"/>
+            </w:pPr>
+            <w:r>
+              <w:t xml:space="preserve">lightrag</w:t>
+            </w:r>
+          </w:p>
+        </w:tc>
+        <w:tc>
+          <w:tcPr/>
+          <w:p>
+            <w:pPr>
+              <w:pStyle w:val="Compact"/>
+            </w:pPr>
+            <w:r>
+              <w:t xml:space="preserve">118</w:t>
+            </w:r>
+          </w:p>
+        </w:tc>
+        <w:tc>
+          <w:tcPr/>
+          <w:p>
+            <w:pPr>
+              <w:pStyle w:val="Compact"/>
+            </w:pPr>
+            <w:r>
+              <w:t xml:space="preserve">0.536</w:t>
+            </w:r>
+          </w:p>
+        </w:tc>
+        <w:tc>
+          <w:tcPr/>
+          <w:p>
+            <w:pPr>
+              <w:pStyle w:val="Compact"/>
+            </w:pPr>
+            <w:r>
+              <w:t xml:space="preserve">1.000</w:t>
+            </w:r>
+          </w:p>
+        </w:tc>
+        <w:tc>
+          <w:tcPr/>
+          <w:p>
+            <w:pPr>
+              <w:pStyle w:val="Compact"/>
+            </w:pPr>
+            <w:r>
+              <w:t xml:space="preserve">0.698</w:t>
+            </w:r>
+          </w:p>
+        </w:tc>
+        <w:tc>
+          <w:tcPr/>
+          <w:p>
+            <w:pPr>
+              <w:pStyle w:val="Compact"/>
+            </w:pPr>
+            <w:r>
+              <w:t xml:space="preserve">0.737</w:t>
+            </w:r>
+          </w:p>
+        </w:tc>
+        <w:tc>
+          <w:tcPr/>
+          <w:p>
+            <w:pPr>
+              <w:pStyle w:val="Compact"/>
+            </w:pPr>
+            <w:r>
+              <w:t xml:space="preserve">0.587</w:t>
+            </w:r>
+          </w:p>
+        </w:tc>
+      </w:tr>
+      <w:tr>
+        <w:tc>
+          <w:tcPr/>
+          <w:p>
+            <w:pPr>
+              <w:pStyle w:val="Compact"/>
+            </w:pPr>
+            <w:r>
               <w:t xml:space="preserve">blind_v3_ddinter</w:t>
             </w:r>
           </w:p>
@@ -15074,6 +15422,17 @@
               <w:pStyle w:val="Compact"/>
             </w:pPr>
             <w:r>
+              <w:t xml:space="preserve">10-token</w:t>
+            </w:r>
+          </w:p>
+        </w:tc>
+        <w:tc>
+          <w:tcPr/>
+          <w:p>
+            <w:pPr>
+              <w:pStyle w:val="Compact"/>
+            </w:pPr>
+            <w:r>
               <w:t xml:space="preserve">pure_llm</w:t>
             </w:r>
           </w:p>
@@ -15164,6 +15523,17 @@
               <w:pStyle w:val="Compact"/>
             </w:pPr>
             <w:r>
+              <w:t xml:space="preserve">10-token</w:t>
+            </w:r>
+          </w:p>
+        </w:tc>
+        <w:tc>
+          <w:tcPr/>
+          <w:p>
+            <w:pPr>
+              <w:pStyle w:val="Compact"/>
+            </w:pPr>
+            <w:r>
               <w:t xml:space="preserve">naive_rag</w:t>
             </w:r>
           </w:p>
@@ -15254,6 +15624,17 @@
               <w:pStyle w:val="Compact"/>
             </w:pPr>
             <w:r>
+              <w:t xml:space="preserve">10-token</w:t>
+            </w:r>
+          </w:p>
+        </w:tc>
+        <w:tc>
+          <w:tcPr/>
+          <w:p>
+            <w:pPr>
+              <w:pStyle w:val="Compact"/>
+            </w:pPr>
+            <w:r>
               <w:t xml:space="preserve">lightrag</w:t>
             </w:r>
           </w:p>
@@ -15344,6 +15725,17 @@
               <w:pStyle w:val="Compact"/>
             </w:pPr>
             <w:r>
+              <w:t xml:space="preserve">10-token</w:t>
+            </w:r>
+          </w:p>
+        </w:tc>
+        <w:tc>
+          <w:tcPr/>
+          <w:p>
+            <w:pPr>
+              <w:pStyle w:val="Compact"/>
+            </w:pPr>
+            <w:r>
               <w:t xml:space="preserve">full_system</w:t>
             </w:r>
           </w:p>
@@ -15389,6 +15781,309 @@
             </w:pPr>
             <w:r>
               <w:t xml:space="preserve">0.444</w:t>
+            </w:r>
+          </w:p>
+        </w:tc>
+        <w:tc>
+          <w:tcPr/>
+          <w:p>
+            <w:pPr>
+              <w:pStyle w:val="Compact"/>
+            </w:pPr>
+            <w:r>
+              <w:t xml:space="preserve">0.674</w:t>
+            </w:r>
+          </w:p>
+        </w:tc>
+        <w:tc>
+          <w:tcPr/>
+          <w:p>
+            <w:pPr>
+              <w:pStyle w:val="Compact"/>
+            </w:pPr>
+            <w:r>
+              <w:t xml:space="preserve">0.428</w:t>
+            </w:r>
+          </w:p>
+        </w:tc>
+      </w:tr>
+      <w:tr>
+        <w:tc>
+          <w:tcPr/>
+          <w:p>
+            <w:pPr>
+              <w:pStyle w:val="Compact"/>
+            </w:pPr>
+            <w:r>
+              <w:t xml:space="preserve">blind_v3_ddinter</w:t>
+            </w:r>
+          </w:p>
+        </w:tc>
+        <w:tc>
+          <w:tcPr/>
+          <w:p>
+            <w:pPr>
+              <w:pStyle w:val="Compact"/>
+            </w:pPr>
+            <w:r>
+              <w:t xml:space="preserve">3000-token</w:t>
+            </w:r>
+          </w:p>
+        </w:tc>
+        <w:tc>
+          <w:tcPr/>
+          <w:p>
+            <w:pPr>
+              <w:pStyle w:val="Compact"/>
+            </w:pPr>
+            <w:r>
+              <w:t xml:space="preserve">pure_llm</w:t>
+            </w:r>
+          </w:p>
+        </w:tc>
+        <w:tc>
+          <w:tcPr/>
+          <w:p>
+            <w:pPr>
+              <w:pStyle w:val="Compact"/>
+            </w:pPr>
+            <w:r>
+              <w:t xml:space="preserve">92</w:t>
+            </w:r>
+          </w:p>
+        </w:tc>
+        <w:tc>
+          <w:tcPr/>
+          <w:p>
+            <w:pPr>
+              <w:pStyle w:val="Compact"/>
+            </w:pPr>
+            <w:r>
+              <w:t xml:space="preserve">0.080</w:t>
+            </w:r>
+          </w:p>
+        </w:tc>
+        <w:tc>
+          <w:tcPr/>
+          <w:p>
+            <w:pPr>
+              <w:pStyle w:val="Compact"/>
+            </w:pPr>
+            <w:r>
+              <w:t xml:space="preserve">1.000</w:t>
+            </w:r>
+          </w:p>
+        </w:tc>
+        <w:tc>
+          <w:tcPr/>
+          <w:p>
+            <w:pPr>
+              <w:pStyle w:val="Compact"/>
+            </w:pPr>
+            <w:r>
+              <w:t xml:space="preserve">0.148</w:t>
+            </w:r>
+          </w:p>
+        </w:tc>
+        <w:tc>
+          <w:tcPr/>
+          <w:p>
+            <w:pPr>
+              <w:pStyle w:val="Compact"/>
+            </w:pPr>
+            <w:r>
+              <w:t xml:space="preserve">0.609</w:t>
+            </w:r>
+          </w:p>
+        </w:tc>
+        <w:tc>
+          <w:tcPr/>
+          <w:p>
+            <w:pPr>
+              <w:pStyle w:val="Compact"/>
+            </w:pPr>
+            <w:r>
+              <w:t xml:space="preserve">0.317</w:t>
+            </w:r>
+          </w:p>
+        </w:tc>
+      </w:tr>
+      <w:tr>
+        <w:tc>
+          <w:tcPr/>
+          <w:p>
+            <w:pPr>
+              <w:pStyle w:val="Compact"/>
+            </w:pPr>
+            <w:r>
+              <w:t xml:space="preserve">blind_v3_ddinter</w:t>
+            </w:r>
+          </w:p>
+        </w:tc>
+        <w:tc>
+          <w:tcPr/>
+          <w:p>
+            <w:pPr>
+              <w:pStyle w:val="Compact"/>
+            </w:pPr>
+            <w:r>
+              <w:t xml:space="preserve">3000-token</w:t>
+            </w:r>
+          </w:p>
+        </w:tc>
+        <w:tc>
+          <w:tcPr/>
+          <w:p>
+            <w:pPr>
+              <w:pStyle w:val="Compact"/>
+            </w:pPr>
+            <w:r>
+              <w:t xml:space="preserve">naive_rag</w:t>
+            </w:r>
+          </w:p>
+        </w:tc>
+        <w:tc>
+          <w:tcPr/>
+          <w:p>
+            <w:pPr>
+              <w:pStyle w:val="Compact"/>
+            </w:pPr>
+            <w:r>
+              <w:t xml:space="preserve">92</w:t>
+            </w:r>
+          </w:p>
+        </w:tc>
+        <w:tc>
+          <w:tcPr/>
+          <w:p>
+            <w:pPr>
+              <w:pStyle w:val="Compact"/>
+            </w:pPr>
+            <w:r>
+              <w:t xml:space="preserve">0.400</w:t>
+            </w:r>
+          </w:p>
+        </w:tc>
+        <w:tc>
+          <w:tcPr/>
+          <w:p>
+            <w:pPr>
+              <w:pStyle w:val="Compact"/>
+            </w:pPr>
+            <w:r>
+              <w:t xml:space="preserve">1.000</w:t>
+            </w:r>
+          </w:p>
+        </w:tc>
+        <w:tc>
+          <w:tcPr/>
+          <w:p>
+            <w:pPr>
+              <w:pStyle w:val="Compact"/>
+            </w:pPr>
+            <w:r>
+              <w:t xml:space="preserve">0.571</w:t>
+            </w:r>
+          </w:p>
+        </w:tc>
+        <w:tc>
+          <w:tcPr/>
+          <w:p>
+            <w:pPr>
+              <w:pStyle w:val="Compact"/>
+            </w:pPr>
+            <w:r>
+              <w:t xml:space="preserve">0.728</w:t>
+            </w:r>
+          </w:p>
+        </w:tc>
+        <w:tc>
+          <w:tcPr/>
+          <w:p>
+            <w:pPr>
+              <w:pStyle w:val="Compact"/>
+            </w:pPr>
+            <w:r>
+              <w:t xml:space="preserve">0.553</w:t>
+            </w:r>
+          </w:p>
+        </w:tc>
+      </w:tr>
+      <w:tr>
+        <w:tc>
+          <w:tcPr/>
+          <w:p>
+            <w:pPr>
+              <w:pStyle w:val="Compact"/>
+            </w:pPr>
+            <w:r>
+              <w:t xml:space="preserve">blind_v3_ddinter</w:t>
+            </w:r>
+          </w:p>
+        </w:tc>
+        <w:tc>
+          <w:tcPr/>
+          <w:p>
+            <w:pPr>
+              <w:pStyle w:val="Compact"/>
+            </w:pPr>
+            <w:r>
+              <w:t xml:space="preserve">3000-token</w:t>
+            </w:r>
+          </w:p>
+        </w:tc>
+        <w:tc>
+          <w:tcPr/>
+          <w:p>
+            <w:pPr>
+              <w:pStyle w:val="Compact"/>
+            </w:pPr>
+            <w:r>
+              <w:t xml:space="preserve">lightrag</w:t>
+            </w:r>
+          </w:p>
+        </w:tc>
+        <w:tc>
+          <w:tcPr/>
+          <w:p>
+            <w:pPr>
+              <w:pStyle w:val="Compact"/>
+            </w:pPr>
+            <w:r>
+              <w:t xml:space="preserve">92</w:t>
+            </w:r>
+          </w:p>
+        </w:tc>
+        <w:tc>
+          <w:tcPr/>
+          <w:p>
+            <w:pPr>
+              <w:pStyle w:val="Compact"/>
+            </w:pPr>
+            <w:r>
+              <w:t xml:space="preserve">0.240</w:t>
+            </w:r>
+          </w:p>
+        </w:tc>
+        <w:tc>
+          <w:tcPr/>
+          <w:p>
+            <w:pPr>
+              <w:pStyle w:val="Compact"/>
+            </w:pPr>
+            <w:r>
+              <w:t xml:space="preserve">1.000</w:t>
+            </w:r>
+          </w:p>
+        </w:tc>
+        <w:tc>
+          <w:tcPr/>
+          <w:p>
+            <w:pPr>
+              <w:pStyle w:val="Compact"/>
+            </w:pPr>
+            <w:r>
+              <w:t xml:space="preserve">0.387</w:t>
             </w:r>
           </w:p>
         </w:tc>
@@ -15425,7 +16120,7 @@
         <w:rPr>
           <w:rFonts w:ascii="Times New Roman" w:hAnsi="Times New Roman"/>
         </w:rPr>
-        <w:t xml:space="preserve">Note: exact accuracy is on the three-level scale (high/medium/low); mean over five temperature conditions;</w:t>
+        <w:t xml:space="preserve">Note: exact accuracy is on the three-level scale;</w:t>
       </w:r>
       <w:r>
         <w:rPr>
@@ -15435,6 +16130,58 @@
       </w:r>
       <w:r>
         <w:rPr>
+          <w:rFonts w:ascii="Times New Roman" w:hAnsi="Times New Roman"/>
+          <w:b/>
+          <w:bCs/>
+        </w:rPr>
+        <w:t xml:space="preserve">10-token</w:t>
+      </w:r>
+      <w:r>
+        <w:rPr>
+          <w:rFonts w:ascii="Times New Roman" w:hAnsi="Times New Roman"/>
+        </w:rPr>
+        <w:t xml:space="preserve"> </w:t>
+      </w:r>
+      <w:r>
+        <w:rPr>
+          <w:rFonts w:ascii="Times New Roman" w:hAnsi="Times New Roman"/>
+        </w:rPr>
+        <w:t xml:space="preserve">denotes the primary comparison (non-reasoning model, 10-token cap, one call per case);</w:t>
+      </w:r>
+      <w:r>
+        <w:rPr>
+          <w:rFonts w:ascii="Times New Roman" w:hAnsi="Times New Roman"/>
+        </w:rPr>
+        <w:t xml:space="preserve"> </w:t>
+      </w:r>
+      <w:r>
+        <w:rPr>
+          <w:rFonts w:ascii="Times New Roman" w:hAnsi="Times New Roman"/>
+          <w:b/>
+          <w:bCs/>
+        </w:rPr>
+        <w:t xml:space="preserve">3000-token</w:t>
+      </w:r>
+      <w:r>
+        <w:rPr>
+          <w:rFonts w:ascii="Times New Roman" w:hAnsi="Times New Roman"/>
+        </w:rPr>
+        <w:t xml:space="preserve"> </w:t>
+      </w:r>
+      <w:r>
+        <w:rPr>
+          <w:rFonts w:ascii="Times New Roman" w:hAnsi="Times New Roman"/>
+        </w:rPr>
+        <w:t xml:space="preserve">denotes the re-run (reasoning model glm-5.3-flash, 3000-token budget, temperature 0.0, majority vote over five repeated samples).</w:t>
+      </w:r>
+      <w:r>
+        <w:rPr>
+          <w:rFonts w:ascii="Times New Roman" w:hAnsi="Times New Roman"/>
+        </w:rPr>
+        <w:t xml:space="preserve"> </w:t>
+      </w:r>
+      <w:r>
+        <w:rPr>
           <w:rStyle w:val="VerbatimChar"/>
           <w:rFonts w:ascii="Times New Roman" w:hAnsi="Times New Roman"/>
         </w:rPr>
@@ -15450,7 +16197,7 @@
         <w:rPr>
           <w:rFonts w:ascii="Times New Roman" w:hAnsi="Times New Roman"/>
         </w:rPr>
-        <w:t xml:space="preserve">SD = 0 (deterministic). Figures reflect the corrected flurbiprofen absorption tier.</w:t>
+        <w:t xml:space="preserve">is deterministic and therefore identical under both settings (SD = 0). Sensitivities are computed against each dataset’s gold; the 3000-token baselines assign high risk far more rarely, which raises specificity to ~1.000 while depressing sensitivity.</w:t>
       </w:r>
     </w:p>
     <w:p>

--- a/supplementary/Supplementary_Material.docx
+++ b/supplementary/Supplementary_Material.docx
@@ -539,6 +539,509 @@
           <w:b/>
           <w:bCs/>
         </w:rPr>
+        <w:t xml:space="preserve">Reasoning-model re-run (reported in Section 3.6 and Table 3 of the manuscript).</w:t>
+      </w:r>
+      <w:r>
+        <w:rPr>
+          <w:rFonts w:ascii="Times New Roman" w:hAnsi="Times New Roman"/>
+        </w:rPr>
+        <w:t xml:space="preserve"> </w:t>
+      </w:r>
+      <w:r>
+        <w:rPr>
+          <w:rFonts w:ascii="Times New Roman" w:hAnsi="Times New Roman"/>
+        </w:rPr>
+        <w:t xml:space="preserve">The three LLM baselines were re-run under an adequate output budget with a reasoning model. All parameters, as requested:</w:t>
+      </w:r>
+    </w:p>
+    <w:tbl>
+      <w:tblPr>
+        <w:tblStyle w:val="Table"/>
+        <w:tblW w:type="pct" w:w="5000"/>
+        <w:tblLayout w:type="fixed"/>
+        <w:tblLook w:firstRow="1" w:lastRow="0" w:firstColumn="0" w:lastColumn="0" w:noHBand="0" w:noVBand="0" w:val="0020"/>
+      </w:tblPr>
+      <w:tblGrid>
+        <w:gridCol w:w="3960"/>
+        <w:gridCol w:w="3960"/>
+      </w:tblGrid>
+      <w:tr>
+        <w:trPr>
+          <w:tblHeader w:val="on"/>
+        </w:trPr>
+        <w:tc>
+          <w:tcPr/>
+          <w:p>
+            <w:pPr>
+              <w:pStyle w:val="Compact"/>
+            </w:pPr>
+            <w:r>
+              <w:t xml:space="preserve">item</w:t>
+            </w:r>
+          </w:p>
+        </w:tc>
+        <w:tc>
+          <w:tcPr/>
+          <w:p>
+            <w:pPr>
+              <w:pStyle w:val="Compact"/>
+            </w:pPr>
+            <w:r>
+              <w:t xml:space="preserve">value</w:t>
+            </w:r>
+          </w:p>
+        </w:tc>
+      </w:tr>
+      <w:tr>
+        <w:tc>
+          <w:tcPr/>
+          <w:p>
+            <w:pPr>
+              <w:pStyle w:val="Compact"/>
+            </w:pPr>
+            <w:r>
+              <w:t xml:space="preserve">provider / endpoint</w:t>
+            </w:r>
+          </w:p>
+        </w:tc>
+        <w:tc>
+          <w:tcPr/>
+          <w:p>
+            <w:pPr>
+              <w:pStyle w:val="Compact"/>
+            </w:pPr>
+            <w:r>
+              <w:t xml:space="preserve">Zhipu AI,</w:t>
+            </w:r>
+            <w:r>
+              <w:t xml:space="preserve"> </w:t>
+            </w:r>
+            <w:r>
+              <w:rPr>
+                <w:rStyle w:val="VerbatimChar"/>
+              </w:rPr>
+              <w:t xml:space="preserve">https://open.bigmodel.cn/api/coding/paas/v4</w:t>
+            </w:r>
+            <w:r>
+              <w:t xml:space="preserve"> </w:t>
+            </w:r>
+            <w:r>
+              <w:t xml:space="preserve">(coding-plan endpoint)</w:t>
+            </w:r>
+          </w:p>
+        </w:tc>
+      </w:tr>
+      <w:tr>
+        <w:tc>
+          <w:tcPr/>
+          <w:p>
+            <w:pPr>
+              <w:pStyle w:val="Compact"/>
+            </w:pPr>
+            <w:r>
+              <w:t xml:space="preserve">model identifier</w:t>
+            </w:r>
+          </w:p>
+        </w:tc>
+        <w:tc>
+          <w:tcPr/>
+          <w:p>
+            <w:pPr>
+              <w:pStyle w:val="Compact"/>
+            </w:pPr>
+            <w:r>
+              <w:rPr>
+                <w:rStyle w:val="VerbatimChar"/>
+              </w:rPr>
+              <w:t xml:space="preserve">glm-5.3-flash</w:t>
+            </w:r>
+          </w:p>
+        </w:tc>
+      </w:tr>
+      <w:tr>
+        <w:tc>
+          <w:tcPr/>
+          <w:p>
+            <w:pPr>
+              <w:pStyle w:val="Compact"/>
+            </w:pPr>
+            <w:r>
+              <w:t xml:space="preserve">temperature</w:t>
+            </w:r>
+          </w:p>
+        </w:tc>
+        <w:tc>
+          <w:tcPr/>
+          <w:p>
+            <w:pPr>
+              <w:pStyle w:val="Compact"/>
+            </w:pPr>
+            <w:r>
+              <w:t xml:space="preserve">0.0, held fixed</w:t>
+            </w:r>
+          </w:p>
+        </w:tc>
+      </w:tr>
+      <w:tr>
+        <w:tc>
+          <w:tcPr/>
+          <w:p>
+            <w:pPr>
+              <w:pStyle w:val="Compact"/>
+            </w:pPr>
+            <w:r>
+              <w:t xml:space="preserve">max_tokens</w:t>
+            </w:r>
+          </w:p>
+        </w:tc>
+        <w:tc>
+          <w:tcPr/>
+          <w:p>
+            <w:pPr>
+              <w:pStyle w:val="Compact"/>
+            </w:pPr>
+            <w:r>
+              <w:t xml:space="preserve">3000</w:t>
+            </w:r>
+          </w:p>
+        </w:tc>
+      </w:tr>
+      <w:tr>
+        <w:tc>
+          <w:tcPr/>
+          <w:p>
+            <w:pPr>
+              <w:pStyle w:val="Compact"/>
+            </w:pPr>
+            <w:r>
+              <w:t xml:space="preserve">reasoning tokens</w:t>
+            </w:r>
+          </w:p>
+        </w:tc>
+        <w:tc>
+          <w:tcPr/>
+          <w:p>
+            <w:pPr>
+              <w:pStyle w:val="Compact"/>
+            </w:pPr>
+            <w:r>
+              <w:t xml:space="preserve">count against the 3000-token budget (</w:t>
+            </w:r>
+            <w:r>
+              <w:rPr>
+                <w:rStyle w:val="VerbatimChar"/>
+              </w:rPr>
+              <w:t xml:space="preserve">reasoning_content</w:t>
+            </w:r>
+            <w:r>
+              <w:t xml:space="preserve"> </w:t>
+            </w:r>
+            <w:r>
+              <w:t xml:space="preserve">is emitted before</w:t>
+            </w:r>
+            <w:r>
+              <w:t xml:space="preserve"> </w:t>
+            </w:r>
+            <w:r>
+              <w:rPr>
+                <w:rStyle w:val="VerbatimChar"/>
+              </w:rPr>
+              <w:t xml:space="preserve">content</w:t>
+            </w:r>
+            <w:r>
+              <w:t xml:space="preserve">)</w:t>
+            </w:r>
+          </w:p>
+        </w:tc>
+      </w:tr>
+      <w:tr>
+        <w:tc>
+          <w:tcPr/>
+          <w:p>
+            <w:pPr>
+              <w:pStyle w:val="Compact"/>
+            </w:pPr>
+            <w:r>
+              <w:t xml:space="preserve">samples per case</w:t>
+            </w:r>
+          </w:p>
+        </w:tc>
+        <w:tc>
+          <w:tcPr/>
+          <w:p>
+            <w:pPr>
+              <w:pStyle w:val="Compact"/>
+            </w:pPr>
+            <w:r>
+              <w:t xml:space="preserve">5</w:t>
+            </w:r>
+          </w:p>
+        </w:tc>
+      </w:tr>
+      <w:tr>
+        <w:tc>
+          <w:tcPr/>
+          <w:p>
+            <w:pPr>
+              <w:pStyle w:val="Compact"/>
+            </w:pPr>
+            <w:r>
+              <w:t xml:space="preserve">aggregation</w:t>
+            </w:r>
+          </w:p>
+        </w:tc>
+        <w:tc>
+          <w:tcPr/>
+          <w:p>
+            <w:pPr>
+              <w:pStyle w:val="Compact"/>
+            </w:pPr>
+            <w:r>
+              <w:t xml:space="preserve">majority vote over the 5 samples</w:t>
+            </w:r>
+          </w:p>
+        </w:tc>
+      </w:tr>
+      <w:tr>
+        <w:tc>
+          <w:tcPr/>
+          <w:p>
+            <w:pPr>
+              <w:pStyle w:val="Compact"/>
+            </w:pPr>
+            <w:r>
+              <w:t xml:space="preserve">parse rule</w:t>
+            </w:r>
+          </w:p>
+        </w:tc>
+        <w:tc>
+          <w:tcPr/>
+          <w:p>
+            <w:pPr>
+              <w:pStyle w:val="Compact"/>
+            </w:pPr>
+            <w:r>
+              <w:t xml:space="preserve">per sample: exact match, else</w:t>
+            </w:r>
+            <w:r>
+              <w:t xml:space="preserve"> </w:t>
+            </w:r>
+            <w:r>
+              <w:rPr>
+                <w:rStyle w:val="VerbatimChar"/>
+              </w:rPr>
+              <w:t xml:space="preserve">high</w:t>
+            </w:r>
+            <w:r>
+              <w:t xml:space="preserve"> </w:t>
+            </w:r>
+            <w:r>
+              <w:t xml:space="preserve">&gt;</w:t>
+            </w:r>
+            <w:r>
+              <w:t xml:space="preserve"> </w:t>
+            </w:r>
+            <w:r>
+              <w:rPr>
+                <w:rStyle w:val="VerbatimChar"/>
+              </w:rPr>
+              <w:t xml:space="preserve">medium</w:t>
+            </w:r>
+            <w:r>
+              <w:t xml:space="preserve">/</w:t>
+            </w:r>
+            <w:r>
+              <w:rPr>
+                <w:rStyle w:val="VerbatimChar"/>
+              </w:rPr>
+              <w:t xml:space="preserve">moderate</w:t>
+            </w:r>
+            <w:r>
+              <w:t xml:space="preserve"> </w:t>
+            </w:r>
+            <w:r>
+              <w:t xml:space="preserve">&gt;</w:t>
+            </w:r>
+            <w:r>
+              <w:t xml:space="preserve"> </w:t>
+            </w:r>
+            <w:r>
+              <w:rPr>
+                <w:rStyle w:val="VerbatimChar"/>
+              </w:rPr>
+              <w:t xml:space="preserve">low</w:t>
+            </w:r>
+            <w:r>
+              <w:t xml:space="preserve">, else</w:t>
+            </w:r>
+            <w:r>
+              <w:t xml:space="preserve"> </w:t>
+            </w:r>
+            <w:r>
+              <w:rPr>
+                <w:rStyle w:val="VerbatimChar"/>
+              </w:rPr>
+              <w:t xml:space="preserve">unknown</w:t>
+            </w:r>
+          </w:p>
+        </w:tc>
+      </w:tr>
+      <w:tr>
+        <w:tc>
+          <w:tcPr/>
+          <w:p>
+            <w:pPr>
+              <w:pStyle w:val="Compact"/>
+            </w:pPr>
+            <w:r>
+              <w:t xml:space="preserve">truncated responses</w:t>
+            </w:r>
+          </w:p>
+        </w:tc>
+        <w:tc>
+          <w:tcPr/>
+          <w:p>
+            <w:pPr>
+              <w:pStyle w:val="Compact"/>
+            </w:pPr>
+            <w:r>
+              <w:t xml:space="preserve">0 of 3,150 (</w:t>
+            </w:r>
+            <w:r>
+              <w:rPr>
+                <w:rStyle w:val="VerbatimChar"/>
+              </w:rPr>
+              <w:t xml:space="preserve">completion_tokens</w:t>
+            </w:r>
+            <w:r>
+              <w:t xml:space="preserve"> </w:t>
+            </w:r>
+            <w:r>
+              <w:t xml:space="preserve">never reached</w:t>
+            </w:r>
+            <w:r>
+              <w:t xml:space="preserve"> </w:t>
+            </w:r>
+            <w:r>
+              <w:rPr>
+                <w:rStyle w:val="VerbatimChar"/>
+              </w:rPr>
+              <w:t xml:space="preserve">max_tokens</w:t>
+            </w:r>
+            <w:r>
+              <w:t xml:space="preserve">)</w:t>
+            </w:r>
+          </w:p>
+        </w:tc>
+      </w:tr>
+      <w:tr>
+        <w:tc>
+          <w:tcPr/>
+          <w:p>
+            <w:pPr>
+              <w:pStyle w:val="Compact"/>
+            </w:pPr>
+            <w:r>
+              <w:t xml:space="preserve">run dates</w:t>
+            </w:r>
+          </w:p>
+        </w:tc>
+        <w:tc>
+          <w:tcPr/>
+          <w:p>
+            <w:pPr>
+              <w:pStyle w:val="Compact"/>
+            </w:pPr>
+            <w:r>
+              <w:t xml:space="preserve">23-24 September 2026</w:t>
+            </w:r>
+          </w:p>
+        </w:tc>
+      </w:tr>
+      <w:tr>
+        <w:tc>
+          <w:tcPr/>
+          <w:p>
+            <w:pPr>
+              <w:pStyle w:val="Compact"/>
+            </w:pPr>
+            <w:r>
+              <w:t xml:space="preserve">raw responses</w:t>
+            </w:r>
+          </w:p>
+        </w:tc>
+        <w:tc>
+          <w:tcPr/>
+          <w:p>
+            <w:pPr>
+              <w:pStyle w:val="Compact"/>
+            </w:pPr>
+            <w:r>
+              <w:t xml:space="preserve">deposited in full:</w:t>
+            </w:r>
+            <w:r>
+              <w:t xml:space="preserve"> </w:t>
+            </w:r>
+            <w:r>
+              <w:rPr>
+                <w:rStyle w:val="VerbatimChar"/>
+              </w:rPr>
+              <w:t xml:space="preserve">data/predictions/glm53_baselines/predictions.jsonl</w:t>
+            </w:r>
+          </w:p>
+        </w:tc>
+      </w:tr>
+      <w:tr>
+        <w:tc>
+          <w:tcPr/>
+          <w:p>
+            <w:pPr>
+              <w:pStyle w:val="Compact"/>
+            </w:pPr>
+            <w:r>
+              <w:t xml:space="preserve">run script</w:t>
+            </w:r>
+          </w:p>
+        </w:tc>
+        <w:tc>
+          <w:tcPr/>
+          <w:p>
+            <w:pPr>
+              <w:pStyle w:val="Compact"/>
+            </w:pPr>
+            <w:r>
+              <w:rPr>
+                <w:rStyle w:val="VerbatimChar"/>
+              </w:rPr>
+              <w:t xml:space="preserve">scripts/rerun_glm53_baselines.py</w:t>
+            </w:r>
+          </w:p>
+        </w:tc>
+      </w:tr>
+    </w:tbl>
+    <w:p>
+      <w:pPr>
+        <w:pStyle w:val="BodyText"/>
+        <w:spacing w:line="360" w:lineRule="auto"/>
+      </w:pPr>
+      <w:r>
+        <w:rPr>
+          <w:rFonts w:ascii="Times New Roman" w:hAnsi="Times New Roman"/>
+        </w:rPr>
+        <w:t xml:space="preserve">Single-model caveat: this is one commercial reasoning model at one endpoint, and the endpoint exposes no checkpoint revision. The finding that reasoning models adopt a conservative rarely-high-risk policy is therefore a property of this model at this budget, not a claim about reasoning models in general. The deterministic cascade makes no model call and is identical under both settings.</w:t>
+      </w:r>
+    </w:p>
+    <w:p>
+      <w:pPr>
+        <w:pStyle w:val="BodyText"/>
+        <w:spacing w:line="360" w:lineRule="auto"/>
+      </w:pPr>
+      <w:r>
+        <w:rPr>
+          <w:rFonts w:ascii="Times New Roman" w:hAnsi="Times New Roman"/>
+          <w:b/>
+          <w:bCs/>
+        </w:rPr>
         <w:t xml:space="preserve">System prompt (all three LLM methods).</w:t>
       </w:r>
     </w:p>
@@ -1875,6 +2378,160 @@
           <w:rFonts w:ascii="Times New Roman" w:hAnsi="Times New Roman"/>
         </w:rPr>
         <w:t xml:space="preserve">Statistical tests: exact McNemar, Wilson 95% CI, bootstrap CI for kappa, Clopper-Pearson for proportions</w:t>
+      </w:r>
+    </w:p>
+    <w:p>
+      <w:pPr>
+        <w:pStyle w:val="FirstParagraph"/>
+        <w:spacing w:line="360" w:lineRule="auto"/>
+      </w:pPr>
+      <w:r>
+        <w:rPr>
+          <w:rFonts w:ascii="Times New Roman" w:hAnsi="Times New Roman"/>
+          <w:b/>
+          <w:bCs/>
+        </w:rPr>
+        <w:t xml:space="preserve">Retrieval-scope caveat for the audit set (disclosed in manuscript Section 3.5).</w:t>
+      </w:r>
+      <w:r>
+        <w:rPr>
+          <w:rFonts w:ascii="Times New Roman" w:hAnsi="Times New Roman"/>
+        </w:rPr>
+        <w:t xml:space="preserve"> </w:t>
+      </w:r>
+      <w:r>
+        <w:rPr>
+          <w:rFonts w:ascii="Times New Roman" w:hAnsi="Times New Roman"/>
+        </w:rPr>
+        <w:t xml:space="preserve">Of the 1,307 evidence chunks, 500 are DDInter 2.0 severity statements, and the audit gold for the 62 third-party-graded cases</w:t>
+      </w:r>
+      <w:r>
+        <w:rPr>
+          <w:rFonts w:ascii="Times New Roman" w:hAnsi="Times New Roman"/>
+        </w:rPr>
+        <w:t xml:space="preserve"> </w:t>
+      </w:r>
+      <w:r>
+        <w:rPr>
+          <w:rFonts w:ascii="Times New Roman" w:hAnsi="Times New Roman"/>
+          <w:i/>
+          <w:iCs/>
+        </w:rPr>
+        <w:t xml:space="preserve">is</w:t>
+      </w:r>
+      <w:r>
+        <w:rPr>
+          <w:rFonts w:ascii="Times New Roman" w:hAnsi="Times New Roman"/>
+        </w:rPr>
+        <w:t xml:space="preserve"> </w:t>
+      </w:r>
+      <w:r>
+        <w:rPr>
+          <w:rFonts w:ascii="Times New Roman" w:hAnsi="Times New Roman"/>
+        </w:rPr>
+        <w:t xml:space="preserve">the DDInter value. Running the deposited BM25 retrieval with the deposited parameters, the top-3 passages contain the pair’s own DDInter statement for</w:t>
+      </w:r>
+      <w:r>
+        <w:rPr>
+          <w:rFonts w:ascii="Times New Roman" w:hAnsi="Times New Roman"/>
+        </w:rPr>
+        <w:t xml:space="preserve"> </w:t>
+      </w:r>
+      <w:r>
+        <w:rPr>
+          <w:rFonts w:ascii="Times New Roman" w:hAnsi="Times New Roman"/>
+          <w:b/>
+          <w:bCs/>
+        </w:rPr>
+        <w:t xml:space="preserve">19 of those 62 cases</w:t>
+      </w:r>
+      <w:r>
+        <w:rPr>
+          <w:rFonts w:ascii="Times New Roman" w:hAnsi="Times New Roman"/>
+        </w:rPr>
+        <w:t xml:space="preserve"> </w:t>
+      </w:r>
+      <w:r>
+        <w:rPr>
+          <w:rFonts w:ascii="Times New Roman" w:hAnsi="Times New Roman"/>
+        </w:rPr>
+        <w:t xml:space="preserve">(</w:t>
+      </w:r>
+      <w:r>
+        <w:rPr>
+          <w:rStyle w:val="VerbatimChar"/>
+          <w:rFonts w:ascii="Times New Roman" w:hAnsi="Times New Roman"/>
+        </w:rPr>
+        <w:t xml:space="preserve">scripts/naive_rag_leakage_audit.py</w:t>
+      </w:r>
+      <w:r>
+        <w:rPr>
+          <w:rFonts w:ascii="Times New Roman" w:hAnsi="Times New Roman"/>
+        </w:rPr>
+        <w:t xml:space="preserve">; result deposited as</w:t>
+      </w:r>
+      <w:r>
+        <w:rPr>
+          <w:rFonts w:ascii="Times New Roman" w:hAnsi="Times New Roman"/>
+        </w:rPr>
+        <w:t xml:space="preserve"> </w:t>
+      </w:r>
+      <w:r>
+        <w:rPr>
+          <w:rStyle w:val="VerbatimChar"/>
+          <w:rFonts w:ascii="Times New Roman" w:hAnsi="Times New Roman"/>
+        </w:rPr>
+        <w:t xml:space="preserve">audits/recomputed/naive_rag_leakage.json</w:t>
+      </w:r>
+      <w:r>
+        <w:rPr>
+          <w:rFonts w:ascii="Times New Roman" w:hAnsi="Times New Roman"/>
+        </w:rPr>
+        <w:t xml:space="preserve">). For those cases</w:t>
+      </w:r>
+      <w:r>
+        <w:rPr>
+          <w:rFonts w:ascii="Times New Roman" w:hAnsi="Times New Roman"/>
+        </w:rPr>
+        <w:t xml:space="preserve"> </w:t>
+      </w:r>
+      <w:r>
+        <w:rPr>
+          <w:rStyle w:val="VerbatimChar"/>
+          <w:rFonts w:ascii="Times New Roman" w:hAnsi="Times New Roman"/>
+        </w:rPr>
+        <w:t xml:space="preserve">naive_rag</w:t>
+      </w:r>
+      <w:r>
+        <w:rPr>
+          <w:rFonts w:ascii="Times New Roman" w:hAnsi="Times New Roman"/>
+        </w:rPr>
+        <w:t xml:space="preserve"> </w:t>
+      </w:r>
+      <w:r>
+        <w:rPr>
+          <w:rFonts w:ascii="Times New Roman" w:hAnsi="Times New Roman"/>
+        </w:rPr>
+        <w:t xml:space="preserve">retrieves the gold label, so its accuracy on that subset is not independent evidence. The same applies in weaker form to</w:t>
+      </w:r>
+      <w:r>
+        <w:rPr>
+          <w:rFonts w:ascii="Times New Roman" w:hAnsi="Times New Roman"/>
+        </w:rPr>
+        <w:t xml:space="preserve"> </w:t>
+      </w:r>
+      <w:r>
+        <w:rPr>
+          <w:rStyle w:val="VerbatimChar"/>
+          <w:rFonts w:ascii="Times New Roman" w:hAnsi="Times New Roman"/>
+        </w:rPr>
+        <w:t xml:space="preserve">lightrag</w:t>
+      </w:r>
+      <w:r>
+        <w:rPr>
+          <w:rFonts w:ascii="Times New Roman" w:hAnsi="Times New Roman"/>
+        </w:rPr>
+        <w:t xml:space="preserve">, whose knowledge-graph profiles are built from the same curated corpus. The deterministic cascade does not query that corpus at inference time.</w:t>
       </w:r>
     </w:p>
     <w:bookmarkEnd w:id="24"/>
@@ -2673,7 +3330,7 @@
           <w:b/>
           <w:bCs/>
         </w:rPr>
-        <w:t xml:space="preserve">Supplementary Table S1. L1 literature-derived gold: the ten exact-scale disagreements, with the pharmacological rationale for each.</w:t>
+        <w:t xml:space="preserve">Supplementary Table S1. L1 literature-derived gold: the eleven exact-scale disagreements, with the pharmacological rationale for each.</w:t>
       </w:r>
     </w:p>
     <w:tbl>
@@ -3574,7 +4231,7 @@
         <w:rPr>
           <w:rFonts w:ascii="Times New Roman" w:hAnsi="Times New Roman"/>
         </w:rPr>
-        <w:t xml:space="preserve">All ten disagreements occur in the guideline-sourced subset (n = 58); the procedurally frozen blind subset (n = 40) and the FDA/Stockley’s/BNF mechanism subset (n = 20) were classified with perfect exact accuracy.</w:t>
+        <w:t xml:space="preserve">All eleven disagreements occur in the guideline-sourced subset (n = 58); the procedurally frozen blind subset (n = 40) and the FDA/Stockley’s/BNF mechanism subset (n = 20) were classified with perfect exact accuracy.</w:t>
       </w:r>
     </w:p>
     <w:p>
@@ -3834,7 +4491,8 @@
     <w:tbl>
       <w:tblPr>
         <w:tblStyle w:val="Table"/>
-        <w:tblW w:type="auto" w:w="0"/>
+        <w:tblW w:type="pct" w:w="5000"/>
+        <w:tblLayout w:type="fixed"/>
         <w:tblLook w:firstRow="1" w:lastRow="0" w:firstColumn="0" w:lastColumn="0" w:noHBand="0" w:noVBand="0" w:val="0020"/>
       </w:tblPr>
       <w:tblGrid>
@@ -3890,18 +4548,18 @@
               <w:pStyle w:val="Compact"/>
             </w:pPr>
             <w:r>
-              <w:t xml:space="preserve">gold</w:t>
-            </w:r>
-          </w:p>
-        </w:tc>
-        <w:tc>
-          <w:tcPr/>
-          <w:p>
-            <w:pPr>
-              <w:pStyle w:val="Compact"/>
-            </w:pPr>
-            <w:r>
-              <w:t xml:space="preserve">system</w:t>
+              <w:t xml:space="preserve">gold shown</w:t>
+            </w:r>
+          </w:p>
+        </w:tc>
+        <w:tc>
+          <w:tcPr/>
+          <w:p>
+            <w:pPr>
+              <w:pStyle w:val="Compact"/>
+            </w:pPr>
+            <w:r>
+              <w:t xml:space="preserve">system shown</w:t>
             </w:r>
           </w:p>
         </w:tc>
@@ -4149,6 +4807,85 @@
               <w:pStyle w:val="Compact"/>
             </w:pPr>
             <w:r>
+              <w:t xml:space="preserve">low</w:t>
+            </w:r>
+          </w:p>
+        </w:tc>
+        <w:tc>
+          <w:tcPr/>
+          <w:p>
+            <w:pPr>
+              <w:pStyle w:val="Compact"/>
+            </w:pPr>
+            <w:r>
+              <w:t xml:space="preserve">low</w:t>
+            </w:r>
+          </w:p>
+        </w:tc>
+      </w:tr>
+      <w:tr>
+        <w:tc>
+          <w:tcPr/>
+          <w:p>
+            <w:pPr>
+              <w:pStyle w:val="Compact"/>
+            </w:pPr>
+            <w:r>
+              <w:t xml:space="preserve">R04</w:t>
+            </w:r>
+          </w:p>
+        </w:tc>
+        <w:tc>
+          <w:tcPr/>
+          <w:p>
+            <w:pPr>
+              <w:pStyle w:val="Compact"/>
+            </w:pPr>
+            <w:r>
+              <w:t xml:space="preserve">Atropine</w:t>
+            </w:r>
+          </w:p>
+        </w:tc>
+        <w:tc>
+          <w:tcPr/>
+          <w:p>
+            <w:pPr>
+              <w:pStyle w:val="Compact"/>
+            </w:pPr>
+            <w:r>
+              <w:t xml:space="preserve">Tramadol</w:t>
+            </w:r>
+          </w:p>
+        </w:tc>
+        <w:tc>
+          <w:tcPr/>
+          <w:p>
+            <w:pPr>
+              <w:pStyle w:val="Compact"/>
+            </w:pPr>
+            <w:r>
+              <w:t xml:space="preserve">high</w:t>
+            </w:r>
+          </w:p>
+        </w:tc>
+        <w:tc>
+          <w:tcPr/>
+          <w:p>
+            <w:pPr>
+              <w:pStyle w:val="Compact"/>
+            </w:pPr>
+            <w:r>
+              <w:t xml:space="preserve">high</w:t>
+            </w:r>
+          </w:p>
+        </w:tc>
+        <w:tc>
+          <w:tcPr/>
+          <w:p>
+            <w:pPr>
+              <w:pStyle w:val="Compact"/>
+            </w:pPr>
+            <w:r>
               <w:t xml:space="preserve">medium</w:t>
             </w:r>
           </w:p>
@@ -4173,7 +4910,86 @@
               <w:pStyle w:val="Compact"/>
             </w:pPr>
             <w:r>
-              <w:t xml:space="preserve">R04</w:t>
+              <w:t xml:space="preserve">R05</w:t>
+            </w:r>
+          </w:p>
+        </w:tc>
+        <w:tc>
+          <w:tcPr/>
+          <w:p>
+            <w:pPr>
+              <w:pStyle w:val="Compact"/>
+            </w:pPr>
+            <w:r>
+              <w:t xml:space="preserve">Scopolamine</w:t>
+            </w:r>
+          </w:p>
+        </w:tc>
+        <w:tc>
+          <w:tcPr/>
+          <w:p>
+            <w:pPr>
+              <w:pStyle w:val="Compact"/>
+            </w:pPr>
+            <w:r>
+              <w:t xml:space="preserve">Amitriptyline</w:t>
+            </w:r>
+          </w:p>
+        </w:tc>
+        <w:tc>
+          <w:tcPr/>
+          <w:p>
+            <w:pPr>
+              <w:pStyle w:val="Compact"/>
+            </w:pPr>
+            <w:r>
+              <w:t xml:space="preserve">high</w:t>
+            </w:r>
+          </w:p>
+        </w:tc>
+        <w:tc>
+          <w:tcPr/>
+          <w:p>
+            <w:pPr>
+              <w:pStyle w:val="Compact"/>
+            </w:pPr>
+            <w:r>
+              <w:t xml:space="preserve">high</w:t>
+            </w:r>
+          </w:p>
+        </w:tc>
+        <w:tc>
+          <w:tcPr/>
+          <w:p>
+            <w:pPr>
+              <w:pStyle w:val="Compact"/>
+            </w:pPr>
+            <w:r>
+              <w:t xml:space="preserve">medium</w:t>
+            </w:r>
+          </w:p>
+        </w:tc>
+        <w:tc>
+          <w:tcPr/>
+          <w:p>
+            <w:pPr>
+              <w:pStyle w:val="Compact"/>
+            </w:pPr>
+            <w:r>
+              <w:t xml:space="preserve">medium</w:t>
+            </w:r>
+          </w:p>
+        </w:tc>
+      </w:tr>
+      <w:tr>
+        <w:tc>
+          <w:tcPr/>
+          <w:p>
+            <w:pPr>
+              <w:pStyle w:val="Compact"/>
+            </w:pPr>
+            <w:r>
+              <w:t xml:space="preserve">R06</w:t>
             </w:r>
           </w:p>
         </w:tc>
@@ -4195,7 +5011,7 @@
               <w:pStyle w:val="Compact"/>
             </w:pPr>
             <w:r>
-              <w:t xml:space="preserve">Tramadol</w:t>
+              <w:t xml:space="preserve">Oxycodone</w:t>
             </w:r>
           </w:p>
         </w:tc>
@@ -4252,29 +5068,141 @@
               <w:pStyle w:val="Compact"/>
             </w:pPr>
             <w:r>
-              <w:t xml:space="preserve">R05</w:t>
-            </w:r>
-          </w:p>
-        </w:tc>
-        <w:tc>
-          <w:tcPr/>
-          <w:p>
-            <w:pPr>
-              <w:pStyle w:val="Compact"/>
-            </w:pPr>
-            <w:r>
-              <w:t xml:space="preserve">Scopolamine</w:t>
-            </w:r>
-          </w:p>
-        </w:tc>
-        <w:tc>
-          <w:tcPr/>
-          <w:p>
-            <w:pPr>
-              <w:pStyle w:val="Compact"/>
-            </w:pPr>
-            <w:r>
-              <w:t xml:space="preserve">Amitriptyline</w:t>
+              <w:t xml:space="preserve">R07</w:t>
+            </w:r>
+          </w:p>
+        </w:tc>
+        <w:tc>
+          <w:tcPr/>
+          <w:p>
+            <w:pPr>
+              <w:pStyle w:val="Compact"/>
+            </w:pPr>
+            <w:r>
+              <w:t xml:space="preserve">Levofloxacin</w:t>
+            </w:r>
+          </w:p>
+        </w:tc>
+        <w:tc>
+          <w:tcPr/>
+          <w:p>
+            <w:pPr>
+              <w:pStyle w:val="Compact"/>
+            </w:pPr>
+            <w:r>
+              <w:t xml:space="preserve">Sotalol</w:t>
+            </w:r>
+          </w:p>
+        </w:tc>
+        <w:tc>
+          <w:tcPr/>
+          <w:p>
+            <w:pPr>
+              <w:pStyle w:val="Compact"/>
+            </w:pPr>
+            <w:r>
+              <w:t xml:space="preserve">low</w:t>
+            </w:r>
+          </w:p>
+        </w:tc>
+        <w:tc>
+          <w:tcPr/>
+          <w:p>
+            <w:pPr>
+              <w:pStyle w:val="Compact"/>
+            </w:pPr>
+            <w:r>
+              <w:t xml:space="preserve">low</w:t>
+            </w:r>
+          </w:p>
+        </w:tc>
+        <w:tc>
+          <w:tcPr/>
+          <w:p>
+            <w:pPr>
+              <w:pStyle w:val="Compact"/>
+            </w:pPr>
+            <w:r>
+              <w:t xml:space="preserve">low</w:t>
+            </w:r>
+          </w:p>
+        </w:tc>
+        <w:tc>
+          <w:tcPr/>
+          <w:p>
+            <w:pPr>
+              <w:pStyle w:val="Compact"/>
+            </w:pPr>
+            <w:r>
+              <w:t xml:space="preserve">low</w:t>
+            </w:r>
+          </w:p>
+        </w:tc>
+      </w:tr>
+      <w:tr>
+        <w:tc>
+          <w:tcPr/>
+          <w:p>
+            <w:pPr>
+              <w:pStyle w:val="Compact"/>
+            </w:pPr>
+            <w:r>
+              <w:t xml:space="preserve">R08</w:t>
+            </w:r>
+          </w:p>
+        </w:tc>
+        <w:tc>
+          <w:tcPr/>
+          <w:p>
+            <w:pPr>
+              <w:pStyle w:val="Compact"/>
+            </w:pPr>
+            <w:r>
+              <w:t xml:space="preserve">Betaxolol</w:t>
+            </w:r>
+          </w:p>
+        </w:tc>
+        <w:tc>
+          <w:tcPr/>
+          <w:p>
+            <w:pPr>
+              <w:pStyle w:val="Compact"/>
+            </w:pPr>
+            <w:r>
+              <w:t xml:space="preserve">Verapamil</w:t>
+            </w:r>
+          </w:p>
+        </w:tc>
+        <w:tc>
+          <w:tcPr/>
+          <w:p>
+            <w:pPr>
+              <w:pStyle w:val="Compact"/>
+            </w:pPr>
+            <w:r>
+              <w:t xml:space="preserve">medium</w:t>
+            </w:r>
+          </w:p>
+        </w:tc>
+        <w:tc>
+          <w:tcPr/>
+          <w:p>
+            <w:pPr>
+              <w:pStyle w:val="Compact"/>
+            </w:pPr>
+            <w:r>
+              <w:t xml:space="preserve">medium</w:t>
+            </w:r>
+          </w:p>
+        </w:tc>
+        <w:tc>
+          <w:tcPr/>
+          <w:p>
+            <w:pPr>
+              <w:pStyle w:val="Compact"/>
+            </w:pPr>
+            <w:r>
+              <w:t xml:space="preserve">medium</w:t>
             </w:r>
           </w:p>
         </w:tc>
@@ -4289,14 +5217,38 @@
             </w:r>
           </w:p>
         </w:tc>
-        <w:tc>
-          <w:tcPr/>
-          <w:p>
-            <w:pPr>
-              <w:pStyle w:val="Compact"/>
-            </w:pPr>
-            <w:r>
-              <w:t xml:space="preserve">high</w:t>
+      </w:tr>
+      <w:tr>
+        <w:tc>
+          <w:tcPr/>
+          <w:p>
+            <w:pPr>
+              <w:pStyle w:val="Compact"/>
+            </w:pPr>
+            <w:r>
+              <w:t xml:space="preserve">R09</w:t>
+            </w:r>
+          </w:p>
+        </w:tc>
+        <w:tc>
+          <w:tcPr/>
+          <w:p>
+            <w:pPr>
+              <w:pStyle w:val="Compact"/>
+            </w:pPr>
+            <w:r>
+              <w:t xml:space="preserve">Ketorolac</w:t>
+            </w:r>
+          </w:p>
+        </w:tc>
+        <w:tc>
+          <w:tcPr/>
+          <w:p>
+            <w:pPr>
+              <w:pStyle w:val="Compact"/>
+            </w:pPr>
+            <w:r>
+              <w:t xml:space="preserve">Rivaroxaban</w:t>
             </w:r>
           </w:p>
         </w:tc>
@@ -4322,60 +5274,71 @@
             </w:r>
           </w:p>
         </w:tc>
-      </w:tr>
-      <w:tr>
-        <w:tc>
-          <w:tcPr/>
-          <w:p>
-            <w:pPr>
-              <w:pStyle w:val="Compact"/>
-            </w:pPr>
-            <w:r>
-              <w:t xml:space="preserve">R06</w:t>
-            </w:r>
-          </w:p>
-        </w:tc>
-        <w:tc>
-          <w:tcPr/>
-          <w:p>
-            <w:pPr>
-              <w:pStyle w:val="Compact"/>
-            </w:pPr>
-            <w:r>
-              <w:t xml:space="preserve">Atropine</w:t>
-            </w:r>
-          </w:p>
-        </w:tc>
-        <w:tc>
-          <w:tcPr/>
-          <w:p>
-            <w:pPr>
-              <w:pStyle w:val="Compact"/>
-            </w:pPr>
-            <w:r>
-              <w:t xml:space="preserve">Oxycodone</w:t>
-            </w:r>
-          </w:p>
-        </w:tc>
-        <w:tc>
-          <w:tcPr/>
-          <w:p>
-            <w:pPr>
-              <w:pStyle w:val="Compact"/>
-            </w:pPr>
-            <w:r>
-              <w:t xml:space="preserve">high</w:t>
-            </w:r>
-          </w:p>
-        </w:tc>
-        <w:tc>
-          <w:tcPr/>
-          <w:p>
-            <w:pPr>
-              <w:pStyle w:val="Compact"/>
-            </w:pPr>
-            <w:r>
-              <w:t xml:space="preserve">high</w:t>
+        <w:tc>
+          <w:tcPr/>
+          <w:p>
+            <w:pPr>
+              <w:pStyle w:val="Compact"/>
+            </w:pPr>
+            <w:r>
+              <w:t xml:space="preserve">low</w:t>
+            </w:r>
+          </w:p>
+        </w:tc>
+        <w:tc>
+          <w:tcPr/>
+          <w:p>
+            <w:pPr>
+              <w:pStyle w:val="Compact"/>
+            </w:pPr>
+            <w:r>
+              <w:t xml:space="preserve">low</w:t>
+            </w:r>
+          </w:p>
+        </w:tc>
+      </w:tr>
+      <w:tr>
+        <w:tc>
+          <w:tcPr/>
+          <w:p>
+            <w:pPr>
+              <w:pStyle w:val="Compact"/>
+            </w:pPr>
+            <w:r>
+              <w:t xml:space="preserve">R10</w:t>
+            </w:r>
+          </w:p>
+        </w:tc>
+        <w:tc>
+          <w:tcPr/>
+          <w:p>
+            <w:pPr>
+              <w:pStyle w:val="Compact"/>
+            </w:pPr>
+            <w:r>
+              <w:t xml:space="preserve">Fluorometholone</w:t>
+            </w:r>
+          </w:p>
+        </w:tc>
+        <w:tc>
+          <w:tcPr/>
+          <w:p>
+            <w:pPr>
+              <w:pStyle w:val="Compact"/>
+            </w:pPr>
+            <w:r>
+              <w:t xml:space="preserve">Prednisone</w:t>
+            </w:r>
+          </w:p>
+        </w:tc>
+        <w:tc>
+          <w:tcPr/>
+          <w:p>
+            <w:pPr>
+              <w:pStyle w:val="Compact"/>
+            </w:pPr>
+            <w:r>
+              <w:t xml:space="preserve">low</w:t>
             </w:r>
           </w:p>
         </w:tc>
@@ -4397,45 +5360,78 @@
               <w:pStyle w:val="Compact"/>
             </w:pPr>
             <w:r>
+              <w:t xml:space="preserve">low</w:t>
+            </w:r>
+          </w:p>
+        </w:tc>
+        <w:tc>
+          <w:tcPr/>
+          <w:p>
+            <w:pPr>
+              <w:pStyle w:val="Compact"/>
+            </w:pPr>
+            <w:r>
+              <w:t xml:space="preserve">low</w:t>
+            </w:r>
+          </w:p>
+        </w:tc>
+      </w:tr>
+      <w:tr>
+        <w:tc>
+          <w:tcPr/>
+          <w:p>
+            <w:pPr>
+              <w:pStyle w:val="Compact"/>
+            </w:pPr>
+            <w:r>
+              <w:t xml:space="preserve">R11</w:t>
+            </w:r>
+          </w:p>
+        </w:tc>
+        <w:tc>
+          <w:tcPr/>
+          <w:p>
+            <w:pPr>
+              <w:pStyle w:val="Compact"/>
+            </w:pPr>
+            <w:r>
+              <w:t xml:space="preserve">Fluorometholone</w:t>
+            </w:r>
+          </w:p>
+        </w:tc>
+        <w:tc>
+          <w:tcPr/>
+          <w:p>
+            <w:pPr>
+              <w:pStyle w:val="Compact"/>
+            </w:pPr>
+            <w:r>
+              <w:t xml:space="preserve">Glimepiride</w:t>
+            </w:r>
+          </w:p>
+        </w:tc>
+        <w:tc>
+          <w:tcPr/>
+          <w:p>
+            <w:pPr>
+              <w:pStyle w:val="Compact"/>
+            </w:pPr>
+            <w:r>
+              <w:t xml:space="preserve">low</w:t>
+            </w:r>
+          </w:p>
+        </w:tc>
+        <w:tc>
+          <w:tcPr/>
+          <w:p>
+            <w:pPr>
+              <w:pStyle w:val="Compact"/>
+            </w:pPr>
+            <w:r>
               <w:t xml:space="preserve">medium</w:t>
             </w:r>
           </w:p>
         </w:tc>
-      </w:tr>
-      <w:tr>
-        <w:tc>
-          <w:tcPr/>
-          <w:p>
-            <w:pPr>
-              <w:pStyle w:val="Compact"/>
-            </w:pPr>
-            <w:r>
-              <w:t xml:space="preserve">R07</w:t>
-            </w:r>
-          </w:p>
-        </w:tc>
-        <w:tc>
-          <w:tcPr/>
-          <w:p>
-            <w:pPr>
-              <w:pStyle w:val="Compact"/>
-            </w:pPr>
-            <w:r>
-              <w:t xml:space="preserve">Levofloxacin</w:t>
-            </w:r>
-          </w:p>
-        </w:tc>
-        <w:tc>
-          <w:tcPr/>
-          <w:p>
-            <w:pPr>
-              <w:pStyle w:val="Compact"/>
-            </w:pPr>
-            <w:r>
-              <w:t xml:space="preserve">Sotalol</w:t>
-            </w:r>
-          </w:p>
-        </w:tc>
         <w:tc>
           <w:tcPr/>
           <w:p>
@@ -4458,6 +5454,63 @@
             </w:r>
           </w:p>
         </w:tc>
+      </w:tr>
+      <w:tr>
+        <w:tc>
+          <w:tcPr/>
+          <w:p>
+            <w:pPr>
+              <w:pStyle w:val="Compact"/>
+            </w:pPr>
+            <w:r>
+              <w:t xml:space="preserve">R12</w:t>
+            </w:r>
+          </w:p>
+        </w:tc>
+        <w:tc>
+          <w:tcPr/>
+          <w:p>
+            <w:pPr>
+              <w:pStyle w:val="Compact"/>
+            </w:pPr>
+            <w:r>
+              <w:t xml:space="preserve">Ketorolac</w:t>
+            </w:r>
+          </w:p>
+        </w:tc>
+        <w:tc>
+          <w:tcPr/>
+          <w:p>
+            <w:pPr>
+              <w:pStyle w:val="Compact"/>
+            </w:pPr>
+            <w:r>
+              <w:t xml:space="preserve">Warfarin</w:t>
+            </w:r>
+          </w:p>
+        </w:tc>
+        <w:tc>
+          <w:tcPr/>
+          <w:p>
+            <w:pPr>
+              <w:pStyle w:val="Compact"/>
+            </w:pPr>
+            <w:r>
+              <w:t xml:space="preserve">medium</w:t>
+            </w:r>
+          </w:p>
+        </w:tc>
+        <w:tc>
+          <w:tcPr/>
+          <w:p>
+            <w:pPr>
+              <w:pStyle w:val="Compact"/>
+            </w:pPr>
+            <w:r>
+              <w:t xml:space="preserve">medium</w:t>
+            </w:r>
+          </w:p>
+        </w:tc>
         <w:tc>
           <w:tcPr/>
           <w:p>
@@ -4481,402 +5534,32 @@
           </w:p>
         </w:tc>
       </w:tr>
-      <w:tr>
-        <w:tc>
-          <w:tcPr/>
-          <w:p>
-            <w:pPr>
-              <w:pStyle w:val="Compact"/>
-            </w:pPr>
-            <w:r>
-              <w:t xml:space="preserve">R08</w:t>
-            </w:r>
-          </w:p>
-        </w:tc>
-        <w:tc>
-          <w:tcPr/>
-          <w:p>
-            <w:pPr>
-              <w:pStyle w:val="Compact"/>
-            </w:pPr>
-            <w:r>
-              <w:t xml:space="preserve">Betaxolol</w:t>
-            </w:r>
-          </w:p>
-        </w:tc>
-        <w:tc>
-          <w:tcPr/>
-          <w:p>
-            <w:pPr>
-              <w:pStyle w:val="Compact"/>
-            </w:pPr>
-            <w:r>
-              <w:t xml:space="preserve">Verapamil</w:t>
-            </w:r>
-          </w:p>
-        </w:tc>
-        <w:tc>
-          <w:tcPr/>
-          <w:p>
-            <w:pPr>
-              <w:pStyle w:val="Compact"/>
-            </w:pPr>
-            <w:r>
-              <w:t xml:space="preserve">medium</w:t>
-            </w:r>
-          </w:p>
-        </w:tc>
-        <w:tc>
-          <w:tcPr/>
-          <w:p>
-            <w:pPr>
-              <w:pStyle w:val="Compact"/>
-            </w:pPr>
-            <w:r>
-              <w:t xml:space="preserve">medium</w:t>
-            </w:r>
-          </w:p>
-        </w:tc>
-        <w:tc>
-          <w:tcPr/>
-          <w:p>
-            <w:pPr>
-              <w:pStyle w:val="Compact"/>
-            </w:pPr>
-            <w:r>
-              <w:t xml:space="preserve">medium</w:t>
-            </w:r>
-          </w:p>
-        </w:tc>
-        <w:tc>
-          <w:tcPr/>
-          <w:p>
-            <w:pPr>
-              <w:pStyle w:val="Compact"/>
-            </w:pPr>
-            <w:r>
-              <w:t xml:space="preserve">high</w:t>
-            </w:r>
-          </w:p>
-        </w:tc>
-      </w:tr>
-      <w:tr>
-        <w:tc>
-          <w:tcPr/>
-          <w:p>
-            <w:pPr>
-              <w:pStyle w:val="Compact"/>
-            </w:pPr>
-            <w:r>
-              <w:t xml:space="preserve">R09</w:t>
-            </w:r>
-          </w:p>
-        </w:tc>
-        <w:tc>
-          <w:tcPr/>
-          <w:p>
-            <w:pPr>
-              <w:pStyle w:val="Compact"/>
-            </w:pPr>
-            <w:r>
-              <w:t xml:space="preserve">Ketorolac</w:t>
-            </w:r>
-          </w:p>
-        </w:tc>
-        <w:tc>
-          <w:tcPr/>
-          <w:p>
-            <w:pPr>
-              <w:pStyle w:val="Compact"/>
-            </w:pPr>
-            <w:r>
-              <w:t xml:space="preserve">Rivaroxaban</w:t>
-            </w:r>
-          </w:p>
-        </w:tc>
-        <w:tc>
-          <w:tcPr/>
-          <w:p>
-            <w:pPr>
-              <w:pStyle w:val="Compact"/>
-            </w:pPr>
-            <w:r>
-              <w:t xml:space="preserve">medium</w:t>
-            </w:r>
-          </w:p>
-        </w:tc>
-        <w:tc>
-          <w:tcPr/>
-          <w:p>
-            <w:pPr>
-              <w:pStyle w:val="Compact"/>
-            </w:pPr>
-            <w:r>
-              <w:t xml:space="preserve">medium</w:t>
-            </w:r>
-          </w:p>
-        </w:tc>
-        <w:tc>
-          <w:tcPr/>
-          <w:p>
-            <w:pPr>
-              <w:pStyle w:val="Compact"/>
-            </w:pPr>
-            <w:r>
-              <w:t xml:space="preserve">low</w:t>
-            </w:r>
-          </w:p>
-        </w:tc>
-        <w:tc>
-          <w:tcPr/>
-          <w:p>
-            <w:pPr>
-              <w:pStyle w:val="Compact"/>
-            </w:pPr>
-            <w:r>
-              <w:t xml:space="preserve">low</w:t>
-            </w:r>
-          </w:p>
-        </w:tc>
-      </w:tr>
-      <w:tr>
-        <w:tc>
-          <w:tcPr/>
-          <w:p>
-            <w:pPr>
-              <w:pStyle w:val="Compact"/>
-            </w:pPr>
-            <w:r>
-              <w:t xml:space="preserve">R10</w:t>
-            </w:r>
-          </w:p>
-        </w:tc>
-        <w:tc>
-          <w:tcPr/>
-          <w:p>
-            <w:pPr>
-              <w:pStyle w:val="Compact"/>
-            </w:pPr>
-            <w:r>
-              <w:t xml:space="preserve">Fluorometholone</w:t>
-            </w:r>
-          </w:p>
-        </w:tc>
-        <w:tc>
-          <w:tcPr/>
-          <w:p>
-            <w:pPr>
-              <w:pStyle w:val="Compact"/>
-            </w:pPr>
-            <w:r>
-              <w:t xml:space="preserve">Prednisone</w:t>
-            </w:r>
-          </w:p>
-        </w:tc>
-        <w:tc>
-          <w:tcPr/>
-          <w:p>
-            <w:pPr>
-              <w:pStyle w:val="Compact"/>
-            </w:pPr>
-            <w:r>
-              <w:t xml:space="preserve">low</w:t>
-            </w:r>
-          </w:p>
-        </w:tc>
-        <w:tc>
-          <w:tcPr/>
-          <w:p>
-            <w:pPr>
-              <w:pStyle w:val="Compact"/>
-            </w:pPr>
-            <w:r>
-              <w:t xml:space="preserve">low</w:t>
-            </w:r>
-          </w:p>
-        </w:tc>
-        <w:tc>
-          <w:tcPr/>
-          <w:p>
-            <w:pPr>
-              <w:pStyle w:val="Compact"/>
-            </w:pPr>
-            <w:r>
-              <w:t xml:space="preserve">low</w:t>
-            </w:r>
-          </w:p>
-        </w:tc>
-        <w:tc>
-          <w:tcPr/>
-          <w:p>
-            <w:pPr>
-              <w:pStyle w:val="Compact"/>
-            </w:pPr>
-            <w:r>
-              <w:t xml:space="preserve">low</w:t>
-            </w:r>
-          </w:p>
-        </w:tc>
-      </w:tr>
-      <w:tr>
-        <w:tc>
-          <w:tcPr/>
-          <w:p>
-            <w:pPr>
-              <w:pStyle w:val="Compact"/>
-            </w:pPr>
-            <w:r>
-              <w:t xml:space="preserve">R11</w:t>
-            </w:r>
-          </w:p>
-        </w:tc>
-        <w:tc>
-          <w:tcPr/>
-          <w:p>
-            <w:pPr>
-              <w:pStyle w:val="Compact"/>
-            </w:pPr>
-            <w:r>
-              <w:t xml:space="preserve">Fluorometholone</w:t>
-            </w:r>
-          </w:p>
-        </w:tc>
-        <w:tc>
-          <w:tcPr/>
-          <w:p>
-            <w:pPr>
-              <w:pStyle w:val="Compact"/>
-            </w:pPr>
-            <w:r>
-              <w:t xml:space="preserve">Glimepiride</w:t>
-            </w:r>
-          </w:p>
-        </w:tc>
-        <w:tc>
-          <w:tcPr/>
-          <w:p>
-            <w:pPr>
-              <w:pStyle w:val="Compact"/>
-            </w:pPr>
-            <w:r>
-              <w:t xml:space="preserve">low</w:t>
-            </w:r>
-          </w:p>
-        </w:tc>
-        <w:tc>
-          <w:tcPr/>
-          <w:p>
-            <w:pPr>
-              <w:pStyle w:val="Compact"/>
-            </w:pPr>
-            <w:r>
-              <w:t xml:space="preserve">low</w:t>
-            </w:r>
-          </w:p>
-        </w:tc>
-        <w:tc>
-          <w:tcPr/>
-          <w:p>
-            <w:pPr>
-              <w:pStyle w:val="Compact"/>
-            </w:pPr>
-            <w:r>
-              <w:t xml:space="preserve">low</w:t>
-            </w:r>
-          </w:p>
-        </w:tc>
-        <w:tc>
-          <w:tcPr/>
-          <w:p>
-            <w:pPr>
-              <w:pStyle w:val="Compact"/>
-            </w:pPr>
-            <w:r>
-              <w:t xml:space="preserve">low</w:t>
-            </w:r>
-          </w:p>
-        </w:tc>
-      </w:tr>
-      <w:tr>
-        <w:tc>
-          <w:tcPr/>
-          <w:p>
-            <w:pPr>
-              <w:pStyle w:val="Compact"/>
-            </w:pPr>
-            <w:r>
-              <w:t xml:space="preserve">R12</w:t>
-            </w:r>
-          </w:p>
-        </w:tc>
-        <w:tc>
-          <w:tcPr/>
-          <w:p>
-            <w:pPr>
-              <w:pStyle w:val="Compact"/>
-            </w:pPr>
-            <w:r>
-              <w:t xml:space="preserve">Ketorolac</w:t>
-            </w:r>
-          </w:p>
-        </w:tc>
-        <w:tc>
-          <w:tcPr/>
-          <w:p>
-            <w:pPr>
-              <w:pStyle w:val="Compact"/>
-            </w:pPr>
-            <w:r>
-              <w:t xml:space="preserve">Warfarin</w:t>
-            </w:r>
-          </w:p>
-        </w:tc>
-        <w:tc>
-          <w:tcPr/>
-          <w:p>
-            <w:pPr>
-              <w:pStyle w:val="Compact"/>
-            </w:pPr>
-            <w:r>
-              <w:t xml:space="preserve">medium</w:t>
-            </w:r>
-          </w:p>
-        </w:tc>
-        <w:tc>
-          <w:tcPr/>
-          <w:p>
-            <w:pPr>
-              <w:pStyle w:val="Compact"/>
-            </w:pPr>
-            <w:r>
-              <w:t xml:space="preserve">medium</w:t>
-            </w:r>
-          </w:p>
-        </w:tc>
-        <w:tc>
-          <w:tcPr/>
-          <w:p>
-            <w:pPr>
-              <w:pStyle w:val="Compact"/>
-            </w:pPr>
-            <w:r>
-              <w:t xml:space="preserve">low</w:t>
-            </w:r>
-          </w:p>
-        </w:tc>
-        <w:tc>
-          <w:tcPr/>
-          <w:p>
-            <w:pPr>
-              <w:pStyle w:val="Compact"/>
-            </w:pPr>
-            <w:r>
-              <w:t xml:space="preserve">low</w:t>
-            </w:r>
-          </w:p>
-        </w:tc>
-      </w:tr>
     </w:tbl>
+    <w:p>
+      <w:pPr>
+        <w:pStyle w:val="BodyText"/>
+        <w:spacing w:line="360" w:lineRule="auto"/>
+      </w:pPr>
+      <w:r>
+        <w:rPr>
+          <w:rStyle w:val="VerbatimChar"/>
+          <w:rFonts w:ascii="Times New Roman" w:hAnsi="Times New Roman"/>
+        </w:rPr>
+        <w:t xml:space="preserve">system shown</w:t>
+      </w:r>
+      <w:r>
+        <w:rPr>
+          <w:rFonts w:ascii="Times New Roman" w:hAnsi="Times New Roman"/>
+        </w:rPr>
+        <w:t xml:space="preserve"> </w:t>
+      </w:r>
+      <w:r>
+        <w:rPr>
+          <w:rFonts w:ascii="Times New Roman" w:hAnsi="Times New Roman"/>
+        </w:rPr>
+        <w:t xml:space="preserve">is the grade the experts were shown, which is the comparator for expert-system agreement; for R10 and R11 the displayed grade was medium while the current engine returns low. Expert values are transcribed from the returned questionnaires: expert 1’s form is deposited as a scan, expert 2’s responses were returned in text. R03 is recorded as low/low; an earlier version of this table listed medium/medium in error.</w:t>
+      </w:r>
+    </w:p>
     <w:p>
       <w:pPr>
         <w:pStyle w:val="BodyText"/>
@@ -5188,20 +5871,26 @@
         <w:rPr>
           <w:rFonts w:ascii="Times New Roman" w:hAnsi="Times New Roman"/>
         </w:rPr>
-        <w:t xml:space="preserve">); the L3 hard constraint treats the last four as forcing low risk. Two tier values acknowledged in the discussion (</w:t>
+        <w:t xml:space="preserve">). As implemented in</w:t>
+      </w:r>
+      <w:r>
+        <w:rPr>
+          <w:rFonts w:ascii="Times New Roman" w:hAnsi="Times New Roman"/>
+        </w:rPr>
+        <w:t xml:space="preserve"> </w:t>
       </w:r>
       <w:r>
         <w:rPr>
           <w:rStyle w:val="VerbatimChar"/>
           <w:rFonts w:ascii="Times New Roman" w:hAnsi="Times New Roman"/>
         </w:rPr>
-        <w:t xml:space="preserve">none</w:t>
-      </w:r>
-      <w:r>
-        <w:rPr>
-          <w:rFonts w:ascii="Times New Roman" w:hAnsi="Times New Roman"/>
-        </w:rPr>
-        <w:t xml:space="preserve">, and the bare</w:t>
+        <w:t xml:space="preserve">kg_layer.py</w:t>
+      </w:r>
+      <w:r>
+        <w:rPr>
+          <w:rFonts w:ascii="Times New Roman" w:hAnsi="Times New Roman"/>
+        </w:rPr>
+        <w:t xml:space="preserve">, the L3 hard constraint fires on</w:t>
       </w:r>
       <w:r>
         <w:rPr>
@@ -5211,16 +5900,73 @@
       </w:r>
       <w:r>
         <w:rPr>
+          <w:rFonts w:ascii="Times New Roman" w:hAnsi="Times New Roman"/>
+          <w:b/>
+          <w:bCs/>
+        </w:rPr>
+        <w:t xml:space="preserve">two</w:t>
+      </w:r>
+      <w:r>
+        <w:rPr>
+          <w:rFonts w:ascii="Times New Roman" w:hAnsi="Times New Roman"/>
+        </w:rPr>
+        <w:t xml:space="preserve"> </w:t>
+      </w:r>
+      <w:r>
+        <w:rPr>
+          <w:rFonts w:ascii="Times New Roman" w:hAnsi="Times New Roman"/>
+        </w:rPr>
+        <w:t xml:space="preserve">of them –</w:t>
+      </w:r>
+      <w:r>
+        <w:rPr>
+          <w:rFonts w:ascii="Times New Roman" w:hAnsi="Times New Roman"/>
+        </w:rPr>
+        <w:t xml:space="preserve"> </w:t>
+      </w:r>
+      <w:r>
+        <w:rPr>
           <w:rStyle w:val="VerbatimChar"/>
           <w:rFonts w:ascii="Times New Roman" w:hAnsi="Times New Roman"/>
         </w:rPr>
-        <w:t xml:space="preserve">minimal_systemic_absorption</w:t>
-      </w:r>
-      <w:r>
-        <w:rPr>
-          <w:rFonts w:ascii="Times New Roman" w:hAnsi="Times New Roman"/>
-        </w:rPr>
-        <w:t xml:space="preserve">) fall outside that test.</w:t>
+        <w:t xml:space="preserve">systemic_absorption_low</w:t>
+      </w:r>
+      <w:r>
+        <w:rPr>
+          <w:rFonts w:ascii="Times New Roman" w:hAnsi="Times New Roman"/>
+        </w:rPr>
+        <w:t xml:space="preserve"> </w:t>
+      </w:r>
+      <w:r>
+        <w:rPr>
+          <w:rFonts w:ascii="Times New Roman" w:hAnsi="Times New Roman"/>
+        </w:rPr>
+        <w:t xml:space="preserve">and</w:t>
+      </w:r>
+      <w:r>
+        <w:rPr>
+          <w:rFonts w:ascii="Times New Roman" w:hAnsi="Times New Roman"/>
+        </w:rPr>
+        <w:t xml:space="preserve"> </w:t>
+      </w:r>
+      <w:r>
+        <w:rPr>
+          <w:rStyle w:val="VerbatimChar"/>
+          <w:rFonts w:ascii="Times New Roman" w:hAnsi="Times New Roman"/>
+        </w:rPr>
+        <w:t xml:space="preserve">systemic_absorption_very_low</w:t>
+      </w:r>
+      <w:r>
+        <w:rPr>
+          <w:rFonts w:ascii="Times New Roman" w:hAnsi="Times New Roman"/>
+        </w:rPr>
+        <w:t xml:space="preserve"> </w:t>
+      </w:r>
+      <w:r>
+        <w:rPr>
+          <w:rFonts w:ascii="Times New Roman" w:hAnsi="Times New Roman"/>
+        </w:rPr>
+        <w:t xml:space="preserve">– and forces those to low risk; the remaining four values preserve the assigned level. (Section 2.2 of the manuscript previously said four tiers were tested; the code tests two. Final grades are unaffected because the other low-exposure values are already mapped to low within the matrix layer.)</w:t>
       </w:r>
     </w:p>
     <w:tbl>
@@ -5231,11 +5977,12 @@
         <w:tblLook w:firstRow="1" w:lastRow="0" w:firstColumn="0" w:lastColumn="0" w:noHBand="0" w:noVBand="0" w:val="0020"/>
       </w:tblPr>
       <w:tblGrid>
-        <w:gridCol w:w="1584"/>
-        <w:gridCol w:w="1584"/>
-        <w:gridCol w:w="1584"/>
-        <w:gridCol w:w="1584"/>
-        <w:gridCol w:w="1584"/>
+        <w:gridCol w:w="1320"/>
+        <w:gridCol w:w="1320"/>
+        <w:gridCol w:w="1320"/>
+        <w:gridCol w:w="1320"/>
+        <w:gridCol w:w="1320"/>
+        <w:gridCol w:w="1320"/>
       </w:tblGrid>
       <w:tr>
         <w:trPr>
@@ -5292,6 +6039,17 @@
               <w:pStyle w:val="Compact"/>
             </w:pPr>
             <w:r>
+              <w:t xml:space="preserve">evidence_status</w:t>
+            </w:r>
+          </w:p>
+        </w:tc>
+        <w:tc>
+          <w:tcPr/>
+          <w:p>
+            <w:pPr>
+              <w:pStyle w:val="Compact"/>
+            </w:pPr>
+            <w:r>
               <w:t xml:space="preserve">evidence_sources</w:t>
             </w:r>
           </w:p>
@@ -5349,6 +6107,17 @@
               <w:pStyle w:val="Compact"/>
             </w:pPr>
             <w:r>
+              <w:t xml:space="preserve">accession_only;curation_agrees</w:t>
+            </w:r>
+          </w:p>
+        </w:tc>
+        <w:tc>
+          <w:tcPr/>
+          <w:p>
+            <w:pPr>
+              <w:pStyle w:val="Compact"/>
+            </w:pPr>
+            <w:r>
               <w:t xml:space="preserve">DrugBank DB00373</w:t>
             </w:r>
           </w:p>
@@ -5406,6 +6175,17 @@
               <w:pStyle w:val="Compact"/>
             </w:pPr>
             <w:r>
+              <w:t xml:space="preserve">accession_only;curation_agrees</w:t>
+            </w:r>
+          </w:p>
+        </w:tc>
+        <w:tc>
+          <w:tcPr/>
+          <w:p>
+            <w:pPr>
+              <w:pStyle w:val="Compact"/>
+            </w:pPr>
+            <w:r>
               <w:t xml:space="preserve">DrugBank DB00195</w:t>
             </w:r>
           </w:p>
@@ -5463,6 +6243,17 @@
               <w:pStyle w:val="Compact"/>
             </w:pPr>
             <w:r>
+              <w:t xml:space="preserve">accession_only;curation_agrees</w:t>
+            </w:r>
+          </w:p>
+        </w:tc>
+        <w:tc>
+          <w:tcPr/>
+          <w:p>
+            <w:pPr>
+              <w:pStyle w:val="Compact"/>
+            </w:pPr>
+            <w:r>
               <w:t xml:space="preserve">DrugBank DB01210</w:t>
             </w:r>
           </w:p>
@@ -5520,6 +6311,17 @@
               <w:pStyle w:val="Compact"/>
             </w:pPr>
             <w:r>
+              <w:t xml:space="preserve">accession_only;curation_agrees</w:t>
+            </w:r>
+          </w:p>
+        </w:tc>
+        <w:tc>
+          <w:tcPr/>
+          <w:p>
+            <w:pPr>
+              <w:pStyle w:val="Compact"/>
+            </w:pPr>
+            <w:r>
               <w:t xml:space="preserve">DrugBank DB00521</w:t>
             </w:r>
           </w:p>
@@ -5577,6 +6379,17 @@
               <w:pStyle w:val="Compact"/>
             </w:pPr>
             <w:r>
+              <w:t xml:space="preserve">accession_only;curation_agrees</w:t>
+            </w:r>
+          </w:p>
+        </w:tc>
+        <w:tc>
+          <w:tcPr/>
+          <w:p>
+            <w:pPr>
+              <w:pStyle w:val="Compact"/>
+            </w:pPr>
+            <w:r>
               <w:t xml:space="preserve">DrugBank DB01214</w:t>
             </w:r>
           </w:p>
@@ -5634,6 +6447,17 @@
               <w:pStyle w:val="Compact"/>
             </w:pPr>
             <w:r>
+              <w:t xml:space="preserve">accession_only;curation_agrees</w:t>
+            </w:r>
+          </w:p>
+        </w:tc>
+        <w:tc>
+          <w:tcPr/>
+          <w:p>
+            <w:pPr>
+              <w:pStyle w:val="Compact"/>
+            </w:pPr>
+            <w:r>
               <w:t xml:space="preserve">DrugBank DB00654</w:t>
             </w:r>
           </w:p>
@@ -5691,6 +6515,17 @@
               <w:pStyle w:val="Compact"/>
             </w:pPr>
             <w:r>
+              <w:t xml:space="preserve">accession_only;curation_agrees</w:t>
+            </w:r>
+          </w:p>
+        </w:tc>
+        <w:tc>
+          <w:tcPr/>
+          <w:p>
+            <w:pPr>
+              <w:pStyle w:val="Compact"/>
+            </w:pPr>
+            <w:r>
               <w:t xml:space="preserve">DrugBank DB00387</w:t>
             </w:r>
           </w:p>
@@ -5748,6 +6583,17 @@
               <w:pStyle w:val="Compact"/>
             </w:pPr>
             <w:r>
+              <w:t xml:space="preserve">accession_only;curation_agrees</w:t>
+            </w:r>
+          </w:p>
+        </w:tc>
+        <w:tc>
+          <w:tcPr/>
+          <w:p>
+            <w:pPr>
+              <w:pStyle w:val="Compact"/>
+            </w:pPr>
+            <w:r>
               <w:t xml:space="preserve">DrugBank DB00905</w:t>
             </w:r>
           </w:p>
@@ -5805,6 +6651,17 @@
               <w:pStyle w:val="Compact"/>
             </w:pPr>
             <w:r>
+              <w:t xml:space="preserve">accession_only;curation_agrees</w:t>
+            </w:r>
+          </w:p>
+        </w:tc>
+        <w:tc>
+          <w:tcPr/>
+          <w:p>
+            <w:pPr>
+              <w:pStyle w:val="Compact"/>
+            </w:pPr>
+            <w:r>
               <w:t xml:space="preserve">DrugBank DB08866</w:t>
             </w:r>
           </w:p>
@@ -5862,6 +6719,17 @@
               <w:pStyle w:val="Compact"/>
             </w:pPr>
             <w:r>
+              <w:t xml:space="preserve">accession_only;curation_agrees</w:t>
+            </w:r>
+          </w:p>
+        </w:tc>
+        <w:tc>
+          <w:tcPr/>
+          <w:p>
+            <w:pPr>
+              <w:pStyle w:val="Compact"/>
+            </w:pPr>
+            <w:r>
               <w:t xml:space="preserve">DrugBank DB14882</w:t>
             </w:r>
           </w:p>
@@ -5919,6 +6787,17 @@
               <w:pStyle w:val="Compact"/>
             </w:pPr>
             <w:r>
+              <w:t xml:space="preserve">accession_only;curation_agrees</w:t>
+            </w:r>
+          </w:p>
+        </w:tc>
+        <w:tc>
+          <w:tcPr/>
+          <w:p>
+            <w:pPr>
+              <w:pStyle w:val="Compact"/>
+            </w:pPr>
+            <w:r>
               <w:t xml:space="preserve">DrugBank DB06402</w:t>
             </w:r>
           </w:p>
@@ -5976,6 +6855,17 @@
               <w:pStyle w:val="Compact"/>
             </w:pPr>
             <w:r>
+              <w:t xml:space="preserve">accession_only;curation_agrees</w:t>
+            </w:r>
+          </w:p>
+        </w:tc>
+        <w:tc>
+          <w:tcPr/>
+          <w:p>
+            <w:pPr>
+              <w:pStyle w:val="Compact"/>
+            </w:pPr>
+            <w:r>
               <w:t xml:space="preserve">DrugBank DB00484</w:t>
             </w:r>
           </w:p>
@@ -6033,6 +6923,17 @@
               <w:pStyle w:val="Compact"/>
             </w:pPr>
             <w:r>
+              <w:t xml:space="preserve">accession_only;curation_agrees</w:t>
+            </w:r>
+          </w:p>
+        </w:tc>
+        <w:tc>
+          <w:tcPr/>
+          <w:p>
+            <w:pPr>
+              <w:pStyle w:val="Compact"/>
+            </w:pPr>
+            <w:r>
               <w:t xml:space="preserve">DrugBank DB00935</w:t>
             </w:r>
           </w:p>
@@ -6090,6 +6991,17 @@
               <w:pStyle w:val="Compact"/>
             </w:pPr>
             <w:r>
+              <w:t xml:space="preserve">accession_only;curation_differs</w:t>
+            </w:r>
+          </w:p>
+        </w:tc>
+        <w:tc>
+          <w:tcPr/>
+          <w:p>
+            <w:pPr>
+              <w:pStyle w:val="Compact"/>
+            </w:pPr>
+            <w:r>
               <w:t xml:space="preserve">DrugBank DB00869</w:t>
             </w:r>
           </w:p>
@@ -6147,6 +7059,17 @@
               <w:pStyle w:val="Compact"/>
             </w:pPr>
             <w:r>
+              <w:t xml:space="preserve">accession_only;curation_differs</w:t>
+            </w:r>
+          </w:p>
+        </w:tc>
+        <w:tc>
+          <w:tcPr/>
+          <w:p>
+            <w:pPr>
+              <w:pStyle w:val="Compact"/>
+            </w:pPr>
+            <w:r>
               <w:t xml:space="preserve">DrugBank DB01194</w:t>
             </w:r>
           </w:p>
@@ -6204,6 +7127,17 @@
               <w:pStyle w:val="Compact"/>
             </w:pPr>
             <w:r>
+              <w:t xml:space="preserve">accession_only;curation_agrees</w:t>
+            </w:r>
+          </w:p>
+        </w:tc>
+        <w:tc>
+          <w:tcPr/>
+          <w:p>
+            <w:pPr>
+              <w:pStyle w:val="Compact"/>
+            </w:pPr>
+            <w:r>
               <w:t xml:space="preserve">DrugBank DB13931</w:t>
             </w:r>
           </w:p>
@@ -6261,6 +7195,17 @@
               <w:pStyle w:val="Compact"/>
             </w:pPr>
             <w:r>
+              <w:t xml:space="preserve">accession_only;curation_agrees</w:t>
+            </w:r>
+          </w:p>
+        </w:tc>
+        <w:tc>
+          <w:tcPr/>
+          <w:p>
+            <w:pPr>
+              <w:pStyle w:val="Compact"/>
+            </w:pPr>
+            <w:r>
               <w:t xml:space="preserve">DrugBank DB16487</w:t>
             </w:r>
           </w:p>
@@ -6318,6 +7263,17 @@
               <w:pStyle w:val="Compact"/>
             </w:pPr>
             <w:r>
+              <w:t xml:space="preserve">accession_only;curation_agrees</w:t>
+            </w:r>
+          </w:p>
+        </w:tc>
+        <w:tc>
+          <w:tcPr/>
+          <w:p>
+            <w:pPr>
+              <w:pStyle w:val="Compact"/>
+            </w:pPr>
+            <w:r>
               <w:t xml:space="preserve">DrugBank DB01085</w:t>
             </w:r>
           </w:p>
@@ -6375,6 +7331,17 @@
               <w:pStyle w:val="Compact"/>
             </w:pPr>
             <w:r>
+              <w:t xml:space="preserve">accession_only;curation_agrees</w:t>
+            </w:r>
+          </w:p>
+        </w:tc>
+        <w:tc>
+          <w:tcPr/>
+          <w:p>
+            <w:pPr>
+              <w:pStyle w:val="Compact"/>
+            </w:pPr>
+            <w:r>
               <w:t xml:space="preserve">DrugBank DB00411</w:t>
             </w:r>
           </w:p>
@@ -6432,6 +7399,17 @@
               <w:pStyle w:val="Compact"/>
             </w:pPr>
             <w:r>
+              <w:t xml:space="preserve">accession_only;curation_agrees</w:t>
+            </w:r>
+          </w:p>
+        </w:tc>
+        <w:tc>
+          <w:tcPr/>
+          <w:p>
+            <w:pPr>
+              <w:pStyle w:val="Compact"/>
+            </w:pPr>
+            <w:r>
               <w:t xml:space="preserve">DrugBank DB01057</w:t>
             </w:r>
           </w:p>
@@ -6489,6 +7467,17 @@
               <w:pStyle w:val="Compact"/>
             </w:pPr>
             <w:r>
+              <w:t xml:space="preserve">accession_only;curation_differs</w:t>
+            </w:r>
+          </w:p>
+        </w:tc>
+        <w:tc>
+          <w:tcPr/>
+          <w:p>
+            <w:pPr>
+              <w:pStyle w:val="Compact"/>
+            </w:pPr>
+            <w:r>
               <w:t xml:space="preserve">PubMed</w:t>
             </w:r>
           </w:p>
@@ -6546,6 +7535,17 @@
               <w:pStyle w:val="Compact"/>
             </w:pPr>
             <w:r>
+              <w:t xml:space="preserve">accession_only;curation_differs</w:t>
+            </w:r>
+          </w:p>
+        </w:tc>
+        <w:tc>
+          <w:tcPr/>
+          <w:p>
+            <w:pPr>
+              <w:pStyle w:val="Compact"/>
+            </w:pPr>
+            <w:r>
               <w:t xml:space="preserve">PubMed</w:t>
             </w:r>
           </w:p>
@@ -6603,6 +7603,17 @@
               <w:pStyle w:val="Compact"/>
             </w:pPr>
             <w:r>
+              <w:t xml:space="preserve">accession_only;curation_differs</w:t>
+            </w:r>
+          </w:p>
+        </w:tc>
+        <w:tc>
+          <w:tcPr/>
+          <w:p>
+            <w:pPr>
+              <w:pStyle w:val="Compact"/>
+            </w:pPr>
+            <w:r>
               <w:t xml:space="preserve">PubMed</w:t>
             </w:r>
           </w:p>
@@ -6660,6 +7671,17 @@
               <w:pStyle w:val="Compact"/>
             </w:pPr>
             <w:r>
+              <w:t xml:space="preserve">accession_only;curation_differs</w:t>
+            </w:r>
+          </w:p>
+        </w:tc>
+        <w:tc>
+          <w:tcPr/>
+          <w:p>
+            <w:pPr>
+              <w:pStyle w:val="Compact"/>
+            </w:pPr>
+            <w:r>
               <w:t xml:space="preserve">PubMed</w:t>
             </w:r>
           </w:p>
@@ -6717,6 +7739,17 @@
               <w:pStyle w:val="Compact"/>
             </w:pPr>
             <w:r>
+              <w:t xml:space="preserve">accession_only;curation_differs</w:t>
+            </w:r>
+          </w:p>
+        </w:tc>
+        <w:tc>
+          <w:tcPr/>
+          <w:p>
+            <w:pPr>
+              <w:pStyle w:val="Compact"/>
+            </w:pPr>
+            <w:r>
               <w:t xml:space="preserve">PubMed</w:t>
             </w:r>
           </w:p>
@@ -6774,6 +7807,17 @@
               <w:pStyle w:val="Compact"/>
             </w:pPr>
             <w:r>
+              <w:t xml:space="preserve">accession_only;curation_agrees</w:t>
+            </w:r>
+          </w:p>
+        </w:tc>
+        <w:tc>
+          <w:tcPr/>
+          <w:p>
+            <w:pPr>
+              <w:pStyle w:val="Compact"/>
+            </w:pPr>
+            <w:r>
               <w:t xml:space="preserve">PubMed</w:t>
             </w:r>
           </w:p>
@@ -6831,6 +7875,17 @@
               <w:pStyle w:val="Compact"/>
             </w:pPr>
             <w:r>
+              <w:t xml:space="preserve">accession_only;curation_agrees</w:t>
+            </w:r>
+          </w:p>
+        </w:tc>
+        <w:tc>
+          <w:tcPr/>
+          <w:p>
+            <w:pPr>
+              <w:pStyle w:val="Compact"/>
+            </w:pPr>
+            <w:r>
               <w:t xml:space="preserve">PubMed</w:t>
             </w:r>
           </w:p>
@@ -6888,6 +7943,17 @@
               <w:pStyle w:val="Compact"/>
             </w:pPr>
             <w:r>
+              <w:t xml:space="preserve">accession_only;curation_agrees</w:t>
+            </w:r>
+          </w:p>
+        </w:tc>
+        <w:tc>
+          <w:tcPr/>
+          <w:p>
+            <w:pPr>
+              <w:pStyle w:val="Compact"/>
+            </w:pPr>
+            <w:r>
               <w:t xml:space="preserve">PubMed</w:t>
             </w:r>
           </w:p>
@@ -6945,6 +8011,17 @@
               <w:pStyle w:val="Compact"/>
             </w:pPr>
             <w:r>
+              <w:t xml:space="preserve">accession_only;curation_agrees</w:t>
+            </w:r>
+          </w:p>
+        </w:tc>
+        <w:tc>
+          <w:tcPr/>
+          <w:p>
+            <w:pPr>
+              <w:pStyle w:val="Compact"/>
+            </w:pPr>
+            <w:r>
               <w:t xml:space="preserve">DrugBank DB01165</w:t>
             </w:r>
           </w:p>
@@ -7002,6 +8079,17 @@
               <w:pStyle w:val="Compact"/>
             </w:pPr>
             <w:r>
+              <w:t xml:space="preserve">accession_only;curation_agrees</w:t>
+            </w:r>
+          </w:p>
+        </w:tc>
+        <w:tc>
+          <w:tcPr/>
+          <w:p>
+            <w:pPr>
+              <w:pStyle w:val="Compact"/>
+            </w:pPr>
+            <w:r>
               <w:t xml:space="preserve">DrugBank DB01137</w:t>
             </w:r>
           </w:p>
@@ -7059,6 +8147,17 @@
               <w:pStyle w:val="Compact"/>
             </w:pPr>
             <w:r>
+              <w:t xml:space="preserve">accession_only;curation_agrees</w:t>
+            </w:r>
+          </w:p>
+        </w:tc>
+        <w:tc>
+          <w:tcPr/>
+          <w:p>
+            <w:pPr>
+              <w:pStyle w:val="Compact"/>
+            </w:pPr>
+            <w:r>
               <w:t xml:space="preserve">DrugBank DB00218</w:t>
             </w:r>
           </w:p>
@@ -7116,6 +8215,17 @@
               <w:pStyle w:val="Compact"/>
             </w:pPr>
             <w:r>
+              <w:t xml:space="preserve">accession_only;curation_agrees</w:t>
+            </w:r>
+          </w:p>
+        </w:tc>
+        <w:tc>
+          <w:tcPr/>
+          <w:p>
+            <w:pPr>
+              <w:pStyle w:val="Compact"/>
+            </w:pPr>
+            <w:r>
               <w:t xml:space="preserve">DrugBank DB01044</w:t>
             </w:r>
           </w:p>
@@ -7173,6 +8283,17 @@
               <w:pStyle w:val="Compact"/>
             </w:pPr>
             <w:r>
+              <w:t xml:space="preserve">accession_only;curation_agrees</w:t>
+            </w:r>
+          </w:p>
+        </w:tc>
+        <w:tc>
+          <w:tcPr/>
+          <w:p>
+            <w:pPr>
+              <w:pStyle w:val="Compact"/>
+            </w:pPr>
+            <w:r>
               <w:t xml:space="preserve">DrugBank DB00537</w:t>
             </w:r>
           </w:p>
@@ -7230,6 +8351,17 @@
               <w:pStyle w:val="Compact"/>
             </w:pPr>
             <w:r>
+              <w:t xml:space="preserve">accession_only;curation_agrees</w:t>
+            </w:r>
+          </w:p>
+        </w:tc>
+        <w:tc>
+          <w:tcPr/>
+          <w:p>
+            <w:pPr>
+              <w:pStyle w:val="Compact"/>
+            </w:pPr>
+            <w:r>
               <w:t xml:space="preserve">DrugBank DB06771</w:t>
             </w:r>
           </w:p>
@@ -7287,6 +8419,17 @@
               <w:pStyle w:val="Compact"/>
             </w:pPr>
             <w:r>
+              <w:t xml:space="preserve">accession_only;curation_agrees</w:t>
+            </w:r>
+          </w:p>
+        </w:tc>
+        <w:tc>
+          <w:tcPr/>
+          <w:p>
+            <w:pPr>
+              <w:pStyle w:val="Compact"/>
+            </w:pPr>
+            <w:r>
               <w:t xml:space="preserve">DrugBank DB00684</w:t>
             </w:r>
           </w:p>
@@ -7344,6 +8487,17 @@
               <w:pStyle w:val="Compact"/>
             </w:pPr>
             <w:r>
+              <w:t xml:space="preserve">accession_only;curation_agrees</w:t>
+            </w:r>
+          </w:p>
+        </w:tc>
+        <w:tc>
+          <w:tcPr/>
+          <w:p>
+            <w:pPr>
+              <w:pStyle w:val="Compact"/>
+            </w:pPr>
+            <w:r>
               <w:t xml:space="preserve">DrugBank DB00798</w:t>
             </w:r>
           </w:p>
@@ -7401,6 +8555,17 @@
               <w:pStyle w:val="Compact"/>
             </w:pPr>
             <w:r>
+              <w:t xml:space="preserve">accession_only;curation_agrees</w:t>
+            </w:r>
+          </w:p>
+        </w:tc>
+        <w:tc>
+          <w:tcPr/>
+          <w:p>
+            <w:pPr>
+              <w:pStyle w:val="Compact"/>
+            </w:pPr>
+            <w:r>
               <w:t xml:space="preserve">DrugBank DB00994</w:t>
             </w:r>
           </w:p>
@@ -7458,6 +8623,17 @@
               <w:pStyle w:val="Compact"/>
             </w:pPr>
             <w:r>
+              <w:t xml:space="preserve">accession_only;curation_agrees</w:t>
+            </w:r>
+          </w:p>
+        </w:tc>
+        <w:tc>
+          <w:tcPr/>
+          <w:p>
+            <w:pPr>
+              <w:pStyle w:val="Compact"/>
+            </w:pPr>
+            <w:r>
               <w:t xml:space="preserve">DrugBank DB00199</w:t>
             </w:r>
           </w:p>
@@ -7515,6 +8691,17 @@
               <w:pStyle w:val="Compact"/>
             </w:pPr>
             <w:r>
+              <w:t xml:space="preserve">accession_only;curation_agrees</w:t>
+            </w:r>
+          </w:p>
+        </w:tc>
+        <w:tc>
+          <w:tcPr/>
+          <w:p>
+            <w:pPr>
+              <w:pStyle w:val="Compact"/>
+            </w:pPr>
+            <w:r>
               <w:t xml:space="preserve">DrugBank DB00207</w:t>
             </w:r>
           </w:p>
@@ -7572,6 +8759,17 @@
               <w:pStyle w:val="Compact"/>
             </w:pPr>
             <w:r>
+              <w:t xml:space="preserve">accession_only;curation_agrees</w:t>
+            </w:r>
+          </w:p>
+        </w:tc>
+        <w:tc>
+          <w:tcPr/>
+          <w:p>
+            <w:pPr>
+              <w:pStyle w:val="Compact"/>
+            </w:pPr>
+            <w:r>
               <w:t xml:space="preserve">DrugBank DB00446</w:t>
             </w:r>
           </w:p>
@@ -7629,6 +8827,17 @@
               <w:pStyle w:val="Compact"/>
             </w:pPr>
             <w:r>
+              <w:t xml:space="preserve">accession_only;curation_agrees</w:t>
+            </w:r>
+          </w:p>
+        </w:tc>
+        <w:tc>
+          <w:tcPr/>
+          <w:p>
+            <w:pPr>
+              <w:pStyle w:val="Compact"/>
+            </w:pPr>
+            <w:r>
               <w:t xml:space="preserve">DrugBank DB02703</w:t>
             </w:r>
           </w:p>
@@ -7686,6 +8895,17 @@
               <w:pStyle w:val="Compact"/>
             </w:pPr>
             <w:r>
+              <w:t xml:space="preserve">accession_only;curation_agrees</w:t>
+            </w:r>
+          </w:p>
+        </w:tc>
+        <w:tc>
+          <w:tcPr/>
+          <w:p>
+            <w:pPr>
+              <w:pStyle w:val="Compact"/>
+            </w:pPr>
+            <w:r>
               <w:t xml:space="preserve">DrugBank DB00626</w:t>
             </w:r>
           </w:p>
@@ -7743,6 +8963,17 @@
               <w:pStyle w:val="Compact"/>
             </w:pPr>
             <w:r>
+              <w:t xml:space="preserve">accession_only;curation_agrees</w:t>
+            </w:r>
+          </w:p>
+        </w:tc>
+        <w:tc>
+          <w:tcPr/>
+          <w:p>
+            <w:pPr>
+              <w:pStyle w:val="Compact"/>
+            </w:pPr>
+            <w:r>
               <w:t xml:space="preserve">DrugBank DB00781</w:t>
             </w:r>
           </w:p>
@@ -7800,6 +9031,17 @@
               <w:pStyle w:val="Compact"/>
             </w:pPr>
             <w:r>
+              <w:t xml:space="preserve">accession_only;curation_agrees</w:t>
+            </w:r>
+          </w:p>
+        </w:tc>
+        <w:tc>
+          <w:tcPr/>
+          <w:p>
+            <w:pPr>
+              <w:pStyle w:val="Compact"/>
+            </w:pPr>
+            <w:r>
               <w:t xml:space="preserve">DrugBank DB00634</w:t>
             </w:r>
           </w:p>
@@ -7857,6 +9099,17 @@
               <w:pStyle w:val="Compact"/>
             </w:pPr>
             <w:r>
+              <w:t xml:space="preserve">accession_only;curation_agrees</w:t>
+            </w:r>
+          </w:p>
+        </w:tc>
+        <w:tc>
+          <w:tcPr/>
+          <w:p>
+            <w:pPr>
+              <w:pStyle w:val="Compact"/>
+            </w:pPr>
+            <w:r>
               <w:t xml:space="preserve">DrugBank DB00787</w:t>
             </w:r>
           </w:p>
@@ -7914,6 +9167,17 @@
               <w:pStyle w:val="Compact"/>
             </w:pPr>
             <w:r>
+              <w:t xml:space="preserve">accession_only;curation_agrees</w:t>
+            </w:r>
+          </w:p>
+        </w:tc>
+        <w:tc>
+          <w:tcPr/>
+          <w:p>
+            <w:pPr>
+              <w:pStyle w:val="Compact"/>
+            </w:pPr>
+            <w:r>
               <w:t xml:space="preserve">DrugBank DB01004</w:t>
             </w:r>
           </w:p>
@@ -7971,6 +9235,17 @@
               <w:pStyle w:val="Compact"/>
             </w:pPr>
             <w:r>
+              <w:t xml:space="preserve">accession_only;curation_agrees</w:t>
+            </w:r>
+          </w:p>
+        </w:tc>
+        <w:tc>
+          <w:tcPr/>
+          <w:p>
+            <w:pPr>
+              <w:pStyle w:val="Compact"/>
+            </w:pPr>
+            <w:r>
               <w:t xml:space="preserve">DrugBank DB00432</w:t>
             </w:r>
           </w:p>
@@ -8028,6 +9303,17 @@
               <w:pStyle w:val="Compact"/>
             </w:pPr>
             <w:r>
+              <w:t xml:space="preserve">accession_only;curation_agrees</w:t>
+            </w:r>
+          </w:p>
+        </w:tc>
+        <w:tc>
+          <w:tcPr/>
+          <w:p>
+            <w:pPr>
+              <w:pStyle w:val="Compact"/>
+            </w:pPr>
+            <w:r>
               <w:t xml:space="preserve">DrugBank DB00826</w:t>
             </w:r>
           </w:p>
@@ -8085,6 +9371,17 @@
               <w:pStyle w:val="Compact"/>
             </w:pPr>
             <w:r>
+              <w:t xml:space="preserve">accession_only;curation_agrees</w:t>
+            </w:r>
+          </w:p>
+        </w:tc>
+        <w:tc>
+          <w:tcPr/>
+          <w:p>
+            <w:pPr>
+              <w:pStyle w:val="Compact"/>
+            </w:pPr>
+            <w:r>
               <w:t xml:space="preserve">DrugBank DB00582</w:t>
             </w:r>
           </w:p>
@@ -8142,6 +9439,17 @@
               <w:pStyle w:val="Compact"/>
             </w:pPr>
             <w:r>
+              <w:t xml:space="preserve">accession_only;curation_agrees</w:t>
+            </w:r>
+          </w:p>
+        </w:tc>
+        <w:tc>
+          <w:tcPr/>
+          <w:p>
+            <w:pPr>
+              <w:pStyle w:val="Compact"/>
+            </w:pPr>
+            <w:r>
               <w:t xml:space="preserve">DrugBank DB00196</w:t>
             </w:r>
           </w:p>
@@ -8199,6 +9507,17 @@
               <w:pStyle w:val="Compact"/>
             </w:pPr>
             <w:r>
+              <w:t xml:space="preserve">accession_only;curation_agrees</w:t>
+            </w:r>
+          </w:p>
+        </w:tc>
+        <w:tc>
+          <w:tcPr/>
+          <w:p>
+            <w:pPr>
+              <w:pStyle w:val="Compact"/>
+            </w:pPr>
+            <w:r>
               <w:t xml:space="preserve">DrugBank DB00860</w:t>
             </w:r>
           </w:p>
@@ -8256,6 +9575,17 @@
               <w:pStyle w:val="Compact"/>
             </w:pPr>
             <w:r>
+              <w:t xml:space="preserve">accession_only;curation_differs</w:t>
+            </w:r>
+          </w:p>
+        </w:tc>
+        <w:tc>
+          <w:tcPr/>
+          <w:p>
+            <w:pPr>
+              <w:pStyle w:val="Compact"/>
+            </w:pPr>
+            <w:r>
               <w:t xml:space="preserve">DrugBank DB01234</w:t>
             </w:r>
           </w:p>
@@ -8313,6 +9643,17 @@
               <w:pStyle w:val="Compact"/>
             </w:pPr>
             <w:r>
+              <w:t xml:space="preserve">accession_only;curation_agrees</w:t>
+            </w:r>
+          </w:p>
+        </w:tc>
+        <w:tc>
+          <w:tcPr/>
+          <w:p>
+            <w:pPr>
+              <w:pStyle w:val="Compact"/>
+            </w:pPr>
+            <w:r>
               <w:t xml:space="preserve">DrugBank DB00324</w:t>
             </w:r>
           </w:p>
@@ -8370,6 +9711,17 @@
               <w:pStyle w:val="Compact"/>
             </w:pPr>
             <w:r>
+              <w:t xml:space="preserve">accession_only;curation_agrees</w:t>
+            </w:r>
+          </w:p>
+        </w:tc>
+        <w:tc>
+          <w:tcPr/>
+          <w:p>
+            <w:pPr>
+              <w:pStyle w:val="Compact"/>
+            </w:pPr>
+            <w:r>
               <w:t xml:space="preserve">DrugBank DB01173</w:t>
             </w:r>
           </w:p>
@@ -8427,6 +9779,17 @@
               <w:pStyle w:val="Compact"/>
             </w:pPr>
             <w:r>
+              <w:t xml:space="preserve">accession_only;curation_agrees</w:t>
+            </w:r>
+          </w:p>
+        </w:tc>
+        <w:tc>
+          <w:tcPr/>
+          <w:p>
+            <w:pPr>
+              <w:pStyle w:val="Compact"/>
+            </w:pPr>
+            <w:r>
               <w:t xml:space="preserve">DrugBank DB00896</w:t>
             </w:r>
           </w:p>
@@ -8484,6 +9847,17 @@
               <w:pStyle w:val="Compact"/>
             </w:pPr>
             <w:r>
+              <w:t xml:space="preserve">accession_only;curation_agrees</w:t>
+            </w:r>
+          </w:p>
+        </w:tc>
+        <w:tc>
+          <w:tcPr/>
+          <w:p>
+            <w:pPr>
+              <w:pStyle w:val="Compact"/>
+            </w:pPr>
+            <w:r>
               <w:t xml:space="preserve">DrugBank DB00465</w:t>
             </w:r>
           </w:p>
@@ -8530,6 +9904,1094 @@
               <w:pStyle w:val="Compact"/>
             </w:pPr>
             <w:r>
+              <w:t xml:space="preserve">systemic_absorption_low</w:t>
+            </w:r>
+          </w:p>
+        </w:tc>
+        <w:tc>
+          <w:tcPr/>
+          <w:p>
+            <w:pPr>
+              <w:pStyle w:val="Compact"/>
+            </w:pPr>
+            <w:r>
+              <w:t xml:space="preserve">accession_only;curation_agrees</w:t>
+            </w:r>
+          </w:p>
+        </w:tc>
+        <w:tc>
+          <w:tcPr/>
+          <w:p>
+            <w:pPr>
+              <w:pStyle w:val="Compact"/>
+            </w:pPr>
+            <w:r>
+              <w:t xml:space="preserve">DrugBank DB00712</w:t>
+            </w:r>
+          </w:p>
+        </w:tc>
+      </w:tr>
+      <w:tr>
+        <w:tc>
+          <w:tcPr/>
+          <w:p>
+            <w:pPr>
+              <w:pStyle w:val="Compact"/>
+            </w:pPr>
+            <w:r>
+              <w:t xml:space="preserve">topical_ophthalmic_0058</w:t>
+            </w:r>
+          </w:p>
+        </w:tc>
+        <w:tc>
+          <w:tcPr/>
+          <w:p>
+            <w:pPr>
+              <w:pStyle w:val="Compact"/>
+            </w:pPr>
+            <w:r>
+              <w:t xml:space="preserve">Diclofenac</w:t>
+            </w:r>
+          </w:p>
+        </w:tc>
+        <w:tc>
+          <w:tcPr/>
+          <w:p>
+            <w:pPr>
+              <w:pStyle w:val="Compact"/>
+            </w:pPr>
+            <w:r>
+              <w:t xml:space="preserve">nsaid_ophthalmic</w:t>
+            </w:r>
+          </w:p>
+        </w:tc>
+        <w:tc>
+          <w:tcPr/>
+          <w:p>
+            <w:pPr>
+              <w:pStyle w:val="Compact"/>
+            </w:pPr>
+            <w:r>
+              <w:t xml:space="preserve">systemic_absorption_low</w:t>
+            </w:r>
+          </w:p>
+        </w:tc>
+        <w:tc>
+          <w:tcPr/>
+          <w:p>
+            <w:pPr>
+              <w:pStyle w:val="Compact"/>
+            </w:pPr>
+            <w:r>
+              <w:t xml:space="preserve">accession_only;curation_agrees</w:t>
+            </w:r>
+          </w:p>
+        </w:tc>
+        <w:tc>
+          <w:tcPr/>
+          <w:p>
+            <w:pPr>
+              <w:pStyle w:val="Compact"/>
+            </w:pPr>
+            <w:r>
+              <w:t xml:space="preserve">DrugBank DB00586</w:t>
+            </w:r>
+          </w:p>
+        </w:tc>
+      </w:tr>
+      <w:tr>
+        <w:tc>
+          <w:tcPr/>
+          <w:p>
+            <w:pPr>
+              <w:pStyle w:val="Compact"/>
+            </w:pPr>
+            <w:r>
+              <w:t xml:space="preserve">topical_ophthalmic_0059</w:t>
+            </w:r>
+          </w:p>
+        </w:tc>
+        <w:tc>
+          <w:tcPr/>
+          <w:p>
+            <w:pPr>
+              <w:pStyle w:val="Compact"/>
+            </w:pPr>
+            <w:r>
+              <w:t xml:space="preserve">Bromfenac</w:t>
+            </w:r>
+          </w:p>
+        </w:tc>
+        <w:tc>
+          <w:tcPr/>
+          <w:p>
+            <w:pPr>
+              <w:pStyle w:val="Compact"/>
+            </w:pPr>
+            <w:r>
+              <w:t xml:space="preserve">nsaid_ophthalmic</w:t>
+            </w:r>
+          </w:p>
+        </w:tc>
+        <w:tc>
+          <w:tcPr/>
+          <w:p>
+            <w:pPr>
+              <w:pStyle w:val="Compact"/>
+            </w:pPr>
+            <w:r>
+              <w:t xml:space="preserve">systemic_absorption_low</w:t>
+            </w:r>
+          </w:p>
+        </w:tc>
+        <w:tc>
+          <w:tcPr/>
+          <w:p>
+            <w:pPr>
+              <w:pStyle w:val="Compact"/>
+            </w:pPr>
+            <w:r>
+              <w:t xml:space="preserve">accession_only;curation_agrees</w:t>
+            </w:r>
+          </w:p>
+        </w:tc>
+        <w:tc>
+          <w:tcPr/>
+          <w:p>
+            <w:pPr>
+              <w:pStyle w:val="Compact"/>
+            </w:pPr>
+            <w:r>
+              <w:t xml:space="preserve">DrugBank DB00963</w:t>
+            </w:r>
+          </w:p>
+        </w:tc>
+      </w:tr>
+      <w:tr>
+        <w:tc>
+          <w:tcPr/>
+          <w:p>
+            <w:pPr>
+              <w:pStyle w:val="Compact"/>
+            </w:pPr>
+            <w:r>
+              <w:t xml:space="preserve">topical_ophthalmic_0060</w:t>
+            </w:r>
+          </w:p>
+        </w:tc>
+        <w:tc>
+          <w:tcPr/>
+          <w:p>
+            <w:pPr>
+              <w:pStyle w:val="Compact"/>
+            </w:pPr>
+            <w:r>
+              <w:t xml:space="preserve">Nepafenac</w:t>
+            </w:r>
+          </w:p>
+        </w:tc>
+        <w:tc>
+          <w:tcPr/>
+          <w:p>
+            <w:pPr>
+              <w:pStyle w:val="Compact"/>
+            </w:pPr>
+            <w:r>
+              <w:t xml:space="preserve">nsaid_ophthalmic</w:t>
+            </w:r>
+          </w:p>
+        </w:tc>
+        <w:tc>
+          <w:tcPr/>
+          <w:p>
+            <w:pPr>
+              <w:pStyle w:val="Compact"/>
+            </w:pPr>
+            <w:r>
+              <w:t xml:space="preserve">systemic_absorption_low</w:t>
+            </w:r>
+          </w:p>
+        </w:tc>
+        <w:tc>
+          <w:tcPr/>
+          <w:p>
+            <w:pPr>
+              <w:pStyle w:val="Compact"/>
+            </w:pPr>
+            <w:r>
+              <w:t xml:space="preserve">accession_only;curation_agrees</w:t>
+            </w:r>
+          </w:p>
+        </w:tc>
+        <w:tc>
+          <w:tcPr/>
+          <w:p>
+            <w:pPr>
+              <w:pStyle w:val="Compact"/>
+            </w:pPr>
+            <w:r>
+              <w:t xml:space="preserve">DrugBank DB01283</w:t>
+            </w:r>
+          </w:p>
+        </w:tc>
+      </w:tr>
+      <w:tr>
+        <w:tc>
+          <w:tcPr/>
+          <w:p>
+            <w:pPr>
+              <w:pStyle w:val="Compact"/>
+            </w:pPr>
+            <w:r>
+              <w:t xml:space="preserve">topical_ophthalmic_0061</w:t>
+            </w:r>
+          </w:p>
+        </w:tc>
+        <w:tc>
+          <w:tcPr/>
+          <w:p>
+            <w:pPr>
+              <w:pStyle w:val="Compact"/>
+            </w:pPr>
+            <w:r>
+              <w:t xml:space="preserve">Cyclosporine</w:t>
+            </w:r>
+          </w:p>
+        </w:tc>
+        <w:tc>
+          <w:tcPr/>
+          <w:p>
+            <w:pPr>
+              <w:pStyle w:val="Compact"/>
+            </w:pPr>
+            <w:r>
+              <w:t xml:space="preserve">immunosuppressant</w:t>
+            </w:r>
+          </w:p>
+        </w:tc>
+        <w:tc>
+          <w:tcPr/>
+          <w:p>
+            <w:pPr>
+              <w:pStyle w:val="Compact"/>
+            </w:pPr>
+            <w:r>
+              <w:t xml:space="preserve">systemic_absorption_very_low</w:t>
+            </w:r>
+          </w:p>
+        </w:tc>
+        <w:tc>
+          <w:tcPr/>
+          <w:p>
+            <w:pPr>
+              <w:pStyle w:val="Compact"/>
+            </w:pPr>
+            <w:r>
+              <w:t xml:space="preserve">accession_only;curation_agrees</w:t>
+            </w:r>
+          </w:p>
+        </w:tc>
+        <w:tc>
+          <w:tcPr/>
+          <w:p>
+            <w:pPr>
+              <w:pStyle w:val="Compact"/>
+            </w:pPr>
+            <w:r>
+              <w:t xml:space="preserve">DrugBank DB00091</w:t>
+            </w:r>
+          </w:p>
+        </w:tc>
+      </w:tr>
+      <w:tr>
+        <w:tc>
+          <w:tcPr/>
+          <w:p>
+            <w:pPr>
+              <w:pStyle w:val="Compact"/>
+            </w:pPr>
+            <w:r>
+              <w:t xml:space="preserve">topical_ophthalmic_0062</w:t>
+            </w:r>
+          </w:p>
+        </w:tc>
+        <w:tc>
+          <w:tcPr/>
+          <w:p>
+            <w:pPr>
+              <w:pStyle w:val="Compact"/>
+            </w:pPr>
+            <w:r>
+              <w:t xml:space="preserve">Tacrolimus</w:t>
+            </w:r>
+          </w:p>
+        </w:tc>
+        <w:tc>
+          <w:tcPr/>
+          <w:p>
+            <w:pPr>
+              <w:pStyle w:val="Compact"/>
+            </w:pPr>
+            <w:r>
+              <w:t xml:space="preserve">immunosuppressant</w:t>
+            </w:r>
+          </w:p>
+        </w:tc>
+        <w:tc>
+          <w:tcPr/>
+          <w:p>
+            <w:pPr>
+              <w:pStyle w:val="Compact"/>
+            </w:pPr>
+            <w:r>
+              <w:t xml:space="preserve">systemic_absorption_low</w:t>
+            </w:r>
+          </w:p>
+        </w:tc>
+        <w:tc>
+          <w:tcPr/>
+          <w:p>
+            <w:pPr>
+              <w:pStyle w:val="Compact"/>
+            </w:pPr>
+            <w:r>
+              <w:t xml:space="preserve">accession_only;curation_agrees</w:t>
+            </w:r>
+          </w:p>
+        </w:tc>
+        <w:tc>
+          <w:tcPr/>
+          <w:p>
+            <w:pPr>
+              <w:pStyle w:val="Compact"/>
+            </w:pPr>
+            <w:r>
+              <w:t xml:space="preserve">DrugBank DB00800</w:t>
+            </w:r>
+          </w:p>
+        </w:tc>
+      </w:tr>
+      <w:tr>
+        <w:tc>
+          <w:tcPr/>
+          <w:p>
+            <w:pPr>
+              <w:pStyle w:val="Compact"/>
+            </w:pPr>
+            <w:r>
+              <w:t xml:space="preserve">topical_ophthalmic_0063</w:t>
+            </w:r>
+          </w:p>
+        </w:tc>
+        <w:tc>
+          <w:tcPr/>
+          <w:p>
+            <w:pPr>
+              <w:pStyle w:val="Compact"/>
+            </w:pPr>
+            <w:r>
+              <w:t xml:space="preserve">Olopatadine</w:t>
+            </w:r>
+          </w:p>
+        </w:tc>
+        <w:tc>
+          <w:tcPr/>
+          <w:p>
+            <w:pPr>
+              <w:pStyle w:val="Compact"/>
+            </w:pPr>
+            <w:r>
+              <w:t xml:space="preserve">antihistamine_dual_action</w:t>
+            </w:r>
+          </w:p>
+        </w:tc>
+        <w:tc>
+          <w:tcPr/>
+          <w:p>
+            <w:pPr>
+              <w:pStyle w:val="Compact"/>
+            </w:pPr>
+            <w:r>
+              <w:t xml:space="preserve">systemic_absorption_low</w:t>
+            </w:r>
+          </w:p>
+        </w:tc>
+        <w:tc>
+          <w:tcPr/>
+          <w:p>
+            <w:pPr>
+              <w:pStyle w:val="Compact"/>
+            </w:pPr>
+            <w:r>
+              <w:t xml:space="preserve">accession_only;curation_agrees</w:t>
+            </w:r>
+          </w:p>
+        </w:tc>
+        <w:tc>
+          <w:tcPr/>
+          <w:p>
+            <w:pPr>
+              <w:pStyle w:val="Compact"/>
+            </w:pPr>
+            <w:r>
+              <w:t xml:space="preserve">DrugBank DB00768</w:t>
+            </w:r>
+          </w:p>
+        </w:tc>
+      </w:tr>
+      <w:tr>
+        <w:tc>
+          <w:tcPr/>
+          <w:p>
+            <w:pPr>
+              <w:pStyle w:val="Compact"/>
+            </w:pPr>
+            <w:r>
+              <w:t xml:space="preserve">topical_ophthalmic_0064</w:t>
+            </w:r>
+          </w:p>
+        </w:tc>
+        <w:tc>
+          <w:tcPr/>
+          <w:p>
+            <w:pPr>
+              <w:pStyle w:val="Compact"/>
+            </w:pPr>
+            <w:r>
+              <w:t xml:space="preserve">Ketotifen</w:t>
+            </w:r>
+          </w:p>
+        </w:tc>
+        <w:tc>
+          <w:tcPr/>
+          <w:p>
+            <w:pPr>
+              <w:pStyle w:val="Compact"/>
+            </w:pPr>
+            <w:r>
+              <w:t xml:space="preserve">antihistamine_mast_cell_stabilizer</w:t>
+            </w:r>
+          </w:p>
+        </w:tc>
+        <w:tc>
+          <w:tcPr/>
+          <w:p>
+            <w:pPr>
+              <w:pStyle w:val="Compact"/>
+            </w:pPr>
+            <w:r>
+              <w:t xml:space="preserve">systemic_absorption_low</w:t>
+            </w:r>
+          </w:p>
+        </w:tc>
+        <w:tc>
+          <w:tcPr/>
+          <w:p>
+            <w:pPr>
+              <w:pStyle w:val="Compact"/>
+            </w:pPr>
+            <w:r>
+              <w:t xml:space="preserve">accession_only;curation_agrees</w:t>
+            </w:r>
+          </w:p>
+        </w:tc>
+        <w:tc>
+          <w:tcPr/>
+          <w:p>
+            <w:pPr>
+              <w:pStyle w:val="Compact"/>
+            </w:pPr>
+            <w:r>
+              <w:t xml:space="preserve">DrugBank DB00920</w:t>
+            </w:r>
+          </w:p>
+        </w:tc>
+      </w:tr>
+      <w:tr>
+        <w:tc>
+          <w:tcPr/>
+          <w:p>
+            <w:pPr>
+              <w:pStyle w:val="Compact"/>
+            </w:pPr>
+            <w:r>
+              <w:t xml:space="preserve">topical_ophthalmic_0065</w:t>
+            </w:r>
+          </w:p>
+        </w:tc>
+        <w:tc>
+          <w:tcPr/>
+          <w:p>
+            <w:pPr>
+              <w:pStyle w:val="Compact"/>
+            </w:pPr>
+            <w:r>
+              <w:t xml:space="preserve">Epinastine</w:t>
+            </w:r>
+          </w:p>
+        </w:tc>
+        <w:tc>
+          <w:tcPr/>
+          <w:p>
+            <w:pPr>
+              <w:pStyle w:val="Compact"/>
+            </w:pPr>
+            <w:r>
+              <w:t xml:space="preserve">antihistamine_dual_action</w:t>
+            </w:r>
+          </w:p>
+        </w:tc>
+        <w:tc>
+          <w:tcPr/>
+          <w:p>
+            <w:pPr>
+              <w:pStyle w:val="Compact"/>
+            </w:pPr>
+            <w:r>
+              <w:t xml:space="preserve">systemic_absorption_low</w:t>
+            </w:r>
+          </w:p>
+        </w:tc>
+        <w:tc>
+          <w:tcPr/>
+          <w:p>
+            <w:pPr>
+              <w:pStyle w:val="Compact"/>
+            </w:pPr>
+            <w:r>
+              <w:t xml:space="preserve">accession_only;curation_agrees</w:t>
+            </w:r>
+          </w:p>
+        </w:tc>
+        <w:tc>
+          <w:tcPr/>
+          <w:p>
+            <w:pPr>
+              <w:pStyle w:val="Compact"/>
+            </w:pPr>
+            <w:r>
+              <w:t xml:space="preserve">DrugBank DB00751</w:t>
+            </w:r>
+          </w:p>
+        </w:tc>
+      </w:tr>
+      <w:tr>
+        <w:tc>
+          <w:tcPr/>
+          <w:p>
+            <w:pPr>
+              <w:pStyle w:val="Compact"/>
+            </w:pPr>
+            <w:r>
+              <w:t xml:space="preserve">topical_ophthalmic_0066</w:t>
+            </w:r>
+          </w:p>
+        </w:tc>
+        <w:tc>
+          <w:tcPr/>
+          <w:p>
+            <w:pPr>
+              <w:pStyle w:val="Compact"/>
+            </w:pPr>
+            <w:r>
+              <w:t xml:space="preserve">Azelastine</w:t>
+            </w:r>
+          </w:p>
+        </w:tc>
+        <w:tc>
+          <w:tcPr/>
+          <w:p>
+            <w:pPr>
+              <w:pStyle w:val="Compact"/>
+            </w:pPr>
+            <w:r>
+              <w:t xml:space="preserve">antihistamine</w:t>
+            </w:r>
+          </w:p>
+        </w:tc>
+        <w:tc>
+          <w:tcPr/>
+          <w:p>
+            <w:pPr>
+              <w:pStyle w:val="Compact"/>
+            </w:pPr>
+            <w:r>
+              <w:t xml:space="preserve">systemic_absorption_low</w:t>
+            </w:r>
+          </w:p>
+        </w:tc>
+        <w:tc>
+          <w:tcPr/>
+          <w:p>
+            <w:pPr>
+              <w:pStyle w:val="Compact"/>
+            </w:pPr>
+            <w:r>
+              <w:t xml:space="preserve">accession_only;curation_agrees</w:t>
+            </w:r>
+          </w:p>
+        </w:tc>
+        <w:tc>
+          <w:tcPr/>
+          <w:p>
+            <w:pPr>
+              <w:pStyle w:val="Compact"/>
+            </w:pPr>
+            <w:r>
+              <w:t xml:space="preserve">DrugBank DB00972</w:t>
+            </w:r>
+          </w:p>
+        </w:tc>
+      </w:tr>
+      <w:tr>
+        <w:tc>
+          <w:tcPr/>
+          <w:p>
+            <w:pPr>
+              <w:pStyle w:val="Compact"/>
+            </w:pPr>
+            <w:r>
+              <w:t xml:space="preserve">topical_ophthalmic_0067</w:t>
+            </w:r>
+          </w:p>
+        </w:tc>
+        <w:tc>
+          <w:tcPr/>
+          <w:p>
+            <w:pPr>
+              <w:pStyle w:val="Compact"/>
+            </w:pPr>
+            <w:r>
+              <w:t xml:space="preserve">Emedastine</w:t>
+            </w:r>
+          </w:p>
+        </w:tc>
+        <w:tc>
+          <w:tcPr/>
+          <w:p>
+            <w:pPr>
+              <w:pStyle w:val="Compact"/>
+            </w:pPr>
+            <w:r>
+              <w:t xml:space="preserve">antihistamine</w:t>
+            </w:r>
+          </w:p>
+        </w:tc>
+        <w:tc>
+          <w:tcPr/>
+          <w:p>
+            <w:pPr>
+              <w:pStyle w:val="Compact"/>
+            </w:pPr>
+            <w:r>
+              <w:t xml:space="preserve">systemic_absorption_low</w:t>
+            </w:r>
+          </w:p>
+        </w:tc>
+        <w:tc>
+          <w:tcPr/>
+          <w:p>
+            <w:pPr>
+              <w:pStyle w:val="Compact"/>
+            </w:pPr>
+            <w:r>
+              <w:t xml:space="preserve">accession_only;curation_agrees</w:t>
+            </w:r>
+          </w:p>
+        </w:tc>
+        <w:tc>
+          <w:tcPr/>
+          <w:p>
+            <w:pPr>
+              <w:pStyle w:val="Compact"/>
+            </w:pPr>
+            <w:r>
+              <w:t xml:space="preserve">DrugBank DB01093</w:t>
+            </w:r>
+          </w:p>
+        </w:tc>
+      </w:tr>
+      <w:tr>
+        <w:tc>
+          <w:tcPr/>
+          <w:p>
+            <w:pPr>
+              <w:pStyle w:val="Compact"/>
+            </w:pPr>
+            <w:r>
+              <w:t xml:space="preserve">topical_ophthalmic_0068</w:t>
+            </w:r>
+          </w:p>
+        </w:tc>
+        <w:tc>
+          <w:tcPr/>
+          <w:p>
+            <w:pPr>
+              <w:pStyle w:val="Compact"/>
+            </w:pPr>
+            <w:r>
+              <w:t xml:space="preserve">Bepotastine</w:t>
+            </w:r>
+          </w:p>
+        </w:tc>
+        <w:tc>
+          <w:tcPr/>
+          <w:p>
+            <w:pPr>
+              <w:pStyle w:val="Compact"/>
+            </w:pPr>
+            <w:r>
+              <w:t xml:space="preserve">antihistamine</w:t>
+            </w:r>
+          </w:p>
+        </w:tc>
+        <w:tc>
+          <w:tcPr/>
+          <w:p>
+            <w:pPr>
+              <w:pStyle w:val="Compact"/>
+            </w:pPr>
+            <w:r>
+              <w:t xml:space="preserve">systemic_absorption_low</w:t>
+            </w:r>
+          </w:p>
+        </w:tc>
+        <w:tc>
+          <w:tcPr/>
+          <w:p>
+            <w:pPr>
+              <w:pStyle w:val="Compact"/>
+            </w:pPr>
+            <w:r>
+              <w:t xml:space="preserve">accession_only;curation_agrees</w:t>
+            </w:r>
+          </w:p>
+        </w:tc>
+        <w:tc>
+          <w:tcPr/>
+          <w:p>
+            <w:pPr>
+              <w:pStyle w:val="Compact"/>
+            </w:pPr>
+            <w:r>
+              <w:t xml:space="preserve">DrugBank DB04935</w:t>
+            </w:r>
+          </w:p>
+        </w:tc>
+      </w:tr>
+      <w:tr>
+        <w:tc>
+          <w:tcPr/>
+          <w:p>
+            <w:pPr>
+              <w:pStyle w:val="Compact"/>
+            </w:pPr>
+            <w:r>
+              <w:t xml:space="preserve">topical_ophthalmic_0069</w:t>
+            </w:r>
+          </w:p>
+        </w:tc>
+        <w:tc>
+          <w:tcPr/>
+          <w:p>
+            <w:pPr>
+              <w:pStyle w:val="Compact"/>
+            </w:pPr>
+            <w:r>
+              <w:t xml:space="preserve">Alcaftadine</w:t>
+            </w:r>
+          </w:p>
+        </w:tc>
+        <w:tc>
+          <w:tcPr/>
+          <w:p>
+            <w:pPr>
+              <w:pStyle w:val="Compact"/>
+            </w:pPr>
+            <w:r>
+              <w:t xml:space="preserve">antihistamine</w:t>
+            </w:r>
+          </w:p>
+        </w:tc>
+        <w:tc>
+          <w:tcPr/>
+          <w:p>
+            <w:pPr>
+              <w:pStyle w:val="Compact"/>
+            </w:pPr>
+            <w:r>
+              <w:t xml:space="preserve">systemic_absorption_low</w:t>
+            </w:r>
+          </w:p>
+        </w:tc>
+        <w:tc>
+          <w:tcPr/>
+          <w:p>
+            <w:pPr>
+              <w:pStyle w:val="Compact"/>
+            </w:pPr>
+            <w:r>
+              <w:t xml:space="preserve">accession_only;curation_agrees</w:t>
+            </w:r>
+          </w:p>
+        </w:tc>
+        <w:tc>
+          <w:tcPr/>
+          <w:p>
+            <w:pPr>
+              <w:pStyle w:val="Compact"/>
+            </w:pPr>
+            <w:r>
+              <w:t xml:space="preserve">DrugBank DB08883</w:t>
+            </w:r>
+          </w:p>
+        </w:tc>
+      </w:tr>
+      <w:tr>
+        <w:tc>
+          <w:tcPr/>
+          <w:p>
+            <w:pPr>
+              <w:pStyle w:val="Compact"/>
+            </w:pPr>
+            <w:r>
+              <w:t xml:space="preserve">topical_ophthalmic_0070</w:t>
+            </w:r>
+          </w:p>
+        </w:tc>
+        <w:tc>
+          <w:tcPr/>
+          <w:p>
+            <w:pPr>
+              <w:pStyle w:val="Compact"/>
+            </w:pPr>
+            <w:r>
+              <w:t xml:space="preserve">Cromolyn sodium</w:t>
+            </w:r>
+          </w:p>
+        </w:tc>
+        <w:tc>
+          <w:tcPr/>
+          <w:p>
+            <w:pPr>
+              <w:pStyle w:val="Compact"/>
+            </w:pPr>
+            <w:r>
+              <w:t xml:space="preserve">mast_cell_stabilizer</w:t>
+            </w:r>
+          </w:p>
+        </w:tc>
+        <w:tc>
+          <w:tcPr/>
+          <w:p>
+            <w:pPr>
+              <w:pStyle w:val="Compact"/>
+            </w:pPr>
+            <w:r>
+              <w:t xml:space="preserve">systemic_absorption_low</w:t>
+            </w:r>
+          </w:p>
+        </w:tc>
+        <w:tc>
+          <w:tcPr/>
+          <w:p>
+            <w:pPr>
+              <w:pStyle w:val="Compact"/>
+            </w:pPr>
+            <w:r>
+              <w:t xml:space="preserve">accession_only;curation_agrees</w:t>
+            </w:r>
+          </w:p>
+        </w:tc>
+        <w:tc>
+          <w:tcPr/>
+          <w:p>
+            <w:pPr>
+              <w:pStyle w:val="Compact"/>
+            </w:pPr>
+            <w:r>
+              <w:t xml:space="preserve">DrugBank DB00186</w:t>
+            </w:r>
+          </w:p>
+        </w:tc>
+      </w:tr>
+      <w:tr>
+        <w:tc>
+          <w:tcPr/>
+          <w:p>
+            <w:pPr>
+              <w:pStyle w:val="Compact"/>
+            </w:pPr>
+            <w:r>
+              <w:t xml:space="preserve">topical_ophthalmic_0071</w:t>
+            </w:r>
+          </w:p>
+        </w:tc>
+        <w:tc>
+          <w:tcPr/>
+          <w:p>
+            <w:pPr>
+              <w:pStyle w:val="Compact"/>
+            </w:pPr>
+            <w:r>
+              <w:t xml:space="preserve">Nedocromil</w:t>
+            </w:r>
+          </w:p>
+        </w:tc>
+        <w:tc>
+          <w:tcPr/>
+          <w:p>
+            <w:pPr>
+              <w:pStyle w:val="Compact"/>
+            </w:pPr>
+            <w:r>
+              <w:t xml:space="preserve">mast_cell_stabilizer</w:t>
+            </w:r>
+          </w:p>
+        </w:tc>
+        <w:tc>
+          <w:tcPr/>
+          <w:p>
+            <w:pPr>
+              <w:pStyle w:val="Compact"/>
+            </w:pPr>
+            <w:r>
+              <w:t xml:space="preserve">systemic_absorption_low</w:t>
+            </w:r>
+          </w:p>
+        </w:tc>
+        <w:tc>
+          <w:tcPr/>
+          <w:p>
+            <w:pPr>
+              <w:pStyle w:val="Compact"/>
+            </w:pPr>
+            <w:r>
+              <w:t xml:space="preserve">accession_only;curation_agrees</w:t>
+            </w:r>
+          </w:p>
+        </w:tc>
+        <w:tc>
+          <w:tcPr/>
+          <w:p>
+            <w:pPr>
+              <w:pStyle w:val="Compact"/>
+            </w:pPr>
+            <w:r>
+              <w:t xml:space="preserve">DrugBank DB00716</w:t>
+            </w:r>
+          </w:p>
+        </w:tc>
+      </w:tr>
+      <w:tr>
+        <w:tc>
+          <w:tcPr/>
+          <w:p>
+            <w:pPr>
+              <w:pStyle w:val="Compact"/>
+            </w:pPr>
+            <w:r>
+              <w:t xml:space="preserve">topical_ophthalmic_0072</w:t>
+            </w:r>
+          </w:p>
+        </w:tc>
+        <w:tc>
+          <w:tcPr/>
+          <w:p>
+            <w:pPr>
+              <w:pStyle w:val="Compact"/>
+            </w:pPr>
+            <w:r>
+              <w:t xml:space="preserve">Lodoxamide</w:t>
+            </w:r>
+          </w:p>
+        </w:tc>
+        <w:tc>
+          <w:tcPr/>
+          <w:p>
+            <w:pPr>
+              <w:pStyle w:val="Compact"/>
+            </w:pPr>
+            <w:r>
+              <w:t xml:space="preserve">mast_cell_stabilizer</w:t>
+            </w:r>
+          </w:p>
+        </w:tc>
+        <w:tc>
+          <w:tcPr/>
+          <w:p>
+            <w:pPr>
+              <w:pStyle w:val="Compact"/>
+            </w:pPr>
+            <w:r>
+              <w:t xml:space="preserve">systemic_absorption_low</w:t>
+            </w:r>
+          </w:p>
+        </w:tc>
+        <w:tc>
+          <w:tcPr/>
+          <w:p>
+            <w:pPr>
+              <w:pStyle w:val="Compact"/>
+            </w:pPr>
+            <w:r>
+              <w:t xml:space="preserve">accession_only;curation_agrees</w:t>
+            </w:r>
+          </w:p>
+        </w:tc>
+        <w:tc>
+          <w:tcPr/>
+          <w:p>
+            <w:pPr>
+              <w:pStyle w:val="Compact"/>
+            </w:pPr>
+            <w:r>
+              <w:t xml:space="preserve">DrugBank DB00484</w:t>
+            </w:r>
+          </w:p>
+        </w:tc>
+      </w:tr>
+      <w:tr>
+        <w:tc>
+          <w:tcPr/>
+          <w:p>
+            <w:pPr>
+              <w:pStyle w:val="Compact"/>
+            </w:pPr>
+            <w:r>
+              <w:t xml:space="preserve">topical_ophthalmic_0073</w:t>
+            </w:r>
+          </w:p>
+        </w:tc>
+        <w:tc>
+          <w:tcPr/>
+          <w:p>
+            <w:pPr>
+              <w:pStyle w:val="Compact"/>
+            </w:pPr>
+            <w:r>
+              <w:t xml:space="preserve">Atropine</w:t>
+            </w:r>
+          </w:p>
+        </w:tc>
+        <w:tc>
+          <w:tcPr/>
+          <w:p>
+            <w:pPr>
+              <w:pStyle w:val="Compact"/>
+            </w:pPr>
+            <w:r>
+              <w:t xml:space="preserve">mydriatic_cycloplegic</w:t>
+            </w:r>
+          </w:p>
+        </w:tc>
+        <w:tc>
+          <w:tcPr/>
+          <w:p>
+            <w:pPr>
+              <w:pStyle w:val="Compact"/>
+            </w:pPr>
+            <w:r>
               <w:t xml:space="preserve">systemic_absorption_high</w:t>
             </w:r>
           </w:p>
@@ -8541,42 +11003,257 @@
               <w:pStyle w:val="Compact"/>
             </w:pPr>
             <w:r>
-              <w:t xml:space="preserve">DrugBank DB00712</w:t>
-            </w:r>
-          </w:p>
-        </w:tc>
-      </w:tr>
-      <w:tr>
-        <w:tc>
-          <w:tcPr/>
-          <w:p>
-            <w:pPr>
-              <w:pStyle w:val="Compact"/>
-            </w:pPr>
-            <w:r>
-              <w:t xml:space="preserve">topical_ophthalmic_0058</w:t>
-            </w:r>
-          </w:p>
-        </w:tc>
-        <w:tc>
-          <w:tcPr/>
-          <w:p>
-            <w:pPr>
-              <w:pStyle w:val="Compact"/>
-            </w:pPr>
-            <w:r>
-              <w:t xml:space="preserve">Diclofenac</w:t>
-            </w:r>
-          </w:p>
-        </w:tc>
-        <w:tc>
-          <w:tcPr/>
-          <w:p>
-            <w:pPr>
-              <w:pStyle w:val="Compact"/>
-            </w:pPr>
-            <w:r>
-              <w:t xml:space="preserve">nsaid_ophthalmic</w:t>
+              <w:t xml:space="preserve">accession_only;curation_differs</w:t>
+            </w:r>
+          </w:p>
+        </w:tc>
+        <w:tc>
+          <w:tcPr/>
+          <w:p>
+            <w:pPr>
+              <w:pStyle w:val="Compact"/>
+            </w:pPr>
+            <w:r>
+              <w:t xml:space="preserve">DrugBank DB00572</w:t>
+            </w:r>
+          </w:p>
+        </w:tc>
+      </w:tr>
+      <w:tr>
+        <w:tc>
+          <w:tcPr/>
+          <w:p>
+            <w:pPr>
+              <w:pStyle w:val="Compact"/>
+            </w:pPr>
+            <w:r>
+              <w:t xml:space="preserve">topical_ophthalmic_0074</w:t>
+            </w:r>
+          </w:p>
+        </w:tc>
+        <w:tc>
+          <w:tcPr/>
+          <w:p>
+            <w:pPr>
+              <w:pStyle w:val="Compact"/>
+            </w:pPr>
+            <w:r>
+              <w:t xml:space="preserve">Cyclopentolate</w:t>
+            </w:r>
+          </w:p>
+        </w:tc>
+        <w:tc>
+          <w:tcPr/>
+          <w:p>
+            <w:pPr>
+              <w:pStyle w:val="Compact"/>
+            </w:pPr>
+            <w:r>
+              <w:t xml:space="preserve">mydriatic_cycloplegic</w:t>
+            </w:r>
+          </w:p>
+        </w:tc>
+        <w:tc>
+          <w:tcPr/>
+          <w:p>
+            <w:pPr>
+              <w:pStyle w:val="Compact"/>
+            </w:pPr>
+            <w:r>
+              <w:t xml:space="preserve">systemic_absorption_medium</w:t>
+            </w:r>
+          </w:p>
+        </w:tc>
+        <w:tc>
+          <w:tcPr/>
+          <w:p>
+            <w:pPr>
+              <w:pStyle w:val="Compact"/>
+            </w:pPr>
+            <w:r>
+              <w:t xml:space="preserve">accession_only;curation_agrees</w:t>
+            </w:r>
+          </w:p>
+        </w:tc>
+        <w:tc>
+          <w:tcPr/>
+          <w:p>
+            <w:pPr>
+              <w:pStyle w:val="Compact"/>
+            </w:pPr>
+            <w:r>
+              <w:t xml:space="preserve">DrugBank DB00979</w:t>
+            </w:r>
+          </w:p>
+        </w:tc>
+      </w:tr>
+      <w:tr>
+        <w:tc>
+          <w:tcPr/>
+          <w:p>
+            <w:pPr>
+              <w:pStyle w:val="Compact"/>
+            </w:pPr>
+            <w:r>
+              <w:t xml:space="preserve">topical_ophthalmic_0075</w:t>
+            </w:r>
+          </w:p>
+        </w:tc>
+        <w:tc>
+          <w:tcPr/>
+          <w:p>
+            <w:pPr>
+              <w:pStyle w:val="Compact"/>
+            </w:pPr>
+            <w:r>
+              <w:t xml:space="preserve">Homatropine</w:t>
+            </w:r>
+          </w:p>
+        </w:tc>
+        <w:tc>
+          <w:tcPr/>
+          <w:p>
+            <w:pPr>
+              <w:pStyle w:val="Compact"/>
+            </w:pPr>
+            <w:r>
+              <w:t xml:space="preserve">mydriatic_cycloplegic</w:t>
+            </w:r>
+          </w:p>
+        </w:tc>
+        <w:tc>
+          <w:tcPr/>
+          <w:p>
+            <w:pPr>
+              <w:pStyle w:val="Compact"/>
+            </w:pPr>
+            <w:r>
+              <w:t xml:space="preserve">systemic_absorption_medium</w:t>
+            </w:r>
+          </w:p>
+        </w:tc>
+        <w:tc>
+          <w:tcPr/>
+          <w:p>
+            <w:pPr>
+              <w:pStyle w:val="Compact"/>
+            </w:pPr>
+            <w:r>
+              <w:t xml:space="preserve">accession_only;curation_agrees</w:t>
+            </w:r>
+          </w:p>
+        </w:tc>
+        <w:tc>
+          <w:tcPr/>
+          <w:p>
+            <w:pPr>
+              <w:pStyle w:val="Compact"/>
+            </w:pPr>
+            <w:r>
+              <w:t xml:space="preserve">DrugBank DB00725</w:t>
+            </w:r>
+          </w:p>
+        </w:tc>
+      </w:tr>
+      <w:tr>
+        <w:tc>
+          <w:tcPr/>
+          <w:p>
+            <w:pPr>
+              <w:pStyle w:val="Compact"/>
+            </w:pPr>
+            <w:r>
+              <w:t xml:space="preserve">topical_ophthalmic_0076</w:t>
+            </w:r>
+          </w:p>
+        </w:tc>
+        <w:tc>
+          <w:tcPr/>
+          <w:p>
+            <w:pPr>
+              <w:pStyle w:val="Compact"/>
+            </w:pPr>
+            <w:r>
+              <w:t xml:space="preserve">Scopolamine</w:t>
+            </w:r>
+          </w:p>
+        </w:tc>
+        <w:tc>
+          <w:tcPr/>
+          <w:p>
+            <w:pPr>
+              <w:pStyle w:val="Compact"/>
+            </w:pPr>
+            <w:r>
+              <w:t xml:space="preserve">mydriatic_cycloplegic</w:t>
+            </w:r>
+          </w:p>
+        </w:tc>
+        <w:tc>
+          <w:tcPr/>
+          <w:p>
+            <w:pPr>
+              <w:pStyle w:val="Compact"/>
+            </w:pPr>
+            <w:r>
+              <w:t xml:space="preserve">systemic_absorption_high</w:t>
+            </w:r>
+          </w:p>
+        </w:tc>
+        <w:tc>
+          <w:tcPr/>
+          <w:p>
+            <w:pPr>
+              <w:pStyle w:val="Compact"/>
+            </w:pPr>
+            <w:r>
+              <w:t xml:space="preserve">accession_only;curation_agrees</w:t>
+            </w:r>
+          </w:p>
+        </w:tc>
+        <w:tc>
+          <w:tcPr/>
+          <w:p>
+            <w:pPr>
+              <w:pStyle w:val="Compact"/>
+            </w:pPr>
+            <w:r>
+              <w:t xml:space="preserve">DrugBank DB00747</w:t>
+            </w:r>
+          </w:p>
+        </w:tc>
+      </w:tr>
+      <w:tr>
+        <w:tc>
+          <w:tcPr/>
+          <w:p>
+            <w:pPr>
+              <w:pStyle w:val="Compact"/>
+            </w:pPr>
+            <w:r>
+              <w:t xml:space="preserve">topical_ophthalmic_0077</w:t>
+            </w:r>
+          </w:p>
+        </w:tc>
+        <w:tc>
+          <w:tcPr/>
+          <w:p>
+            <w:pPr>
+              <w:pStyle w:val="Compact"/>
+            </w:pPr>
+            <w:r>
+              <w:t xml:space="preserve">Tropicamide</w:t>
+            </w:r>
+          </w:p>
+        </w:tc>
+        <w:tc>
+          <w:tcPr/>
+          <w:p>
+            <w:pPr>
+              <w:pStyle w:val="Compact"/>
+            </w:pPr>
+            <w:r>
+              <w:t xml:space="preserve">mydriatic_cycloplegic</w:t>
             </w:r>
           </w:p>
         </w:tc>
@@ -8598,42 +11275,121 @@
               <w:pStyle w:val="Compact"/>
             </w:pPr>
             <w:r>
-              <w:t xml:space="preserve">DrugBank DB00586</w:t>
-            </w:r>
-          </w:p>
-        </w:tc>
-      </w:tr>
-      <w:tr>
-        <w:tc>
-          <w:tcPr/>
-          <w:p>
-            <w:pPr>
-              <w:pStyle w:val="Compact"/>
-            </w:pPr>
-            <w:r>
-              <w:t xml:space="preserve">topical_ophthalmic_0059</w:t>
-            </w:r>
-          </w:p>
-        </w:tc>
-        <w:tc>
-          <w:tcPr/>
-          <w:p>
-            <w:pPr>
-              <w:pStyle w:val="Compact"/>
-            </w:pPr>
-            <w:r>
-              <w:t xml:space="preserve">Bromfenac</w:t>
-            </w:r>
-          </w:p>
-        </w:tc>
-        <w:tc>
-          <w:tcPr/>
-          <w:p>
-            <w:pPr>
-              <w:pStyle w:val="Compact"/>
-            </w:pPr>
-            <w:r>
-              <w:t xml:space="preserve">nsaid_ophthalmic</w:t>
+              <w:t xml:space="preserve">accession_only;curation_agrees</w:t>
+            </w:r>
+          </w:p>
+        </w:tc>
+        <w:tc>
+          <w:tcPr/>
+          <w:p>
+            <w:pPr>
+              <w:pStyle w:val="Compact"/>
+            </w:pPr>
+            <w:r>
+              <w:t xml:space="preserve">DrugBank DB00809</w:t>
+            </w:r>
+          </w:p>
+        </w:tc>
+      </w:tr>
+      <w:tr>
+        <w:tc>
+          <w:tcPr/>
+          <w:p>
+            <w:pPr>
+              <w:pStyle w:val="Compact"/>
+            </w:pPr>
+            <w:r>
+              <w:t xml:space="preserve">topical_ophthalmic_0078</w:t>
+            </w:r>
+          </w:p>
+        </w:tc>
+        <w:tc>
+          <w:tcPr/>
+          <w:p>
+            <w:pPr>
+              <w:pStyle w:val="Compact"/>
+            </w:pPr>
+            <w:r>
+              <w:t xml:space="preserve">Phenylephrine</w:t>
+            </w:r>
+          </w:p>
+        </w:tc>
+        <w:tc>
+          <w:tcPr/>
+          <w:p>
+            <w:pPr>
+              <w:pStyle w:val="Compact"/>
+            </w:pPr>
+            <w:r>
+              <w:t xml:space="preserve">mydriatic</w:t>
+            </w:r>
+          </w:p>
+        </w:tc>
+        <w:tc>
+          <w:tcPr/>
+          <w:p>
+            <w:pPr>
+              <w:pStyle w:val="Compact"/>
+            </w:pPr>
+            <w:r>
+              <w:t xml:space="preserve">systemic_absorption_medium</w:t>
+            </w:r>
+          </w:p>
+        </w:tc>
+        <w:tc>
+          <w:tcPr/>
+          <w:p>
+            <w:pPr>
+              <w:pStyle w:val="Compact"/>
+            </w:pPr>
+            <w:r>
+              <w:t xml:space="preserve">accession_only;curation_agrees</w:t>
+            </w:r>
+          </w:p>
+        </w:tc>
+        <w:tc>
+          <w:tcPr/>
+          <w:p>
+            <w:pPr>
+              <w:pStyle w:val="Compact"/>
+            </w:pPr>
+            <w:r>
+              <w:t xml:space="preserve">DrugBank DB00388</w:t>
+            </w:r>
+          </w:p>
+        </w:tc>
+      </w:tr>
+      <w:tr>
+        <w:tc>
+          <w:tcPr/>
+          <w:p>
+            <w:pPr>
+              <w:pStyle w:val="Compact"/>
+            </w:pPr>
+            <w:r>
+              <w:t xml:space="preserve">topical_ophthalmic_0079</w:t>
+            </w:r>
+          </w:p>
+        </w:tc>
+        <w:tc>
+          <w:tcPr/>
+          <w:p>
+            <w:pPr>
+              <w:pStyle w:val="Compact"/>
+            </w:pPr>
+            <w:r>
+              <w:t xml:space="preserve">Proparacaine</w:t>
+            </w:r>
+          </w:p>
+        </w:tc>
+        <w:tc>
+          <w:tcPr/>
+          <w:p>
+            <w:pPr>
+              <w:pStyle w:val="Compact"/>
+            </w:pPr>
+            <w:r>
+              <w:t xml:space="preserve">anesthetic_topical</w:t>
             </w:r>
           </w:p>
         </w:tc>
@@ -8655,42 +11411,53 @@
               <w:pStyle w:val="Compact"/>
             </w:pPr>
             <w:r>
-              <w:t xml:space="preserve">DrugBank DB00963</w:t>
-            </w:r>
-          </w:p>
-        </w:tc>
-      </w:tr>
-      <w:tr>
-        <w:tc>
-          <w:tcPr/>
-          <w:p>
-            <w:pPr>
-              <w:pStyle w:val="Compact"/>
-            </w:pPr>
-            <w:r>
-              <w:t xml:space="preserve">topical_ophthalmic_0060</w:t>
-            </w:r>
-          </w:p>
-        </w:tc>
-        <w:tc>
-          <w:tcPr/>
-          <w:p>
-            <w:pPr>
-              <w:pStyle w:val="Compact"/>
-            </w:pPr>
-            <w:r>
-              <w:t xml:space="preserve">Nepafenac</w:t>
-            </w:r>
-          </w:p>
-        </w:tc>
-        <w:tc>
-          <w:tcPr/>
-          <w:p>
-            <w:pPr>
-              <w:pStyle w:val="Compact"/>
-            </w:pPr>
-            <w:r>
-              <w:t xml:space="preserve">nsaid_ophthalmic</w:t>
+              <w:t xml:space="preserve">accession_only;curation_agrees</w:t>
+            </w:r>
+          </w:p>
+        </w:tc>
+        <w:tc>
+          <w:tcPr/>
+          <w:p>
+            <w:pPr>
+              <w:pStyle w:val="Compact"/>
+            </w:pPr>
+            <w:r>
+              <w:t xml:space="preserve">DrugBank DB00807</w:t>
+            </w:r>
+          </w:p>
+        </w:tc>
+      </w:tr>
+      <w:tr>
+        <w:tc>
+          <w:tcPr/>
+          <w:p>
+            <w:pPr>
+              <w:pStyle w:val="Compact"/>
+            </w:pPr>
+            <w:r>
+              <w:t xml:space="preserve">topical_ophthalmic_0080</w:t>
+            </w:r>
+          </w:p>
+        </w:tc>
+        <w:tc>
+          <w:tcPr/>
+          <w:p>
+            <w:pPr>
+              <w:pStyle w:val="Compact"/>
+            </w:pPr>
+            <w:r>
+              <w:t xml:space="preserve">Tetracaine</w:t>
+            </w:r>
+          </w:p>
+        </w:tc>
+        <w:tc>
+          <w:tcPr/>
+          <w:p>
+            <w:pPr>
+              <w:pStyle w:val="Compact"/>
+            </w:pPr>
+            <w:r>
+              <w:t xml:space="preserve">anesthetic_topical</w:t>
             </w:r>
           </w:p>
         </w:tc>
@@ -8712,42 +11479,257 @@
               <w:pStyle w:val="Compact"/>
             </w:pPr>
             <w:r>
-              <w:t xml:space="preserve">DrugBank DB01283</w:t>
-            </w:r>
-          </w:p>
-        </w:tc>
-      </w:tr>
-      <w:tr>
-        <w:tc>
-          <w:tcPr/>
-          <w:p>
-            <w:pPr>
-              <w:pStyle w:val="Compact"/>
-            </w:pPr>
-            <w:r>
-              <w:t xml:space="preserve">topical_ophthalmic_0061</w:t>
-            </w:r>
-          </w:p>
-        </w:tc>
-        <w:tc>
-          <w:tcPr/>
-          <w:p>
-            <w:pPr>
-              <w:pStyle w:val="Compact"/>
-            </w:pPr>
-            <w:r>
-              <w:t xml:space="preserve">Cyclosporine</w:t>
-            </w:r>
-          </w:p>
-        </w:tc>
-        <w:tc>
-          <w:tcPr/>
-          <w:p>
-            <w:pPr>
-              <w:pStyle w:val="Compact"/>
-            </w:pPr>
-            <w:r>
-              <w:t xml:space="preserve">immunosuppressant</w:t>
+              <w:t xml:space="preserve">accession_only;curation_agrees</w:t>
+            </w:r>
+          </w:p>
+        </w:tc>
+        <w:tc>
+          <w:tcPr/>
+          <w:p>
+            <w:pPr>
+              <w:pStyle w:val="Compact"/>
+            </w:pPr>
+            <w:r>
+              <w:t xml:space="preserve">DrugBank DB00445</w:t>
+            </w:r>
+          </w:p>
+        </w:tc>
+      </w:tr>
+      <w:tr>
+        <w:tc>
+          <w:tcPr/>
+          <w:p>
+            <w:pPr>
+              <w:pStyle w:val="Compact"/>
+            </w:pPr>
+            <w:r>
+              <w:t xml:space="preserve">topical_ophthalmic_0081</w:t>
+            </w:r>
+          </w:p>
+        </w:tc>
+        <w:tc>
+          <w:tcPr/>
+          <w:p>
+            <w:pPr>
+              <w:pStyle w:val="Compact"/>
+            </w:pPr>
+            <w:r>
+              <w:t xml:space="preserve">Lidocaine</w:t>
+            </w:r>
+          </w:p>
+        </w:tc>
+        <w:tc>
+          <w:tcPr/>
+          <w:p>
+            <w:pPr>
+              <w:pStyle w:val="Compact"/>
+            </w:pPr>
+            <w:r>
+              <w:t xml:space="preserve">anesthetic_topical</w:t>
+            </w:r>
+          </w:p>
+        </w:tc>
+        <w:tc>
+          <w:tcPr/>
+          <w:p>
+            <w:pPr>
+              <w:pStyle w:val="Compact"/>
+            </w:pPr>
+            <w:r>
+              <w:t xml:space="preserve">systemic_absorption_low</w:t>
+            </w:r>
+          </w:p>
+        </w:tc>
+        <w:tc>
+          <w:tcPr/>
+          <w:p>
+            <w:pPr>
+              <w:pStyle w:val="Compact"/>
+            </w:pPr>
+            <w:r>
+              <w:t xml:space="preserve">accession_only;curation_agrees</w:t>
+            </w:r>
+          </w:p>
+        </w:tc>
+        <w:tc>
+          <w:tcPr/>
+          <w:p>
+            <w:pPr>
+              <w:pStyle w:val="Compact"/>
+            </w:pPr>
+            <w:r>
+              <w:t xml:space="preserve">DrugBank DB00281</w:t>
+            </w:r>
+          </w:p>
+        </w:tc>
+      </w:tr>
+      <w:tr>
+        <w:tc>
+          <w:tcPr/>
+          <w:p>
+            <w:pPr>
+              <w:pStyle w:val="Compact"/>
+            </w:pPr>
+            <w:r>
+              <w:t xml:space="preserve">topical_ophthalmic_0082</w:t>
+            </w:r>
+          </w:p>
+        </w:tc>
+        <w:tc>
+          <w:tcPr/>
+          <w:p>
+            <w:pPr>
+              <w:pStyle w:val="Compact"/>
+            </w:pPr>
+            <w:r>
+              <w:t xml:space="preserve">Benoxinate</w:t>
+            </w:r>
+          </w:p>
+        </w:tc>
+        <w:tc>
+          <w:tcPr/>
+          <w:p>
+            <w:pPr>
+              <w:pStyle w:val="Compact"/>
+            </w:pPr>
+            <w:r>
+              <w:t xml:space="preserve">anesthetic_topical</w:t>
+            </w:r>
+          </w:p>
+        </w:tc>
+        <w:tc>
+          <w:tcPr/>
+          <w:p>
+            <w:pPr>
+              <w:pStyle w:val="Compact"/>
+            </w:pPr>
+            <w:r>
+              <w:t xml:space="preserve">systemic_absorption_low</w:t>
+            </w:r>
+          </w:p>
+        </w:tc>
+        <w:tc>
+          <w:tcPr/>
+          <w:p>
+            <w:pPr>
+              <w:pStyle w:val="Compact"/>
+            </w:pPr>
+            <w:r>
+              <w:t xml:space="preserve">accession_only;curation_agrees</w:t>
+            </w:r>
+          </w:p>
+        </w:tc>
+        <w:tc>
+          <w:tcPr/>
+          <w:p>
+            <w:pPr>
+              <w:pStyle w:val="Compact"/>
+            </w:pPr>
+            <w:r>
+              <w:t xml:space="preserve">DrugBank DB00807</w:t>
+            </w:r>
+          </w:p>
+        </w:tc>
+      </w:tr>
+      <w:tr>
+        <w:tc>
+          <w:tcPr/>
+          <w:p>
+            <w:pPr>
+              <w:pStyle w:val="Compact"/>
+            </w:pPr>
+            <w:r>
+              <w:t xml:space="preserve">topical_ophthalmic_0083</w:t>
+            </w:r>
+          </w:p>
+        </w:tc>
+        <w:tc>
+          <w:tcPr/>
+          <w:p>
+            <w:pPr>
+              <w:pStyle w:val="Compact"/>
+            </w:pPr>
+            <w:r>
+              <w:t xml:space="preserve">Fluorescein</w:t>
+            </w:r>
+          </w:p>
+        </w:tc>
+        <w:tc>
+          <w:tcPr/>
+          <w:p>
+            <w:pPr>
+              <w:pStyle w:val="Compact"/>
+            </w:pPr>
+            <w:r>
+              <w:t xml:space="preserve">diagnostic_dye</w:t>
+            </w:r>
+          </w:p>
+        </w:tc>
+        <w:tc>
+          <w:tcPr/>
+          <w:p>
+            <w:pPr>
+              <w:pStyle w:val="Compact"/>
+            </w:pPr>
+            <w:r>
+              <w:t xml:space="preserve">systemic_absorption_low</w:t>
+            </w:r>
+          </w:p>
+        </w:tc>
+        <w:tc>
+          <w:tcPr/>
+          <w:p>
+            <w:pPr>
+              <w:pStyle w:val="Compact"/>
+            </w:pPr>
+            <w:r>
+              <w:t xml:space="preserve">accession_only;curation_agrees</w:t>
+            </w:r>
+          </w:p>
+        </w:tc>
+        <w:tc>
+          <w:tcPr/>
+          <w:p>
+            <w:pPr>
+              <w:pStyle w:val="Compact"/>
+            </w:pPr>
+            <w:r>
+              <w:t xml:space="preserve">DrugBank DB00693</w:t>
+            </w:r>
+          </w:p>
+        </w:tc>
+      </w:tr>
+      <w:tr>
+        <w:tc>
+          <w:tcPr/>
+          <w:p>
+            <w:pPr>
+              <w:pStyle w:val="Compact"/>
+            </w:pPr>
+            <w:r>
+              <w:t xml:space="preserve">topical_ophthalmic_0084</w:t>
+            </w:r>
+          </w:p>
+        </w:tc>
+        <w:tc>
+          <w:tcPr/>
+          <w:p>
+            <w:pPr>
+              <w:pStyle w:val="Compact"/>
+            </w:pPr>
+            <w:r>
+              <w:t xml:space="preserve">Indocyanine green</w:t>
+            </w:r>
+          </w:p>
+        </w:tc>
+        <w:tc>
+          <w:tcPr/>
+          <w:p>
+            <w:pPr>
+              <w:pStyle w:val="Compact"/>
+            </w:pPr>
+            <w:r>
+              <w:t xml:space="preserve">diagnostic_dye</w:t>
             </w:r>
           </w:p>
         </w:tc>
@@ -8769,42 +11751,733 @@
               <w:pStyle w:val="Compact"/>
             </w:pPr>
             <w:r>
-              <w:t xml:space="preserve">DrugBank DB00091</w:t>
-            </w:r>
-          </w:p>
-        </w:tc>
-      </w:tr>
-      <w:tr>
-        <w:tc>
-          <w:tcPr/>
-          <w:p>
-            <w:pPr>
-              <w:pStyle w:val="Compact"/>
-            </w:pPr>
-            <w:r>
-              <w:t xml:space="preserve">topical_ophthalmic_0062</w:t>
-            </w:r>
-          </w:p>
-        </w:tc>
-        <w:tc>
-          <w:tcPr/>
-          <w:p>
-            <w:pPr>
-              <w:pStyle w:val="Compact"/>
-            </w:pPr>
-            <w:r>
-              <w:t xml:space="preserve">Tacrolimus</w:t>
-            </w:r>
-          </w:p>
-        </w:tc>
-        <w:tc>
-          <w:tcPr/>
-          <w:p>
-            <w:pPr>
-              <w:pStyle w:val="Compact"/>
-            </w:pPr>
-            <w:r>
-              <w:t xml:space="preserve">immunosuppressant</w:t>
+              <w:t xml:space="preserve">accession_only;curation_agrees</w:t>
+            </w:r>
+          </w:p>
+        </w:tc>
+        <w:tc>
+          <w:tcPr/>
+          <w:p>
+            <w:pPr>
+              <w:pStyle w:val="Compact"/>
+            </w:pPr>
+            <w:r>
+              <w:t xml:space="preserve">DrugBank DB00354</w:t>
+            </w:r>
+          </w:p>
+        </w:tc>
+      </w:tr>
+      <w:tr>
+        <w:tc>
+          <w:tcPr/>
+          <w:p>
+            <w:pPr>
+              <w:pStyle w:val="Compact"/>
+            </w:pPr>
+            <w:r>
+              <w:t xml:space="preserve">topical_ophthalmic_0085</w:t>
+            </w:r>
+          </w:p>
+        </w:tc>
+        <w:tc>
+          <w:tcPr/>
+          <w:p>
+            <w:pPr>
+              <w:pStyle w:val="Compact"/>
+            </w:pPr>
+            <w:r>
+              <w:t xml:space="preserve">Rose bengal</w:t>
+            </w:r>
+          </w:p>
+        </w:tc>
+        <w:tc>
+          <w:tcPr/>
+          <w:p>
+            <w:pPr>
+              <w:pStyle w:val="Compact"/>
+            </w:pPr>
+            <w:r>
+              <w:t xml:space="preserve">diagnostic_dye</w:t>
+            </w:r>
+          </w:p>
+        </w:tc>
+        <w:tc>
+          <w:tcPr/>
+          <w:p>
+            <w:pPr>
+              <w:pStyle w:val="Compact"/>
+            </w:pPr>
+            <w:r>
+              <w:t xml:space="preserve">systemic_absorption_very_low</w:t>
+            </w:r>
+          </w:p>
+        </w:tc>
+        <w:tc>
+          <w:tcPr/>
+          <w:p>
+            <w:pPr>
+              <w:pStyle w:val="Compact"/>
+            </w:pPr>
+            <w:r>
+              <w:t xml:space="preserve">accession_only;curation_agrees</w:t>
+            </w:r>
+          </w:p>
+        </w:tc>
+        <w:tc>
+          <w:tcPr/>
+          <w:p>
+            <w:pPr>
+              <w:pStyle w:val="Compact"/>
+            </w:pPr>
+            <w:r>
+              <w:t xml:space="preserve">DrugBank DB00762</w:t>
+            </w:r>
+          </w:p>
+        </w:tc>
+      </w:tr>
+      <w:tr>
+        <w:tc>
+          <w:tcPr/>
+          <w:p>
+            <w:pPr>
+              <w:pStyle w:val="Compact"/>
+            </w:pPr>
+            <w:r>
+              <w:t xml:space="preserve">topical_ophthalmic_0086</w:t>
+            </w:r>
+          </w:p>
+        </w:tc>
+        <w:tc>
+          <w:tcPr/>
+          <w:p>
+            <w:pPr>
+              <w:pStyle w:val="Compact"/>
+            </w:pPr>
+            <w:r>
+              <w:t xml:space="preserve">Ranibizumab</w:t>
+            </w:r>
+          </w:p>
+        </w:tc>
+        <w:tc>
+          <w:tcPr/>
+          <w:p>
+            <w:pPr>
+              <w:pStyle w:val="Compact"/>
+            </w:pPr>
+            <w:r>
+              <w:t xml:space="preserve">anti_vegf_intravitreal</w:t>
+            </w:r>
+          </w:p>
+        </w:tc>
+        <w:tc>
+          <w:tcPr/>
+          <w:p>
+            <w:pPr>
+              <w:pStyle w:val="Compact"/>
+            </w:pPr>
+            <w:r>
+              <w:t xml:space="preserve">minimal_systemic_absorption</w:t>
+            </w:r>
+          </w:p>
+        </w:tc>
+        <w:tc>
+          <w:tcPr/>
+          <w:p>
+            <w:pPr>
+              <w:pStyle w:val="Compact"/>
+            </w:pPr>
+            <w:r>
+              <w:t xml:space="preserve">accession_only;curation_agrees</w:t>
+            </w:r>
+          </w:p>
+        </w:tc>
+        <w:tc>
+          <w:tcPr/>
+          <w:p>
+            <w:pPr>
+              <w:pStyle w:val="Compact"/>
+            </w:pPr>
+            <w:r>
+              <w:t xml:space="preserve">DrugBank DB01276</w:t>
+            </w:r>
+          </w:p>
+        </w:tc>
+      </w:tr>
+      <w:tr>
+        <w:tc>
+          <w:tcPr/>
+          <w:p>
+            <w:pPr>
+              <w:pStyle w:val="Compact"/>
+            </w:pPr>
+            <w:r>
+              <w:t xml:space="preserve">topical_ophthalmic_0087</w:t>
+            </w:r>
+          </w:p>
+        </w:tc>
+        <w:tc>
+          <w:tcPr/>
+          <w:p>
+            <w:pPr>
+              <w:pStyle w:val="Compact"/>
+            </w:pPr>
+            <w:r>
+              <w:t xml:space="preserve">Aflibercept</w:t>
+            </w:r>
+          </w:p>
+        </w:tc>
+        <w:tc>
+          <w:tcPr/>
+          <w:p>
+            <w:pPr>
+              <w:pStyle w:val="Compact"/>
+            </w:pPr>
+            <w:r>
+              <w:t xml:space="preserve">anti_vegf_intravitreal</w:t>
+            </w:r>
+          </w:p>
+        </w:tc>
+        <w:tc>
+          <w:tcPr/>
+          <w:p>
+            <w:pPr>
+              <w:pStyle w:val="Compact"/>
+            </w:pPr>
+            <w:r>
+              <w:t xml:space="preserve">minimal_systemic_absorption</w:t>
+            </w:r>
+          </w:p>
+        </w:tc>
+        <w:tc>
+          <w:tcPr/>
+          <w:p>
+            <w:pPr>
+              <w:pStyle w:val="Compact"/>
+            </w:pPr>
+            <w:r>
+              <w:t xml:space="preserve">accession_only;curation_agrees</w:t>
+            </w:r>
+          </w:p>
+        </w:tc>
+        <w:tc>
+          <w:tcPr/>
+          <w:p>
+            <w:pPr>
+              <w:pStyle w:val="Compact"/>
+            </w:pPr>
+            <w:r>
+              <w:t xml:space="preserve">DrugBank DB01661</w:t>
+            </w:r>
+          </w:p>
+        </w:tc>
+      </w:tr>
+      <w:tr>
+        <w:tc>
+          <w:tcPr/>
+          <w:p>
+            <w:pPr>
+              <w:pStyle w:val="Compact"/>
+            </w:pPr>
+            <w:r>
+              <w:t xml:space="preserve">topical_ophthalmic_0088</w:t>
+            </w:r>
+          </w:p>
+        </w:tc>
+        <w:tc>
+          <w:tcPr/>
+          <w:p>
+            <w:pPr>
+              <w:pStyle w:val="Compact"/>
+            </w:pPr>
+            <w:r>
+              <w:t xml:space="preserve">Bevacizumab</w:t>
+            </w:r>
+          </w:p>
+        </w:tc>
+        <w:tc>
+          <w:tcPr/>
+          <w:p>
+            <w:pPr>
+              <w:pStyle w:val="Compact"/>
+            </w:pPr>
+            <w:r>
+              <w:t xml:space="preserve">anti_vegf_intravitreal</w:t>
+            </w:r>
+          </w:p>
+        </w:tc>
+        <w:tc>
+          <w:tcPr/>
+          <w:p>
+            <w:pPr>
+              <w:pStyle w:val="Compact"/>
+            </w:pPr>
+            <w:r>
+              <w:t xml:space="preserve">minimal_systemic_absorption</w:t>
+            </w:r>
+          </w:p>
+        </w:tc>
+        <w:tc>
+          <w:tcPr/>
+          <w:p>
+            <w:pPr>
+              <w:pStyle w:val="Compact"/>
+            </w:pPr>
+            <w:r>
+              <w:t xml:space="preserve">accession_only;curation_agrees</w:t>
+            </w:r>
+          </w:p>
+        </w:tc>
+        <w:tc>
+          <w:tcPr/>
+          <w:p>
+            <w:pPr>
+              <w:pStyle w:val="Compact"/>
+            </w:pPr>
+            <w:r>
+              <w:t xml:space="preserve">DrugBank DB00112</w:t>
+            </w:r>
+          </w:p>
+        </w:tc>
+      </w:tr>
+      <w:tr>
+        <w:tc>
+          <w:tcPr/>
+          <w:p>
+            <w:pPr>
+              <w:pStyle w:val="Compact"/>
+            </w:pPr>
+            <w:r>
+              <w:t xml:space="preserve">topical_ophthalmic_0089</w:t>
+            </w:r>
+          </w:p>
+        </w:tc>
+        <w:tc>
+          <w:tcPr/>
+          <w:p>
+            <w:pPr>
+              <w:pStyle w:val="Compact"/>
+            </w:pPr>
+            <w:r>
+              <w:t xml:space="preserve">Brolucizumab</w:t>
+            </w:r>
+          </w:p>
+        </w:tc>
+        <w:tc>
+          <w:tcPr/>
+          <w:p>
+            <w:pPr>
+              <w:pStyle w:val="Compact"/>
+            </w:pPr>
+            <w:r>
+              <w:t xml:space="preserve">anti_vegf_intravitreal</w:t>
+            </w:r>
+          </w:p>
+        </w:tc>
+        <w:tc>
+          <w:tcPr/>
+          <w:p>
+            <w:pPr>
+              <w:pStyle w:val="Compact"/>
+            </w:pPr>
+            <w:r>
+              <w:t xml:space="preserve">minimal_systemic_absorption</w:t>
+            </w:r>
+          </w:p>
+        </w:tc>
+        <w:tc>
+          <w:tcPr/>
+          <w:p>
+            <w:pPr>
+              <w:pStyle w:val="Compact"/>
+            </w:pPr>
+            <w:r>
+              <w:t xml:space="preserve">accession_only;curation_agrees</w:t>
+            </w:r>
+          </w:p>
+        </w:tc>
+        <w:tc>
+          <w:tcPr/>
+          <w:p>
+            <w:pPr>
+              <w:pStyle w:val="Compact"/>
+            </w:pPr>
+            <w:r>
+              <w:t xml:space="preserve">DrugBank DB16546</w:t>
+            </w:r>
+          </w:p>
+        </w:tc>
+      </w:tr>
+      <w:tr>
+        <w:tc>
+          <w:tcPr/>
+          <w:p>
+            <w:pPr>
+              <w:pStyle w:val="Compact"/>
+            </w:pPr>
+            <w:r>
+              <w:t xml:space="preserve">topical_ophthalmic_0090</w:t>
+            </w:r>
+          </w:p>
+        </w:tc>
+        <w:tc>
+          <w:tcPr/>
+          <w:p>
+            <w:pPr>
+              <w:pStyle w:val="Compact"/>
+            </w:pPr>
+            <w:r>
+              <w:t xml:space="preserve">Faricimab</w:t>
+            </w:r>
+          </w:p>
+        </w:tc>
+        <w:tc>
+          <w:tcPr/>
+          <w:p>
+            <w:pPr>
+              <w:pStyle w:val="Compact"/>
+            </w:pPr>
+            <w:r>
+              <w:t xml:space="preserve">anti_vegf_intravitreal</w:t>
+            </w:r>
+          </w:p>
+        </w:tc>
+        <w:tc>
+          <w:tcPr/>
+          <w:p>
+            <w:pPr>
+              <w:pStyle w:val="Compact"/>
+            </w:pPr>
+            <w:r>
+              <w:t xml:space="preserve">minimal_systemic_absorption</w:t>
+            </w:r>
+          </w:p>
+        </w:tc>
+        <w:tc>
+          <w:tcPr/>
+          <w:p>
+            <w:pPr>
+              <w:pStyle w:val="Compact"/>
+            </w:pPr>
+            <w:r>
+              <w:t xml:space="preserve">accession_only;curation_agrees</w:t>
+            </w:r>
+          </w:p>
+        </w:tc>
+        <w:tc>
+          <w:tcPr/>
+          <w:p>
+            <w:pPr>
+              <w:pStyle w:val="Compact"/>
+            </w:pPr>
+            <w:r>
+              <w:t xml:space="preserve">DrugBank DB16647</w:t>
+            </w:r>
+          </w:p>
+        </w:tc>
+      </w:tr>
+      <w:tr>
+        <w:tc>
+          <w:tcPr/>
+          <w:p>
+            <w:pPr>
+              <w:pStyle w:val="Compact"/>
+            </w:pPr>
+            <w:r>
+              <w:t xml:space="preserve">topical_ophthalmic_0091</w:t>
+            </w:r>
+          </w:p>
+        </w:tc>
+        <w:tc>
+          <w:tcPr/>
+          <w:p>
+            <w:pPr>
+              <w:pStyle w:val="Compact"/>
+            </w:pPr>
+            <w:r>
+              <w:t xml:space="preserve">Naphazoline</w:t>
+            </w:r>
+          </w:p>
+        </w:tc>
+        <w:tc>
+          <w:tcPr/>
+          <w:p>
+            <w:pPr>
+              <w:pStyle w:val="Compact"/>
+            </w:pPr>
+            <w:r>
+              <w:t xml:space="preserve">decongestant</w:t>
+            </w:r>
+          </w:p>
+        </w:tc>
+        <w:tc>
+          <w:tcPr/>
+          <w:p>
+            <w:pPr>
+              <w:pStyle w:val="Compact"/>
+            </w:pPr>
+            <w:r>
+              <w:t xml:space="preserve">systemic_absorption_medium</w:t>
+            </w:r>
+          </w:p>
+        </w:tc>
+        <w:tc>
+          <w:tcPr/>
+          <w:p>
+            <w:pPr>
+              <w:pStyle w:val="Compact"/>
+            </w:pPr>
+            <w:r>
+              <w:t xml:space="preserve">accession_only;curation_agrees</w:t>
+            </w:r>
+          </w:p>
+        </w:tc>
+        <w:tc>
+          <w:tcPr/>
+          <w:p>
+            <w:pPr>
+              <w:pStyle w:val="Compact"/>
+            </w:pPr>
+            <w:r>
+              <w:t xml:space="preserve">DrugBank DB00882</w:t>
+            </w:r>
+          </w:p>
+        </w:tc>
+      </w:tr>
+      <w:tr>
+        <w:tc>
+          <w:tcPr/>
+          <w:p>
+            <w:pPr>
+              <w:pStyle w:val="Compact"/>
+            </w:pPr>
+            <w:r>
+              <w:t xml:space="preserve">topical_ophthalmic_0092</w:t>
+            </w:r>
+          </w:p>
+        </w:tc>
+        <w:tc>
+          <w:tcPr/>
+          <w:p>
+            <w:pPr>
+              <w:pStyle w:val="Compact"/>
+            </w:pPr>
+            <w:r>
+              <w:t xml:space="preserve">Tetrahydrozoline</w:t>
+            </w:r>
+          </w:p>
+        </w:tc>
+        <w:tc>
+          <w:tcPr/>
+          <w:p>
+            <w:pPr>
+              <w:pStyle w:val="Compact"/>
+            </w:pPr>
+            <w:r>
+              <w:t xml:space="preserve">decongestant</w:t>
+            </w:r>
+          </w:p>
+        </w:tc>
+        <w:tc>
+          <w:tcPr/>
+          <w:p>
+            <w:pPr>
+              <w:pStyle w:val="Compact"/>
+            </w:pPr>
+            <w:r>
+              <w:t xml:space="preserve">systemic_absorption_medium</w:t>
+            </w:r>
+          </w:p>
+        </w:tc>
+        <w:tc>
+          <w:tcPr/>
+          <w:p>
+            <w:pPr>
+              <w:pStyle w:val="Compact"/>
+            </w:pPr>
+            <w:r>
+              <w:t xml:space="preserve">accession_only;curation_agrees</w:t>
+            </w:r>
+          </w:p>
+        </w:tc>
+        <w:tc>
+          <w:tcPr/>
+          <w:p>
+            <w:pPr>
+              <w:pStyle w:val="Compact"/>
+            </w:pPr>
+            <w:r>
+              <w:t xml:space="preserve">DrugBank DB00714</w:t>
+            </w:r>
+          </w:p>
+        </w:tc>
+      </w:tr>
+      <w:tr>
+        <w:tc>
+          <w:tcPr/>
+          <w:p>
+            <w:pPr>
+              <w:pStyle w:val="Compact"/>
+            </w:pPr>
+            <w:r>
+              <w:t xml:space="preserve">topical_ophthalmic_0093</w:t>
+            </w:r>
+          </w:p>
+        </w:tc>
+        <w:tc>
+          <w:tcPr/>
+          <w:p>
+            <w:pPr>
+              <w:pStyle w:val="Compact"/>
+            </w:pPr>
+            <w:r>
+              <w:t xml:space="preserve">Dipivefrin</w:t>
+            </w:r>
+          </w:p>
+        </w:tc>
+        <w:tc>
+          <w:tcPr/>
+          <w:p>
+            <w:pPr>
+              <w:pStyle w:val="Compact"/>
+            </w:pPr>
+            <w:r>
+              <w:t xml:space="preserve">glaucoma_other</w:t>
+            </w:r>
+          </w:p>
+        </w:tc>
+        <w:tc>
+          <w:tcPr/>
+          <w:p>
+            <w:pPr>
+              <w:pStyle w:val="Compact"/>
+            </w:pPr>
+            <w:r>
+              <w:t xml:space="preserve">systemic_absorption_medium</w:t>
+            </w:r>
+          </w:p>
+        </w:tc>
+        <w:tc>
+          <w:tcPr/>
+          <w:p>
+            <w:pPr>
+              <w:pStyle w:val="Compact"/>
+            </w:pPr>
+            <w:r>
+              <w:t xml:space="preserve">accession_only;curation_agrees</w:t>
+            </w:r>
+          </w:p>
+        </w:tc>
+        <w:tc>
+          <w:tcPr/>
+          <w:p>
+            <w:pPr>
+              <w:pStyle w:val="Compact"/>
+            </w:pPr>
+            <w:r>
+              <w:t xml:space="preserve">DrugBank DB00449</w:t>
+            </w:r>
+          </w:p>
+        </w:tc>
+      </w:tr>
+      <w:tr>
+        <w:tc>
+          <w:tcPr/>
+          <w:p>
+            <w:pPr>
+              <w:pStyle w:val="Compact"/>
+            </w:pPr>
+            <w:r>
+              <w:t xml:space="preserve">topical_ophthalmic_0094</w:t>
+            </w:r>
+          </w:p>
+        </w:tc>
+        <w:tc>
+          <w:tcPr/>
+          <w:p>
+            <w:pPr>
+              <w:pStyle w:val="Compact"/>
+            </w:pPr>
+            <w:r>
+              <w:t xml:space="preserve">Lifitegrast</w:t>
+            </w:r>
+          </w:p>
+        </w:tc>
+        <w:tc>
+          <w:tcPr/>
+          <w:p>
+            <w:pPr>
+              <w:pStyle w:val="Compact"/>
+            </w:pPr>
+            <w:r>
+              <w:t xml:space="preserve">dry_eye_anti_inflammatory</w:t>
+            </w:r>
+          </w:p>
+        </w:tc>
+        <w:tc>
+          <w:tcPr/>
+          <w:p>
+            <w:pPr>
+              <w:pStyle w:val="Compact"/>
+            </w:pPr>
+            <w:r>
+              <w:t xml:space="preserve">systemic_absorption_very_low</w:t>
+            </w:r>
+          </w:p>
+        </w:tc>
+        <w:tc>
+          <w:tcPr/>
+          <w:p>
+            <w:pPr>
+              <w:pStyle w:val="Compact"/>
+            </w:pPr>
+            <w:r>
+              <w:t xml:space="preserve">accession_only;curation_agrees</w:t>
+            </w:r>
+          </w:p>
+        </w:tc>
+        <w:tc>
+          <w:tcPr/>
+          <w:p>
+            <w:pPr>
+              <w:pStyle w:val="Compact"/>
+            </w:pPr>
+            <w:r>
+              <w:t xml:space="preserve">DrugBank DB11674</w:t>
+            </w:r>
+          </w:p>
+        </w:tc>
+      </w:tr>
+      <w:tr>
+        <w:tc>
+          <w:tcPr/>
+          <w:p>
+            <w:pPr>
+              <w:pStyle w:val="Compact"/>
+            </w:pPr>
+            <w:r>
+              <w:t xml:space="preserve">topical_ophthalmic_0095</w:t>
+            </w:r>
+          </w:p>
+        </w:tc>
+        <w:tc>
+          <w:tcPr/>
+          <w:p>
+            <w:pPr>
+              <w:pStyle w:val="Compact"/>
+            </w:pPr>
+            <w:r>
+              <w:t xml:space="preserve">Diquafosol</w:t>
+            </w:r>
+          </w:p>
+        </w:tc>
+        <w:tc>
+          <w:tcPr/>
+          <w:p>
+            <w:pPr>
+              <w:pStyle w:val="Compact"/>
+            </w:pPr>
+            <w:r>
+              <w:t xml:space="preserve">dry_eye_mucin_secretagogue</w:t>
             </w:r>
           </w:p>
         </w:tc>
@@ -8826,42 +12499,53 @@
               <w:pStyle w:val="Compact"/>
             </w:pPr>
             <w:r>
-              <w:t xml:space="preserve">DrugBank DB00800</w:t>
-            </w:r>
-          </w:p>
-        </w:tc>
-      </w:tr>
-      <w:tr>
-        <w:tc>
-          <w:tcPr/>
-          <w:p>
-            <w:pPr>
-              <w:pStyle w:val="Compact"/>
-            </w:pPr>
-            <w:r>
-              <w:t xml:space="preserve">topical_ophthalmic_0063</w:t>
-            </w:r>
-          </w:p>
-        </w:tc>
-        <w:tc>
-          <w:tcPr/>
-          <w:p>
-            <w:pPr>
-              <w:pStyle w:val="Compact"/>
-            </w:pPr>
-            <w:r>
-              <w:t xml:space="preserve">Olopatadine</w:t>
-            </w:r>
-          </w:p>
-        </w:tc>
-        <w:tc>
-          <w:tcPr/>
-          <w:p>
-            <w:pPr>
-              <w:pStyle w:val="Compact"/>
-            </w:pPr>
-            <w:r>
-              <w:t xml:space="preserve">antihistamine_dual_action</w:t>
+              <w:t xml:space="preserve">accession_only;curation_agrees</w:t>
+            </w:r>
+          </w:p>
+        </w:tc>
+        <w:tc>
+          <w:tcPr/>
+          <w:p>
+            <w:pPr>
+              <w:pStyle w:val="Compact"/>
+            </w:pPr>
+            <w:r>
+              <w:t xml:space="preserve">DrugBank DB06217</w:t>
+            </w:r>
+          </w:p>
+        </w:tc>
+      </w:tr>
+      <w:tr>
+        <w:tc>
+          <w:tcPr/>
+          <w:p>
+            <w:pPr>
+              <w:pStyle w:val="Compact"/>
+            </w:pPr>
+            <w:r>
+              <w:t xml:space="preserve">topical_ophthalmic_0096</w:t>
+            </w:r>
+          </w:p>
+        </w:tc>
+        <w:tc>
+          <w:tcPr/>
+          <w:p>
+            <w:pPr>
+              <w:pStyle w:val="Compact"/>
+            </w:pPr>
+            <w:r>
+              <w:t xml:space="preserve">Rebamipide</w:t>
+            </w:r>
+          </w:p>
+        </w:tc>
+        <w:tc>
+          <w:tcPr/>
+          <w:p>
+            <w:pPr>
+              <w:pStyle w:val="Compact"/>
+            </w:pPr>
+            <w:r>
+              <w:t xml:space="preserve">dry_eye_mucin_secretagogue</w:t>
             </w:r>
           </w:p>
         </w:tc>
@@ -8883,42 +12567,461 @@
               <w:pStyle w:val="Compact"/>
             </w:pPr>
             <w:r>
-              <w:t xml:space="preserve">DrugBank DB00768</w:t>
-            </w:r>
-          </w:p>
-        </w:tc>
-      </w:tr>
-      <w:tr>
-        <w:tc>
-          <w:tcPr/>
-          <w:p>
-            <w:pPr>
-              <w:pStyle w:val="Compact"/>
-            </w:pPr>
-            <w:r>
-              <w:t xml:space="preserve">topical_ophthalmic_0064</w:t>
-            </w:r>
-          </w:p>
-        </w:tc>
-        <w:tc>
-          <w:tcPr/>
-          <w:p>
-            <w:pPr>
-              <w:pStyle w:val="Compact"/>
-            </w:pPr>
-            <w:r>
-              <w:t xml:space="preserve">Ketotifen</w:t>
-            </w:r>
-          </w:p>
-        </w:tc>
-        <w:tc>
-          <w:tcPr/>
-          <w:p>
-            <w:pPr>
-              <w:pStyle w:val="Compact"/>
-            </w:pPr>
-            <w:r>
-              <w:t xml:space="preserve">antihistamine_mast_cell_stabilizer</w:t>
+              <w:t xml:space="preserve">accession_only;curation_agrees</w:t>
+            </w:r>
+          </w:p>
+        </w:tc>
+        <w:tc>
+          <w:tcPr/>
+          <w:p>
+            <w:pPr>
+              <w:pStyle w:val="Compact"/>
+            </w:pPr>
+            <w:r>
+              <w:t xml:space="preserve">DrugBank DB11934</w:t>
+            </w:r>
+          </w:p>
+        </w:tc>
+      </w:tr>
+      <w:tr>
+        <w:tc>
+          <w:tcPr/>
+          <w:p>
+            <w:pPr>
+              <w:pStyle w:val="Compact"/>
+            </w:pPr>
+            <w:r>
+              <w:t xml:space="preserve">topical_ophthalmic_0097</w:t>
+            </w:r>
+          </w:p>
+        </w:tc>
+        <w:tc>
+          <w:tcPr/>
+          <w:p>
+            <w:pPr>
+              <w:pStyle w:val="Compact"/>
+            </w:pPr>
+            <w:r>
+              <w:t xml:space="preserve">Hydroxypropyl cellulose</w:t>
+            </w:r>
+          </w:p>
+        </w:tc>
+        <w:tc>
+          <w:tcPr/>
+          <w:p>
+            <w:pPr>
+              <w:pStyle w:val="Compact"/>
+            </w:pPr>
+            <w:r>
+              <w:t xml:space="preserve">dry_eye_lubricant_insert</w:t>
+            </w:r>
+          </w:p>
+        </w:tc>
+        <w:tc>
+          <w:tcPr/>
+          <w:p>
+            <w:pPr>
+              <w:pStyle w:val="Compact"/>
+            </w:pPr>
+            <w:r>
+              <w:t xml:space="preserve">systemic_absorption_none</w:t>
+            </w:r>
+          </w:p>
+        </w:tc>
+        <w:tc>
+          <w:tcPr/>
+          <w:p>
+            <w:pPr>
+              <w:pStyle w:val="Compact"/>
+            </w:pPr>
+            <w:r>
+              <w:t xml:space="preserve">accession_only;curation_agrees</w:t>
+            </w:r>
+          </w:p>
+        </w:tc>
+        <w:tc>
+          <w:tcPr/>
+          <w:p>
+            <w:pPr>
+              <w:pStyle w:val="Compact"/>
+            </w:pPr>
+            <w:r>
+              <w:t xml:space="preserve">DrugBank DB09350</w:t>
+            </w:r>
+          </w:p>
+        </w:tc>
+      </w:tr>
+      <w:tr>
+        <w:tc>
+          <w:tcPr/>
+          <w:p>
+            <w:pPr>
+              <w:pStyle w:val="Compact"/>
+            </w:pPr>
+            <w:r>
+              <w:t xml:space="preserve">topical_ophthalmic_0098</w:t>
+            </w:r>
+          </w:p>
+        </w:tc>
+        <w:tc>
+          <w:tcPr/>
+          <w:p>
+            <w:pPr>
+              <w:pStyle w:val="Compact"/>
+            </w:pPr>
+            <w:r>
+              <w:t xml:space="preserve">Sodium hyaluronate</w:t>
+            </w:r>
+          </w:p>
+        </w:tc>
+        <w:tc>
+          <w:tcPr/>
+          <w:p>
+            <w:pPr>
+              <w:pStyle w:val="Compact"/>
+            </w:pPr>
+            <w:r>
+              <w:t xml:space="preserve">dry_eye_lubricant</w:t>
+            </w:r>
+          </w:p>
+        </w:tc>
+        <w:tc>
+          <w:tcPr/>
+          <w:p>
+            <w:pPr>
+              <w:pStyle w:val="Compact"/>
+            </w:pPr>
+            <w:r>
+              <w:t xml:space="preserve">systemic_absorption_none</w:t>
+            </w:r>
+          </w:p>
+        </w:tc>
+        <w:tc>
+          <w:tcPr/>
+          <w:p>
+            <w:pPr>
+              <w:pStyle w:val="Compact"/>
+            </w:pPr>
+            <w:r>
+              <w:t xml:space="preserve">accession_only;curation_agrees</w:t>
+            </w:r>
+          </w:p>
+        </w:tc>
+        <w:tc>
+          <w:tcPr/>
+          <w:p>
+            <w:pPr>
+              <w:pStyle w:val="Compact"/>
+            </w:pPr>
+            <w:r>
+              <w:t xml:space="preserve">DrugBank DB08818</w:t>
+            </w:r>
+          </w:p>
+        </w:tc>
+      </w:tr>
+      <w:tr>
+        <w:tc>
+          <w:tcPr/>
+          <w:p>
+            <w:pPr>
+              <w:pStyle w:val="Compact"/>
+            </w:pPr>
+            <w:r>
+              <w:t xml:space="preserve">topical_ophthalmic_0099</w:t>
+            </w:r>
+          </w:p>
+        </w:tc>
+        <w:tc>
+          <w:tcPr/>
+          <w:p>
+            <w:pPr>
+              <w:pStyle w:val="Compact"/>
+            </w:pPr>
+            <w:r>
+              <w:t xml:space="preserve">Tobramycin/Dexamethasone</w:t>
+            </w:r>
+          </w:p>
+        </w:tc>
+        <w:tc>
+          <w:tcPr/>
+          <w:p>
+            <w:pPr>
+              <w:pStyle w:val="Compact"/>
+            </w:pPr>
+            <w:r>
+              <w:t xml:space="preserve">antibiotic_corticosteroid_combination</w:t>
+            </w:r>
+          </w:p>
+        </w:tc>
+        <w:tc>
+          <w:tcPr/>
+          <w:p>
+            <w:pPr>
+              <w:pStyle w:val="Compact"/>
+            </w:pPr>
+            <w:r>
+              <w:t xml:space="preserve">systemic_absorption_high</w:t>
+            </w:r>
+          </w:p>
+        </w:tc>
+        <w:tc>
+          <w:tcPr/>
+          <w:p>
+            <w:pPr>
+              <w:pStyle w:val="Compact"/>
+            </w:pPr>
+            <w:r>
+              <w:t xml:space="preserve">accession_only;curation_differs</w:t>
+            </w:r>
+          </w:p>
+        </w:tc>
+        <w:tc>
+          <w:tcPr/>
+          <w:p>
+            <w:pPr>
+              <w:pStyle w:val="Compact"/>
+            </w:pPr>
+            <w:r>
+              <w:t xml:space="preserve">DrugBank DB00684+DB01234</w:t>
+            </w:r>
+          </w:p>
+        </w:tc>
+      </w:tr>
+      <w:tr>
+        <w:tc>
+          <w:tcPr/>
+          <w:p>
+            <w:pPr>
+              <w:pStyle w:val="Compact"/>
+            </w:pPr>
+            <w:r>
+              <w:t xml:space="preserve">topical_ophthalmic_0100</w:t>
+            </w:r>
+          </w:p>
+        </w:tc>
+        <w:tc>
+          <w:tcPr/>
+          <w:p>
+            <w:pPr>
+              <w:pStyle w:val="Compact"/>
+            </w:pPr>
+            <w:r>
+              <w:t xml:space="preserve">Neomycin/Polymyxin B/Dexamethasone</w:t>
+            </w:r>
+          </w:p>
+        </w:tc>
+        <w:tc>
+          <w:tcPr/>
+          <w:p>
+            <w:pPr>
+              <w:pStyle w:val="Compact"/>
+            </w:pPr>
+            <w:r>
+              <w:t xml:space="preserve">antibiotic_corticosteroid_combination</w:t>
+            </w:r>
+          </w:p>
+        </w:tc>
+        <w:tc>
+          <w:tcPr/>
+          <w:p>
+            <w:pPr>
+              <w:pStyle w:val="Compact"/>
+            </w:pPr>
+            <w:r>
+              <w:t xml:space="preserve">systemic_absorption_high</w:t>
+            </w:r>
+          </w:p>
+        </w:tc>
+        <w:tc>
+          <w:tcPr/>
+          <w:p>
+            <w:pPr>
+              <w:pStyle w:val="Compact"/>
+            </w:pPr>
+            <w:r>
+              <w:t xml:space="preserve">accession_only;curation_differs</w:t>
+            </w:r>
+          </w:p>
+        </w:tc>
+        <w:tc>
+          <w:tcPr/>
+          <w:p>
+            <w:pPr>
+              <w:pStyle w:val="Compact"/>
+            </w:pPr>
+            <w:r>
+              <w:t xml:space="preserve">DrugBank DB00994+DB00781+DB01234</w:t>
+            </w:r>
+          </w:p>
+        </w:tc>
+      </w:tr>
+      <w:tr>
+        <w:tc>
+          <w:tcPr/>
+          <w:p>
+            <w:pPr>
+              <w:pStyle w:val="Compact"/>
+            </w:pPr>
+            <w:r>
+              <w:t xml:space="preserve">topical_ophthalmic_0101</w:t>
+            </w:r>
+          </w:p>
+        </w:tc>
+        <w:tc>
+          <w:tcPr/>
+          <w:p>
+            <w:pPr>
+              <w:pStyle w:val="Compact"/>
+            </w:pPr>
+            <w:r>
+              <w:t xml:space="preserve">Bacitracin/Polymyxin B</w:t>
+            </w:r>
+          </w:p>
+        </w:tc>
+        <w:tc>
+          <w:tcPr/>
+          <w:p>
+            <w:pPr>
+              <w:pStyle w:val="Compact"/>
+            </w:pPr>
+            <w:r>
+              <w:t xml:space="preserve">antibiotic_combination</w:t>
+            </w:r>
+          </w:p>
+        </w:tc>
+        <w:tc>
+          <w:tcPr/>
+          <w:p>
+            <w:pPr>
+              <w:pStyle w:val="Compact"/>
+            </w:pPr>
+            <w:r>
+              <w:t xml:space="preserve">systemic_absorption_very_low</w:t>
+            </w:r>
+          </w:p>
+        </w:tc>
+        <w:tc>
+          <w:tcPr/>
+          <w:p>
+            <w:pPr>
+              <w:pStyle w:val="Compact"/>
+            </w:pPr>
+            <w:r>
+              <w:t xml:space="preserve">accession_only;curation_agrees</w:t>
+            </w:r>
+          </w:p>
+        </w:tc>
+        <w:tc>
+          <w:tcPr/>
+          <w:p>
+            <w:pPr>
+              <w:pStyle w:val="Compact"/>
+            </w:pPr>
+            <w:r>
+              <w:t xml:space="preserve">DrugBank DB00626+DB00781</w:t>
+            </w:r>
+          </w:p>
+        </w:tc>
+      </w:tr>
+      <w:tr>
+        <w:tc>
+          <w:tcPr/>
+          <w:p>
+            <w:pPr>
+              <w:pStyle w:val="Compact"/>
+            </w:pPr>
+            <w:r>
+              <w:t xml:space="preserve">topical_ophthalmic_0102</w:t>
+            </w:r>
+          </w:p>
+        </w:tc>
+        <w:tc>
+          <w:tcPr/>
+          <w:p>
+            <w:pPr>
+              <w:pStyle w:val="Compact"/>
+            </w:pPr>
+            <w:r>
+              <w:t xml:space="preserve">Sulfacetamide/Prednisolone</w:t>
+            </w:r>
+          </w:p>
+        </w:tc>
+        <w:tc>
+          <w:tcPr/>
+          <w:p>
+            <w:pPr>
+              <w:pStyle w:val="Compact"/>
+            </w:pPr>
+            <w:r>
+              <w:t xml:space="preserve">antibiotic_corticosteroid_combination</w:t>
+            </w:r>
+          </w:p>
+        </w:tc>
+        <w:tc>
+          <w:tcPr/>
+          <w:p>
+            <w:pPr>
+              <w:pStyle w:val="Compact"/>
+            </w:pPr>
+            <w:r>
+              <w:t xml:space="preserve">systemic_absorption_medium</w:t>
+            </w:r>
+          </w:p>
+        </w:tc>
+        <w:tc>
+          <w:tcPr/>
+          <w:p>
+            <w:pPr>
+              <w:pStyle w:val="Compact"/>
+            </w:pPr>
+            <w:r>
+              <w:t xml:space="preserve">accession_only;curation_differs</w:t>
+            </w:r>
+          </w:p>
+        </w:tc>
+        <w:tc>
+          <w:tcPr/>
+          <w:p>
+            <w:pPr>
+              <w:pStyle w:val="Compact"/>
+            </w:pPr>
+            <w:r>
+              <w:t xml:space="preserve">DrugBank DB00634+DB00860</w:t>
+            </w:r>
+          </w:p>
+        </w:tc>
+      </w:tr>
+      <w:tr>
+        <w:tc>
+          <w:tcPr/>
+          <w:p>
+            <w:pPr>
+              <w:pStyle w:val="Compact"/>
+            </w:pPr>
+            <w:r>
+              <w:t xml:space="preserve">topical_ophthalmic_0103</w:t>
+            </w:r>
+          </w:p>
+        </w:tc>
+        <w:tc>
+          <w:tcPr/>
+          <w:p>
+            <w:pPr>
+              <w:pStyle w:val="Compact"/>
+            </w:pPr>
+            <w:r>
+              <w:t xml:space="preserve">Povidone-iodine</w:t>
+            </w:r>
+          </w:p>
+        </w:tc>
+        <w:tc>
+          <w:tcPr/>
+          <w:p>
+            <w:pPr>
+              <w:pStyle w:val="Compact"/>
+            </w:pPr>
+            <w:r>
+              <w:t xml:space="preserve">antiseptic</w:t>
             </w:r>
           </w:p>
         </w:tc>
@@ -8940,42 +13043,121 @@
               <w:pStyle w:val="Compact"/>
             </w:pPr>
             <w:r>
-              <w:t xml:space="preserve">DrugBank DB00920</w:t>
-            </w:r>
-          </w:p>
-        </w:tc>
-      </w:tr>
-      <w:tr>
-        <w:tc>
-          <w:tcPr/>
-          <w:p>
-            <w:pPr>
-              <w:pStyle w:val="Compact"/>
-            </w:pPr>
-            <w:r>
-              <w:t xml:space="preserve">topical_ophthalmic_0065</w:t>
-            </w:r>
-          </w:p>
-        </w:tc>
-        <w:tc>
-          <w:tcPr/>
-          <w:p>
-            <w:pPr>
-              <w:pStyle w:val="Compact"/>
-            </w:pPr>
-            <w:r>
-              <w:t xml:space="preserve">Epinastine</w:t>
-            </w:r>
-          </w:p>
-        </w:tc>
-        <w:tc>
-          <w:tcPr/>
-          <w:p>
-            <w:pPr>
-              <w:pStyle w:val="Compact"/>
-            </w:pPr>
-            <w:r>
-              <w:t xml:space="preserve">antihistamine_dual_action</w:t>
+              <w:t xml:space="preserve">accession_only;curation_agrees</w:t>
+            </w:r>
+          </w:p>
+        </w:tc>
+        <w:tc>
+          <w:tcPr/>
+          <w:p>
+            <w:pPr>
+              <w:pStyle w:val="Compact"/>
+            </w:pPr>
+            <w:r>
+              <w:t xml:space="preserve">DrugBank DB14021</w:t>
+            </w:r>
+          </w:p>
+        </w:tc>
+      </w:tr>
+      <w:tr>
+        <w:tc>
+          <w:tcPr/>
+          <w:p>
+            <w:pPr>
+              <w:pStyle w:val="Compact"/>
+            </w:pPr>
+            <w:r>
+              <w:t xml:space="preserve">topical_ophthalmic_0104</w:t>
+            </w:r>
+          </w:p>
+        </w:tc>
+        <w:tc>
+          <w:tcPr/>
+          <w:p>
+            <w:pPr>
+              <w:pStyle w:val="Compact"/>
+            </w:pPr>
+            <w:r>
+              <w:t xml:space="preserve">Chlorhexidine</w:t>
+            </w:r>
+          </w:p>
+        </w:tc>
+        <w:tc>
+          <w:tcPr/>
+          <w:p>
+            <w:pPr>
+              <w:pStyle w:val="Compact"/>
+            </w:pPr>
+            <w:r>
+              <w:t xml:space="preserve">antiseptic</w:t>
+            </w:r>
+          </w:p>
+        </w:tc>
+        <w:tc>
+          <w:tcPr/>
+          <w:p>
+            <w:pPr>
+              <w:pStyle w:val="Compact"/>
+            </w:pPr>
+            <w:r>
+              <w:t xml:space="preserve">systemic_absorption_very_low</w:t>
+            </w:r>
+          </w:p>
+        </w:tc>
+        <w:tc>
+          <w:tcPr/>
+          <w:p>
+            <w:pPr>
+              <w:pStyle w:val="Compact"/>
+            </w:pPr>
+            <w:r>
+              <w:t xml:space="preserve">accession_only;curation_agrees</w:t>
+            </w:r>
+          </w:p>
+        </w:tc>
+        <w:tc>
+          <w:tcPr/>
+          <w:p>
+            <w:pPr>
+              <w:pStyle w:val="Compact"/>
+            </w:pPr>
+            <w:r>
+              <w:t xml:space="preserve">DrugBank DB00878</w:t>
+            </w:r>
+          </w:p>
+        </w:tc>
+      </w:tr>
+      <w:tr>
+        <w:tc>
+          <w:tcPr/>
+          <w:p>
+            <w:pPr>
+              <w:pStyle w:val="Compact"/>
+            </w:pPr>
+            <w:r>
+              <w:t xml:space="preserve">topical_ophthalmic_0105</w:t>
+            </w:r>
+          </w:p>
+        </w:tc>
+        <w:tc>
+          <w:tcPr/>
+          <w:p>
+            <w:pPr>
+              <w:pStyle w:val="Compact"/>
+            </w:pPr>
+            <w:r>
+              <w:t xml:space="preserve">Sodium chloride 5%</w:t>
+            </w:r>
+          </w:p>
+        </w:tc>
+        <w:tc>
+          <w:tcPr/>
+          <w:p>
+            <w:pPr>
+              <w:pStyle w:val="Compact"/>
+            </w:pPr>
+            <w:r>
+              <w:t xml:space="preserve">hyperosmotic</w:t>
             </w:r>
           </w:p>
         </w:tc>
@@ -8997,42 +13179,53 @@
               <w:pStyle w:val="Compact"/>
             </w:pPr>
             <w:r>
-              <w:t xml:space="preserve">DrugBank DB00751</w:t>
-            </w:r>
-          </w:p>
-        </w:tc>
-      </w:tr>
-      <w:tr>
-        <w:tc>
-          <w:tcPr/>
-          <w:p>
-            <w:pPr>
-              <w:pStyle w:val="Compact"/>
-            </w:pPr>
-            <w:r>
-              <w:t xml:space="preserve">topical_ophthalmic_0066</w:t>
-            </w:r>
-          </w:p>
-        </w:tc>
-        <w:tc>
-          <w:tcPr/>
-          <w:p>
-            <w:pPr>
-              <w:pStyle w:val="Compact"/>
-            </w:pPr>
-            <w:r>
-              <w:t xml:space="preserve">Azelastine</w:t>
-            </w:r>
-          </w:p>
-        </w:tc>
-        <w:tc>
-          <w:tcPr/>
-          <w:p>
-            <w:pPr>
-              <w:pStyle w:val="Compact"/>
-            </w:pPr>
-            <w:r>
-              <w:t xml:space="preserve">antihistamine</w:t>
+              <w:t xml:space="preserve">accession_only;curation_agrees</w:t>
+            </w:r>
+          </w:p>
+        </w:tc>
+        <w:tc>
+          <w:tcPr/>
+          <w:p>
+            <w:pPr>
+              <w:pStyle w:val="Compact"/>
+            </w:pPr>
+            <w:r>
+              <w:t xml:space="preserve">DrugBank DB14518</w:t>
+            </w:r>
+          </w:p>
+        </w:tc>
+      </w:tr>
+      <w:tr>
+        <w:tc>
+          <w:tcPr/>
+          <w:p>
+            <w:pPr>
+              <w:pStyle w:val="Compact"/>
+            </w:pPr>
+            <w:r>
+              <w:t xml:space="preserve">topical_ophthalmic_0106</w:t>
+            </w:r>
+          </w:p>
+        </w:tc>
+        <w:tc>
+          <w:tcPr/>
+          <w:p>
+            <w:pPr>
+              <w:pStyle w:val="Compact"/>
+            </w:pPr>
+            <w:r>
+              <w:t xml:space="preserve">Glycerin ophthalmic</w:t>
+            </w:r>
+          </w:p>
+        </w:tc>
+        <w:tc>
+          <w:tcPr/>
+          <w:p>
+            <w:pPr>
+              <w:pStyle w:val="Compact"/>
+            </w:pPr>
+            <w:r>
+              <w:t xml:space="preserve">hyperosmotic</w:t>
             </w:r>
           </w:p>
         </w:tc>
@@ -9054,42 +13247,53 @@
               <w:pStyle w:val="Compact"/>
             </w:pPr>
             <w:r>
-              <w:t xml:space="preserve">DrugBank DB00972</w:t>
-            </w:r>
-          </w:p>
-        </w:tc>
-      </w:tr>
-      <w:tr>
-        <w:tc>
-          <w:tcPr/>
-          <w:p>
-            <w:pPr>
-              <w:pStyle w:val="Compact"/>
-            </w:pPr>
-            <w:r>
-              <w:t xml:space="preserve">topical_ophthalmic_0067</w:t>
-            </w:r>
-          </w:p>
-        </w:tc>
-        <w:tc>
-          <w:tcPr/>
-          <w:p>
-            <w:pPr>
-              <w:pStyle w:val="Compact"/>
-            </w:pPr>
-            <w:r>
-              <w:t xml:space="preserve">Emedastine</w:t>
-            </w:r>
-          </w:p>
-        </w:tc>
-        <w:tc>
-          <w:tcPr/>
-          <w:p>
-            <w:pPr>
-              <w:pStyle w:val="Compact"/>
-            </w:pPr>
-            <w:r>
-              <w:t xml:space="preserve">antihistamine</w:t>
+              <w:t xml:space="preserve">accession_only;curation_agrees</w:t>
+            </w:r>
+          </w:p>
+        </w:tc>
+        <w:tc>
+          <w:tcPr/>
+          <w:p>
+            <w:pPr>
+              <w:pStyle w:val="Compact"/>
+            </w:pPr>
+            <w:r>
+              <w:t xml:space="preserve">DrugBank DB02153</w:t>
+            </w:r>
+          </w:p>
+        </w:tc>
+      </w:tr>
+      <w:tr>
+        <w:tc>
+          <w:tcPr/>
+          <w:p>
+            <w:pPr>
+              <w:pStyle w:val="Compact"/>
+            </w:pPr>
+            <w:r>
+              <w:t xml:space="preserve">topical_ophthalmic_0107</w:t>
+            </w:r>
+          </w:p>
+        </w:tc>
+        <w:tc>
+          <w:tcPr/>
+          <w:p>
+            <w:pPr>
+              <w:pStyle w:val="Compact"/>
+            </w:pPr>
+            <w:r>
+              <w:t xml:space="preserve">Mitomycin C</w:t>
+            </w:r>
+          </w:p>
+        </w:tc>
+        <w:tc>
+          <w:tcPr/>
+          <w:p>
+            <w:pPr>
+              <w:pStyle w:val="Compact"/>
+            </w:pPr>
+            <w:r>
+              <w:t xml:space="preserve">antimetabolite_ophthalmic</w:t>
             </w:r>
           </w:p>
         </w:tc>
@@ -9111,42 +13315,53 @@
               <w:pStyle w:val="Compact"/>
             </w:pPr>
             <w:r>
-              <w:t xml:space="preserve">DrugBank DB01093</w:t>
-            </w:r>
-          </w:p>
-        </w:tc>
-      </w:tr>
-      <w:tr>
-        <w:tc>
-          <w:tcPr/>
-          <w:p>
-            <w:pPr>
-              <w:pStyle w:val="Compact"/>
-            </w:pPr>
-            <w:r>
-              <w:t xml:space="preserve">topical_ophthalmic_0068</w:t>
-            </w:r>
-          </w:p>
-        </w:tc>
-        <w:tc>
-          <w:tcPr/>
-          <w:p>
-            <w:pPr>
-              <w:pStyle w:val="Compact"/>
-            </w:pPr>
-            <w:r>
-              <w:t xml:space="preserve">Bepotastine</w:t>
-            </w:r>
-          </w:p>
-        </w:tc>
-        <w:tc>
-          <w:tcPr/>
-          <w:p>
-            <w:pPr>
-              <w:pStyle w:val="Compact"/>
-            </w:pPr>
-            <w:r>
-              <w:t xml:space="preserve">antihistamine</w:t>
+              <w:t xml:space="preserve">accession_only;curation_agrees</w:t>
+            </w:r>
+          </w:p>
+        </w:tc>
+        <w:tc>
+          <w:tcPr/>
+          <w:p>
+            <w:pPr>
+              <w:pStyle w:val="Compact"/>
+            </w:pPr>
+            <w:r>
+              <w:t xml:space="preserve">DrugBank DB00305</w:t>
+            </w:r>
+          </w:p>
+        </w:tc>
+      </w:tr>
+      <w:tr>
+        <w:tc>
+          <w:tcPr/>
+          <w:p>
+            <w:pPr>
+              <w:pStyle w:val="Compact"/>
+            </w:pPr>
+            <w:r>
+              <w:t xml:space="preserve">topical_ophthalmic_0108</w:t>
+            </w:r>
+          </w:p>
+        </w:tc>
+        <w:tc>
+          <w:tcPr/>
+          <w:p>
+            <w:pPr>
+              <w:pStyle w:val="Compact"/>
+            </w:pPr>
+            <w:r>
+              <w:t xml:space="preserve">5-Fluorouracil</w:t>
+            </w:r>
+          </w:p>
+        </w:tc>
+        <w:tc>
+          <w:tcPr/>
+          <w:p>
+            <w:pPr>
+              <w:pStyle w:val="Compact"/>
+            </w:pPr>
+            <w:r>
+              <w:t xml:space="preserve">antimetabolite_ophthalmic</w:t>
             </w:r>
           </w:p>
         </w:tc>
@@ -9168,42 +13383,257 @@
               <w:pStyle w:val="Compact"/>
             </w:pPr>
             <w:r>
-              <w:t xml:space="preserve">DrugBank DB04935</w:t>
-            </w:r>
-          </w:p>
-        </w:tc>
-      </w:tr>
-      <w:tr>
-        <w:tc>
-          <w:tcPr/>
-          <w:p>
-            <w:pPr>
-              <w:pStyle w:val="Compact"/>
-            </w:pPr>
-            <w:r>
-              <w:t xml:space="preserve">topical_ophthalmic_0069</w:t>
-            </w:r>
-          </w:p>
-        </w:tc>
-        <w:tc>
-          <w:tcPr/>
-          <w:p>
-            <w:pPr>
-              <w:pStyle w:val="Compact"/>
-            </w:pPr>
-            <w:r>
-              <w:t xml:space="preserve">Alcaftadine</w:t>
-            </w:r>
-          </w:p>
-        </w:tc>
-        <w:tc>
-          <w:tcPr/>
-          <w:p>
-            <w:pPr>
-              <w:pStyle w:val="Compact"/>
-            </w:pPr>
-            <w:r>
-              <w:t xml:space="preserve">antihistamine</w:t>
+              <w:t xml:space="preserve">accession_only;curation_agrees</w:t>
+            </w:r>
+          </w:p>
+        </w:tc>
+        <w:tc>
+          <w:tcPr/>
+          <w:p>
+            <w:pPr>
+              <w:pStyle w:val="Compact"/>
+            </w:pPr>
+            <w:r>
+              <w:t xml:space="preserve">DrugBank DB00544</w:t>
+            </w:r>
+          </w:p>
+        </w:tc>
+      </w:tr>
+      <w:tr>
+        <w:tc>
+          <w:tcPr/>
+          <w:p>
+            <w:pPr>
+              <w:pStyle w:val="Compact"/>
+            </w:pPr>
+            <w:r>
+              <w:t xml:space="preserve">topical_ophthalmic_0109</w:t>
+            </w:r>
+          </w:p>
+        </w:tc>
+        <w:tc>
+          <w:tcPr/>
+          <w:p>
+            <w:pPr>
+              <w:pStyle w:val="Compact"/>
+            </w:pPr>
+            <w:r>
+              <w:t xml:space="preserve">Acetylcholine intraocular</w:t>
+            </w:r>
+          </w:p>
+        </w:tc>
+        <w:tc>
+          <w:tcPr/>
+          <w:p>
+            <w:pPr>
+              <w:pStyle w:val="Compact"/>
+            </w:pPr>
+            <w:r>
+              <w:t xml:space="preserve">miotic_intraocular</w:t>
+            </w:r>
+          </w:p>
+        </w:tc>
+        <w:tc>
+          <w:tcPr/>
+          <w:p>
+            <w:pPr>
+              <w:pStyle w:val="Compact"/>
+            </w:pPr>
+            <w:r>
+              <w:t xml:space="preserve">minimal_systemic_absorption</w:t>
+            </w:r>
+          </w:p>
+        </w:tc>
+        <w:tc>
+          <w:tcPr/>
+          <w:p>
+            <w:pPr>
+              <w:pStyle w:val="Compact"/>
+            </w:pPr>
+            <w:r>
+              <w:t xml:space="preserve">accession_only;curation_agrees</w:t>
+            </w:r>
+          </w:p>
+        </w:tc>
+        <w:tc>
+          <w:tcPr/>
+          <w:p>
+            <w:pPr>
+              <w:pStyle w:val="Compact"/>
+            </w:pPr>
+            <w:r>
+              <w:t xml:space="preserve">DrugBank DB03145</w:t>
+            </w:r>
+          </w:p>
+        </w:tc>
+      </w:tr>
+      <w:tr>
+        <w:tc>
+          <w:tcPr/>
+          <w:p>
+            <w:pPr>
+              <w:pStyle w:val="Compact"/>
+            </w:pPr>
+            <w:r>
+              <w:t xml:space="preserve">topical_ophthalmic_0110</w:t>
+            </w:r>
+          </w:p>
+        </w:tc>
+        <w:tc>
+          <w:tcPr/>
+          <w:p>
+            <w:pPr>
+              <w:pStyle w:val="Compact"/>
+            </w:pPr>
+            <w:r>
+              <w:t xml:space="preserve">Carboxymethylcellulose</w:t>
+            </w:r>
+          </w:p>
+        </w:tc>
+        <w:tc>
+          <w:tcPr/>
+          <w:p>
+            <w:pPr>
+              <w:pStyle w:val="Compact"/>
+            </w:pPr>
+            <w:r>
+              <w:t xml:space="preserve">viscoelastic_surgical_aid</w:t>
+            </w:r>
+          </w:p>
+        </w:tc>
+        <w:tc>
+          <w:tcPr/>
+          <w:p>
+            <w:pPr>
+              <w:pStyle w:val="Compact"/>
+            </w:pPr>
+            <w:r>
+              <w:t xml:space="preserve">systemic_absorption_none</w:t>
+            </w:r>
+          </w:p>
+        </w:tc>
+        <w:tc>
+          <w:tcPr/>
+          <w:p>
+            <w:pPr>
+              <w:pStyle w:val="Compact"/>
+            </w:pPr>
+            <w:r>
+              <w:t xml:space="preserve">accession_only;curation_agrees</w:t>
+            </w:r>
+          </w:p>
+        </w:tc>
+        <w:tc>
+          <w:tcPr/>
+          <w:p>
+            <w:pPr>
+              <w:pStyle w:val="Compact"/>
+            </w:pPr>
+            <w:r>
+              <w:t xml:space="preserve">DrugBank DB15897</w:t>
+            </w:r>
+          </w:p>
+        </w:tc>
+      </w:tr>
+      <w:tr>
+        <w:tc>
+          <w:tcPr/>
+          <w:p>
+            <w:pPr>
+              <w:pStyle w:val="Compact"/>
+            </w:pPr>
+            <w:r>
+              <w:t xml:space="preserve">topical_ophthalmic_0111</w:t>
+            </w:r>
+          </w:p>
+        </w:tc>
+        <w:tc>
+          <w:tcPr/>
+          <w:p>
+            <w:pPr>
+              <w:pStyle w:val="Compact"/>
+            </w:pPr>
+            <w:r>
+              <w:t xml:space="preserve">Hydroxypropyl methylcellulose</w:t>
+            </w:r>
+          </w:p>
+        </w:tc>
+        <w:tc>
+          <w:tcPr/>
+          <w:p>
+            <w:pPr>
+              <w:pStyle w:val="Compact"/>
+            </w:pPr>
+            <w:r>
+              <w:t xml:space="preserve">viscoelastic_surgical_aid</w:t>
+            </w:r>
+          </w:p>
+        </w:tc>
+        <w:tc>
+          <w:tcPr/>
+          <w:p>
+            <w:pPr>
+              <w:pStyle w:val="Compact"/>
+            </w:pPr>
+            <w:r>
+              <w:t xml:space="preserve">systemic_absorption_none</w:t>
+            </w:r>
+          </w:p>
+        </w:tc>
+        <w:tc>
+          <w:tcPr/>
+          <w:p>
+            <w:pPr>
+              <w:pStyle w:val="Compact"/>
+            </w:pPr>
+            <w:r>
+              <w:t xml:space="preserve">accession_only;curation_agrees</w:t>
+            </w:r>
+          </w:p>
+        </w:tc>
+        <w:tc>
+          <w:tcPr/>
+          <w:p>
+            <w:pPr>
+              <w:pStyle w:val="Compact"/>
+            </w:pPr>
+            <w:r>
+              <w:t xml:space="preserve">DrugBank DB09345</w:t>
+            </w:r>
+          </w:p>
+        </w:tc>
+      </w:tr>
+      <w:tr>
+        <w:tc>
+          <w:tcPr/>
+          <w:p>
+            <w:pPr>
+              <w:pStyle w:val="Compact"/>
+            </w:pPr>
+            <w:r>
+              <w:t xml:space="preserve">topical_ophthalmic_0112</w:t>
+            </w:r>
+          </w:p>
+        </w:tc>
+        <w:tc>
+          <w:tcPr/>
+          <w:p>
+            <w:pPr>
+              <w:pStyle w:val="Compact"/>
+            </w:pPr>
+            <w:r>
+              <w:t xml:space="preserve">Accelidine</w:t>
+            </w:r>
+          </w:p>
+        </w:tc>
+        <w:tc>
+          <w:tcPr/>
+          <w:p>
+            <w:pPr>
+              <w:pStyle w:val="Compact"/>
+            </w:pPr>
+            <w:r>
+              <w:t xml:space="preserve">glaucoma_miotic</w:t>
             </w:r>
           </w:p>
         </w:tc>
@@ -9225,943 +13655,42 @@
               <w:pStyle w:val="Compact"/>
             </w:pPr>
             <w:r>
-              <w:t xml:space="preserve">DrugBank DB08883</w:t>
-            </w:r>
-          </w:p>
-        </w:tc>
-      </w:tr>
-      <w:tr>
-        <w:tc>
-          <w:tcPr/>
-          <w:p>
-            <w:pPr>
-              <w:pStyle w:val="Compact"/>
-            </w:pPr>
-            <w:r>
-              <w:t xml:space="preserve">topical_ophthalmic_0070</w:t>
-            </w:r>
-          </w:p>
-        </w:tc>
-        <w:tc>
-          <w:tcPr/>
-          <w:p>
-            <w:pPr>
-              <w:pStyle w:val="Compact"/>
-            </w:pPr>
-            <w:r>
-              <w:t xml:space="preserve">Cromolyn sodium</w:t>
-            </w:r>
-          </w:p>
-        </w:tc>
-        <w:tc>
-          <w:tcPr/>
-          <w:p>
-            <w:pPr>
-              <w:pStyle w:val="Compact"/>
-            </w:pPr>
-            <w:r>
-              <w:t xml:space="preserve">mast_cell_stabilizer</w:t>
-            </w:r>
-          </w:p>
-        </w:tc>
-        <w:tc>
-          <w:tcPr/>
-          <w:p>
-            <w:pPr>
-              <w:pStyle w:val="Compact"/>
-            </w:pPr>
-            <w:r>
-              <w:t xml:space="preserve">systemic_absorption_low</w:t>
-            </w:r>
-          </w:p>
-        </w:tc>
-        <w:tc>
-          <w:tcPr/>
-          <w:p>
-            <w:pPr>
-              <w:pStyle w:val="Compact"/>
-            </w:pPr>
-            <w:r>
-              <w:t xml:space="preserve">DrugBank DB00186</w:t>
-            </w:r>
-          </w:p>
-        </w:tc>
-      </w:tr>
-      <w:tr>
-        <w:tc>
-          <w:tcPr/>
-          <w:p>
-            <w:pPr>
-              <w:pStyle w:val="Compact"/>
-            </w:pPr>
-            <w:r>
-              <w:t xml:space="preserve">topical_ophthalmic_0071</w:t>
-            </w:r>
-          </w:p>
-        </w:tc>
-        <w:tc>
-          <w:tcPr/>
-          <w:p>
-            <w:pPr>
-              <w:pStyle w:val="Compact"/>
-            </w:pPr>
-            <w:r>
-              <w:t xml:space="preserve">Nedocromil</w:t>
-            </w:r>
-          </w:p>
-        </w:tc>
-        <w:tc>
-          <w:tcPr/>
-          <w:p>
-            <w:pPr>
-              <w:pStyle w:val="Compact"/>
-            </w:pPr>
-            <w:r>
-              <w:t xml:space="preserve">mast_cell_stabilizer</w:t>
-            </w:r>
-          </w:p>
-        </w:tc>
-        <w:tc>
-          <w:tcPr/>
-          <w:p>
-            <w:pPr>
-              <w:pStyle w:val="Compact"/>
-            </w:pPr>
-            <w:r>
-              <w:t xml:space="preserve">systemic_absorption_low</w:t>
-            </w:r>
-          </w:p>
-        </w:tc>
-        <w:tc>
-          <w:tcPr/>
-          <w:p>
-            <w:pPr>
-              <w:pStyle w:val="Compact"/>
-            </w:pPr>
-            <w:r>
-              <w:t xml:space="preserve">DrugBank DB00716</w:t>
-            </w:r>
-          </w:p>
-        </w:tc>
-      </w:tr>
-      <w:tr>
-        <w:tc>
-          <w:tcPr/>
-          <w:p>
-            <w:pPr>
-              <w:pStyle w:val="Compact"/>
-            </w:pPr>
-            <w:r>
-              <w:t xml:space="preserve">topical_ophthalmic_0072</w:t>
-            </w:r>
-          </w:p>
-        </w:tc>
-        <w:tc>
-          <w:tcPr/>
-          <w:p>
-            <w:pPr>
-              <w:pStyle w:val="Compact"/>
-            </w:pPr>
-            <w:r>
-              <w:t xml:space="preserve">Lodoxamide</w:t>
-            </w:r>
-          </w:p>
-        </w:tc>
-        <w:tc>
-          <w:tcPr/>
-          <w:p>
-            <w:pPr>
-              <w:pStyle w:val="Compact"/>
-            </w:pPr>
-            <w:r>
-              <w:t xml:space="preserve">mast_cell_stabilizer</w:t>
-            </w:r>
-          </w:p>
-        </w:tc>
-        <w:tc>
-          <w:tcPr/>
-          <w:p>
-            <w:pPr>
-              <w:pStyle w:val="Compact"/>
-            </w:pPr>
-            <w:r>
-              <w:t xml:space="preserve">systemic_absorption_low</w:t>
-            </w:r>
-          </w:p>
-        </w:tc>
-        <w:tc>
-          <w:tcPr/>
-          <w:p>
-            <w:pPr>
-              <w:pStyle w:val="Compact"/>
-            </w:pPr>
-            <w:r>
-              <w:t xml:space="preserve">DrugBank DB00484</w:t>
-            </w:r>
-          </w:p>
-        </w:tc>
-      </w:tr>
-      <w:tr>
-        <w:tc>
-          <w:tcPr/>
-          <w:p>
-            <w:pPr>
-              <w:pStyle w:val="Compact"/>
-            </w:pPr>
-            <w:r>
-              <w:t xml:space="preserve">topical_ophthalmic_0073</w:t>
-            </w:r>
-          </w:p>
-        </w:tc>
-        <w:tc>
-          <w:tcPr/>
-          <w:p>
-            <w:pPr>
-              <w:pStyle w:val="Compact"/>
-            </w:pPr>
-            <w:r>
-              <w:t xml:space="preserve">Atropine</w:t>
-            </w:r>
-          </w:p>
-        </w:tc>
-        <w:tc>
-          <w:tcPr/>
-          <w:p>
-            <w:pPr>
-              <w:pStyle w:val="Compact"/>
-            </w:pPr>
-            <w:r>
-              <w:t xml:space="preserve">mydriatic_cycloplegic</w:t>
-            </w:r>
-          </w:p>
-        </w:tc>
-        <w:tc>
-          <w:tcPr/>
-          <w:p>
-            <w:pPr>
-              <w:pStyle w:val="Compact"/>
-            </w:pPr>
-            <w:r>
-              <w:t xml:space="preserve">systemic_absorption_high</w:t>
-            </w:r>
-          </w:p>
-        </w:tc>
-        <w:tc>
-          <w:tcPr/>
-          <w:p>
-            <w:pPr>
-              <w:pStyle w:val="Compact"/>
-            </w:pPr>
-            <w:r>
-              <w:t xml:space="preserve">DrugBank DB00572</w:t>
-            </w:r>
-          </w:p>
-        </w:tc>
-      </w:tr>
-      <w:tr>
-        <w:tc>
-          <w:tcPr/>
-          <w:p>
-            <w:pPr>
-              <w:pStyle w:val="Compact"/>
-            </w:pPr>
-            <w:r>
-              <w:t xml:space="preserve">topical_ophthalmic_0074</w:t>
-            </w:r>
-          </w:p>
-        </w:tc>
-        <w:tc>
-          <w:tcPr/>
-          <w:p>
-            <w:pPr>
-              <w:pStyle w:val="Compact"/>
-            </w:pPr>
-            <w:r>
-              <w:t xml:space="preserve">Cyclopentolate</w:t>
-            </w:r>
-          </w:p>
-        </w:tc>
-        <w:tc>
-          <w:tcPr/>
-          <w:p>
-            <w:pPr>
-              <w:pStyle w:val="Compact"/>
-            </w:pPr>
-            <w:r>
-              <w:t xml:space="preserve">mydriatic_cycloplegic</w:t>
-            </w:r>
-          </w:p>
-        </w:tc>
-        <w:tc>
-          <w:tcPr/>
-          <w:p>
-            <w:pPr>
-              <w:pStyle w:val="Compact"/>
-            </w:pPr>
-            <w:r>
-              <w:t xml:space="preserve">systemic_absorption_medium</w:t>
-            </w:r>
-          </w:p>
-        </w:tc>
-        <w:tc>
-          <w:tcPr/>
-          <w:p>
-            <w:pPr>
-              <w:pStyle w:val="Compact"/>
-            </w:pPr>
-            <w:r>
-              <w:t xml:space="preserve">DrugBank DB00979</w:t>
-            </w:r>
-          </w:p>
-        </w:tc>
-      </w:tr>
-      <w:tr>
-        <w:tc>
-          <w:tcPr/>
-          <w:p>
-            <w:pPr>
-              <w:pStyle w:val="Compact"/>
-            </w:pPr>
-            <w:r>
-              <w:t xml:space="preserve">topical_ophthalmic_0075</w:t>
-            </w:r>
-          </w:p>
-        </w:tc>
-        <w:tc>
-          <w:tcPr/>
-          <w:p>
-            <w:pPr>
-              <w:pStyle w:val="Compact"/>
-            </w:pPr>
-            <w:r>
-              <w:t xml:space="preserve">Homatropine</w:t>
-            </w:r>
-          </w:p>
-        </w:tc>
-        <w:tc>
-          <w:tcPr/>
-          <w:p>
-            <w:pPr>
-              <w:pStyle w:val="Compact"/>
-            </w:pPr>
-            <w:r>
-              <w:t xml:space="preserve">mydriatic_cycloplegic</w:t>
-            </w:r>
-          </w:p>
-        </w:tc>
-        <w:tc>
-          <w:tcPr/>
-          <w:p>
-            <w:pPr>
-              <w:pStyle w:val="Compact"/>
-            </w:pPr>
-            <w:r>
-              <w:t xml:space="preserve">systemic_absorption_medium</w:t>
-            </w:r>
-          </w:p>
-        </w:tc>
-        <w:tc>
-          <w:tcPr/>
-          <w:p>
-            <w:pPr>
-              <w:pStyle w:val="Compact"/>
-            </w:pPr>
-            <w:r>
-              <w:t xml:space="preserve">DrugBank DB00725</w:t>
-            </w:r>
-          </w:p>
-        </w:tc>
-      </w:tr>
-      <w:tr>
-        <w:tc>
-          <w:tcPr/>
-          <w:p>
-            <w:pPr>
-              <w:pStyle w:val="Compact"/>
-            </w:pPr>
-            <w:r>
-              <w:t xml:space="preserve">topical_ophthalmic_0076</w:t>
-            </w:r>
-          </w:p>
-        </w:tc>
-        <w:tc>
-          <w:tcPr/>
-          <w:p>
-            <w:pPr>
-              <w:pStyle w:val="Compact"/>
-            </w:pPr>
-            <w:r>
-              <w:t xml:space="preserve">Scopolamine</w:t>
-            </w:r>
-          </w:p>
-        </w:tc>
-        <w:tc>
-          <w:tcPr/>
-          <w:p>
-            <w:pPr>
-              <w:pStyle w:val="Compact"/>
-            </w:pPr>
-            <w:r>
-              <w:t xml:space="preserve">mydriatic_cycloplegic</w:t>
-            </w:r>
-          </w:p>
-        </w:tc>
-        <w:tc>
-          <w:tcPr/>
-          <w:p>
-            <w:pPr>
-              <w:pStyle w:val="Compact"/>
-            </w:pPr>
-            <w:r>
-              <w:t xml:space="preserve">systemic_absorption_high</w:t>
-            </w:r>
-          </w:p>
-        </w:tc>
-        <w:tc>
-          <w:tcPr/>
-          <w:p>
-            <w:pPr>
-              <w:pStyle w:val="Compact"/>
-            </w:pPr>
-            <w:r>
-              <w:t xml:space="preserve">DrugBank DB00747</w:t>
-            </w:r>
-          </w:p>
-        </w:tc>
-      </w:tr>
-      <w:tr>
-        <w:tc>
-          <w:tcPr/>
-          <w:p>
-            <w:pPr>
-              <w:pStyle w:val="Compact"/>
-            </w:pPr>
-            <w:r>
-              <w:t xml:space="preserve">topical_ophthalmic_0077</w:t>
-            </w:r>
-          </w:p>
-        </w:tc>
-        <w:tc>
-          <w:tcPr/>
-          <w:p>
-            <w:pPr>
-              <w:pStyle w:val="Compact"/>
-            </w:pPr>
-            <w:r>
-              <w:t xml:space="preserve">Tropicamide</w:t>
-            </w:r>
-          </w:p>
-        </w:tc>
-        <w:tc>
-          <w:tcPr/>
-          <w:p>
-            <w:pPr>
-              <w:pStyle w:val="Compact"/>
-            </w:pPr>
-            <w:r>
-              <w:t xml:space="preserve">mydriatic_cycloplegic</w:t>
-            </w:r>
-          </w:p>
-        </w:tc>
-        <w:tc>
-          <w:tcPr/>
-          <w:p>
-            <w:pPr>
-              <w:pStyle w:val="Compact"/>
-            </w:pPr>
-            <w:r>
-              <w:t xml:space="preserve">systemic_absorption_low</w:t>
-            </w:r>
-          </w:p>
-        </w:tc>
-        <w:tc>
-          <w:tcPr/>
-          <w:p>
-            <w:pPr>
-              <w:pStyle w:val="Compact"/>
-            </w:pPr>
-            <w:r>
-              <w:t xml:space="preserve">DrugBank DB00809</w:t>
-            </w:r>
-          </w:p>
-        </w:tc>
-      </w:tr>
-      <w:tr>
-        <w:tc>
-          <w:tcPr/>
-          <w:p>
-            <w:pPr>
-              <w:pStyle w:val="Compact"/>
-            </w:pPr>
-            <w:r>
-              <w:t xml:space="preserve">topical_ophthalmic_0078</w:t>
-            </w:r>
-          </w:p>
-        </w:tc>
-        <w:tc>
-          <w:tcPr/>
-          <w:p>
-            <w:pPr>
-              <w:pStyle w:val="Compact"/>
-            </w:pPr>
-            <w:r>
-              <w:t xml:space="preserve">Phenylephrine</w:t>
-            </w:r>
-          </w:p>
-        </w:tc>
-        <w:tc>
-          <w:tcPr/>
-          <w:p>
-            <w:pPr>
-              <w:pStyle w:val="Compact"/>
-            </w:pPr>
-            <w:r>
-              <w:t xml:space="preserve">mydriatic</w:t>
-            </w:r>
-          </w:p>
-        </w:tc>
-        <w:tc>
-          <w:tcPr/>
-          <w:p>
-            <w:pPr>
-              <w:pStyle w:val="Compact"/>
-            </w:pPr>
-            <w:r>
-              <w:t xml:space="preserve">systemic_absorption_medium</w:t>
-            </w:r>
-          </w:p>
-        </w:tc>
-        <w:tc>
-          <w:tcPr/>
-          <w:p>
-            <w:pPr>
-              <w:pStyle w:val="Compact"/>
-            </w:pPr>
-            <w:r>
-              <w:t xml:space="preserve">DrugBank DB00388</w:t>
-            </w:r>
-          </w:p>
-        </w:tc>
-      </w:tr>
-      <w:tr>
-        <w:tc>
-          <w:tcPr/>
-          <w:p>
-            <w:pPr>
-              <w:pStyle w:val="Compact"/>
-            </w:pPr>
-            <w:r>
-              <w:t xml:space="preserve">topical_ophthalmic_0079</w:t>
-            </w:r>
-          </w:p>
-        </w:tc>
-        <w:tc>
-          <w:tcPr/>
-          <w:p>
-            <w:pPr>
-              <w:pStyle w:val="Compact"/>
-            </w:pPr>
-            <w:r>
-              <w:t xml:space="preserve">Proparacaine</w:t>
-            </w:r>
-          </w:p>
-        </w:tc>
-        <w:tc>
-          <w:tcPr/>
-          <w:p>
-            <w:pPr>
-              <w:pStyle w:val="Compact"/>
-            </w:pPr>
-            <w:r>
-              <w:t xml:space="preserve">anesthetic_topical</w:t>
-            </w:r>
-          </w:p>
-        </w:tc>
-        <w:tc>
-          <w:tcPr/>
-          <w:p>
-            <w:pPr>
-              <w:pStyle w:val="Compact"/>
-            </w:pPr>
-            <w:r>
-              <w:t xml:space="preserve">systemic_absorption_low</w:t>
-            </w:r>
-          </w:p>
-        </w:tc>
-        <w:tc>
-          <w:tcPr/>
-          <w:p>
-            <w:pPr>
-              <w:pStyle w:val="Compact"/>
-            </w:pPr>
-            <w:r>
-              <w:t xml:space="preserve">DrugBank DB00807</w:t>
-            </w:r>
-          </w:p>
-        </w:tc>
-      </w:tr>
-      <w:tr>
-        <w:tc>
-          <w:tcPr/>
-          <w:p>
-            <w:pPr>
-              <w:pStyle w:val="Compact"/>
-            </w:pPr>
-            <w:r>
-              <w:t xml:space="preserve">topical_ophthalmic_0080</w:t>
-            </w:r>
-          </w:p>
-        </w:tc>
-        <w:tc>
-          <w:tcPr/>
-          <w:p>
-            <w:pPr>
-              <w:pStyle w:val="Compact"/>
-            </w:pPr>
-            <w:r>
-              <w:t xml:space="preserve">Tetracaine</w:t>
-            </w:r>
-          </w:p>
-        </w:tc>
-        <w:tc>
-          <w:tcPr/>
-          <w:p>
-            <w:pPr>
-              <w:pStyle w:val="Compact"/>
-            </w:pPr>
-            <w:r>
-              <w:t xml:space="preserve">anesthetic_topical</w:t>
-            </w:r>
-          </w:p>
-        </w:tc>
-        <w:tc>
-          <w:tcPr/>
-          <w:p>
-            <w:pPr>
-              <w:pStyle w:val="Compact"/>
-            </w:pPr>
-            <w:r>
-              <w:t xml:space="preserve">systemic_absorption_low</w:t>
-            </w:r>
-          </w:p>
-        </w:tc>
-        <w:tc>
-          <w:tcPr/>
-          <w:p>
-            <w:pPr>
-              <w:pStyle w:val="Compact"/>
-            </w:pPr>
-            <w:r>
-              <w:t xml:space="preserve">DrugBank DB00445</w:t>
-            </w:r>
-          </w:p>
-        </w:tc>
-      </w:tr>
-      <w:tr>
-        <w:tc>
-          <w:tcPr/>
-          <w:p>
-            <w:pPr>
-              <w:pStyle w:val="Compact"/>
-            </w:pPr>
-            <w:r>
-              <w:t xml:space="preserve">topical_ophthalmic_0081</w:t>
-            </w:r>
-          </w:p>
-        </w:tc>
-        <w:tc>
-          <w:tcPr/>
-          <w:p>
-            <w:pPr>
-              <w:pStyle w:val="Compact"/>
-            </w:pPr>
-            <w:r>
-              <w:t xml:space="preserve">Lidocaine</w:t>
-            </w:r>
-          </w:p>
-        </w:tc>
-        <w:tc>
-          <w:tcPr/>
-          <w:p>
-            <w:pPr>
-              <w:pStyle w:val="Compact"/>
-            </w:pPr>
-            <w:r>
-              <w:t xml:space="preserve">anesthetic_topical</w:t>
-            </w:r>
-          </w:p>
-        </w:tc>
-        <w:tc>
-          <w:tcPr/>
-          <w:p>
-            <w:pPr>
-              <w:pStyle w:val="Compact"/>
-            </w:pPr>
-            <w:r>
-              <w:t xml:space="preserve">systemic_absorption_low</w:t>
-            </w:r>
-          </w:p>
-        </w:tc>
-        <w:tc>
-          <w:tcPr/>
-          <w:p>
-            <w:pPr>
-              <w:pStyle w:val="Compact"/>
-            </w:pPr>
-            <w:r>
-              <w:t xml:space="preserve">DrugBank DB00281</w:t>
-            </w:r>
-          </w:p>
-        </w:tc>
-      </w:tr>
-      <w:tr>
-        <w:tc>
-          <w:tcPr/>
-          <w:p>
-            <w:pPr>
-              <w:pStyle w:val="Compact"/>
-            </w:pPr>
-            <w:r>
-              <w:t xml:space="preserve">topical_ophthalmic_0082</w:t>
-            </w:r>
-          </w:p>
-        </w:tc>
-        <w:tc>
-          <w:tcPr/>
-          <w:p>
-            <w:pPr>
-              <w:pStyle w:val="Compact"/>
-            </w:pPr>
-            <w:r>
-              <w:t xml:space="preserve">Benoxinate</w:t>
-            </w:r>
-          </w:p>
-        </w:tc>
-        <w:tc>
-          <w:tcPr/>
-          <w:p>
-            <w:pPr>
-              <w:pStyle w:val="Compact"/>
-            </w:pPr>
-            <w:r>
-              <w:t xml:space="preserve">anesthetic_topical</w:t>
-            </w:r>
-          </w:p>
-        </w:tc>
-        <w:tc>
-          <w:tcPr/>
-          <w:p>
-            <w:pPr>
-              <w:pStyle w:val="Compact"/>
-            </w:pPr>
-            <w:r>
-              <w:t xml:space="preserve">systemic_absorption_low</w:t>
-            </w:r>
-          </w:p>
-        </w:tc>
-        <w:tc>
-          <w:tcPr/>
-          <w:p>
-            <w:pPr>
-              <w:pStyle w:val="Compact"/>
-            </w:pPr>
-            <w:r>
-              <w:t xml:space="preserve">DrugBank DB00807</w:t>
-            </w:r>
-          </w:p>
-        </w:tc>
-      </w:tr>
-      <w:tr>
-        <w:tc>
-          <w:tcPr/>
-          <w:p>
-            <w:pPr>
-              <w:pStyle w:val="Compact"/>
-            </w:pPr>
-            <w:r>
-              <w:t xml:space="preserve">topical_ophthalmic_0083</w:t>
-            </w:r>
-          </w:p>
-        </w:tc>
-        <w:tc>
-          <w:tcPr/>
-          <w:p>
-            <w:pPr>
-              <w:pStyle w:val="Compact"/>
-            </w:pPr>
-            <w:r>
-              <w:t xml:space="preserve">Fluorescein</w:t>
-            </w:r>
-          </w:p>
-        </w:tc>
-        <w:tc>
-          <w:tcPr/>
-          <w:p>
-            <w:pPr>
-              <w:pStyle w:val="Compact"/>
-            </w:pPr>
-            <w:r>
-              <w:t xml:space="preserve">diagnostic_dye</w:t>
-            </w:r>
-          </w:p>
-        </w:tc>
-        <w:tc>
-          <w:tcPr/>
-          <w:p>
-            <w:pPr>
-              <w:pStyle w:val="Compact"/>
-            </w:pPr>
-            <w:r>
-              <w:t xml:space="preserve">systemic_absorption_low</w:t>
-            </w:r>
-          </w:p>
-        </w:tc>
-        <w:tc>
-          <w:tcPr/>
-          <w:p>
-            <w:pPr>
-              <w:pStyle w:val="Compact"/>
-            </w:pPr>
-            <w:r>
-              <w:t xml:space="preserve">DrugBank DB00693</w:t>
-            </w:r>
-          </w:p>
-        </w:tc>
-      </w:tr>
-      <w:tr>
-        <w:tc>
-          <w:tcPr/>
-          <w:p>
-            <w:pPr>
-              <w:pStyle w:val="Compact"/>
-            </w:pPr>
-            <w:r>
-              <w:t xml:space="preserve">topical_ophthalmic_0084</w:t>
-            </w:r>
-          </w:p>
-        </w:tc>
-        <w:tc>
-          <w:tcPr/>
-          <w:p>
-            <w:pPr>
-              <w:pStyle w:val="Compact"/>
-            </w:pPr>
-            <w:r>
-              <w:t xml:space="preserve">Indocyanine green</w:t>
-            </w:r>
-          </w:p>
-        </w:tc>
-        <w:tc>
-          <w:tcPr/>
-          <w:p>
-            <w:pPr>
-              <w:pStyle w:val="Compact"/>
-            </w:pPr>
-            <w:r>
-              <w:t xml:space="preserve">diagnostic_dye</w:t>
-            </w:r>
-          </w:p>
-        </w:tc>
-        <w:tc>
-          <w:tcPr/>
-          <w:p>
-            <w:pPr>
-              <w:pStyle w:val="Compact"/>
-            </w:pPr>
-            <w:r>
-              <w:t xml:space="preserve">systemic_absorption_very_low</w:t>
-            </w:r>
-          </w:p>
-        </w:tc>
-        <w:tc>
-          <w:tcPr/>
-          <w:p>
-            <w:pPr>
-              <w:pStyle w:val="Compact"/>
-            </w:pPr>
-            <w:r>
-              <w:t xml:space="preserve">DrugBank DB00354</w:t>
-            </w:r>
-          </w:p>
-        </w:tc>
-      </w:tr>
-      <w:tr>
-        <w:tc>
-          <w:tcPr/>
-          <w:p>
-            <w:pPr>
-              <w:pStyle w:val="Compact"/>
-            </w:pPr>
-            <w:r>
-              <w:t xml:space="preserve">topical_ophthalmic_0085</w:t>
-            </w:r>
-          </w:p>
-        </w:tc>
-        <w:tc>
-          <w:tcPr/>
-          <w:p>
-            <w:pPr>
-              <w:pStyle w:val="Compact"/>
-            </w:pPr>
-            <w:r>
-              <w:t xml:space="preserve">Rose bengal</w:t>
-            </w:r>
-          </w:p>
-        </w:tc>
-        <w:tc>
-          <w:tcPr/>
-          <w:p>
-            <w:pPr>
-              <w:pStyle w:val="Compact"/>
-            </w:pPr>
-            <w:r>
-              <w:t xml:space="preserve">diagnostic_dye</w:t>
-            </w:r>
-          </w:p>
-        </w:tc>
-        <w:tc>
-          <w:tcPr/>
-          <w:p>
-            <w:pPr>
-              <w:pStyle w:val="Compact"/>
-            </w:pPr>
-            <w:r>
-              <w:t xml:space="preserve">systemic_absorption_very_low</w:t>
-            </w:r>
-          </w:p>
-        </w:tc>
-        <w:tc>
-          <w:tcPr/>
-          <w:p>
-            <w:pPr>
-              <w:pStyle w:val="Compact"/>
-            </w:pPr>
-            <w:r>
-              <w:t xml:space="preserve">DrugBank DB00762</w:t>
-            </w:r>
-          </w:p>
-        </w:tc>
-      </w:tr>
-      <w:tr>
-        <w:tc>
-          <w:tcPr/>
-          <w:p>
-            <w:pPr>
-              <w:pStyle w:val="Compact"/>
-            </w:pPr>
-            <w:r>
-              <w:t xml:space="preserve">topical_ophthalmic_0086</w:t>
-            </w:r>
-          </w:p>
-        </w:tc>
-        <w:tc>
-          <w:tcPr/>
-          <w:p>
-            <w:pPr>
-              <w:pStyle w:val="Compact"/>
-            </w:pPr>
-            <w:r>
-              <w:t xml:space="preserve">Ranibizumab</w:t>
+              <w:t xml:space="preserve">accession_only;curation_differs</w:t>
+            </w:r>
+          </w:p>
+        </w:tc>
+        <w:tc>
+          <w:tcPr/>
+          <w:p>
+            <w:pPr>
+              <w:pStyle w:val="Compact"/>
+            </w:pPr>
+            <w:r>
+              <w:t xml:space="preserve">PubMed</w:t>
+            </w:r>
+          </w:p>
+        </w:tc>
+      </w:tr>
+      <w:tr>
+        <w:tc>
+          <w:tcPr/>
+          <w:p>
+            <w:pPr>
+              <w:pStyle w:val="Compact"/>
+            </w:pPr>
+            <w:r>
+              <w:t xml:space="preserve">topical_ophthalmic_0113</w:t>
+            </w:r>
+          </w:p>
+        </w:tc>
+        <w:tc>
+          <w:tcPr/>
+          <w:p>
+            <w:pPr>
+              <w:pStyle w:val="Compact"/>
+            </w:pPr>
+            <w:r>
+              <w:t xml:space="preserve">Conbercept</w:t>
             </w:r>
           </w:p>
         </w:tc>
@@ -10194,1535 +13723,7 @@
               <w:pStyle w:val="Compact"/>
             </w:pPr>
             <w:r>
-              <w:t xml:space="preserve">DrugBank DB01276</w:t>
-            </w:r>
-          </w:p>
-        </w:tc>
-      </w:tr>
-      <w:tr>
-        <w:tc>
-          <w:tcPr/>
-          <w:p>
-            <w:pPr>
-              <w:pStyle w:val="Compact"/>
-            </w:pPr>
-            <w:r>
-              <w:t xml:space="preserve">topical_ophthalmic_0087</w:t>
-            </w:r>
-          </w:p>
-        </w:tc>
-        <w:tc>
-          <w:tcPr/>
-          <w:p>
-            <w:pPr>
-              <w:pStyle w:val="Compact"/>
-            </w:pPr>
-            <w:r>
-              <w:t xml:space="preserve">Aflibercept</w:t>
-            </w:r>
-          </w:p>
-        </w:tc>
-        <w:tc>
-          <w:tcPr/>
-          <w:p>
-            <w:pPr>
-              <w:pStyle w:val="Compact"/>
-            </w:pPr>
-            <w:r>
-              <w:t xml:space="preserve">anti_vegf_intravitreal</w:t>
-            </w:r>
-          </w:p>
-        </w:tc>
-        <w:tc>
-          <w:tcPr/>
-          <w:p>
-            <w:pPr>
-              <w:pStyle w:val="Compact"/>
-            </w:pPr>
-            <w:r>
-              <w:t xml:space="preserve">minimal_systemic_absorption</w:t>
-            </w:r>
-          </w:p>
-        </w:tc>
-        <w:tc>
-          <w:tcPr/>
-          <w:p>
-            <w:pPr>
-              <w:pStyle w:val="Compact"/>
-            </w:pPr>
-            <w:r>
-              <w:t xml:space="preserve">DrugBank DB01661</w:t>
-            </w:r>
-          </w:p>
-        </w:tc>
-      </w:tr>
-      <w:tr>
-        <w:tc>
-          <w:tcPr/>
-          <w:p>
-            <w:pPr>
-              <w:pStyle w:val="Compact"/>
-            </w:pPr>
-            <w:r>
-              <w:t xml:space="preserve">topical_ophthalmic_0088</w:t>
-            </w:r>
-          </w:p>
-        </w:tc>
-        <w:tc>
-          <w:tcPr/>
-          <w:p>
-            <w:pPr>
-              <w:pStyle w:val="Compact"/>
-            </w:pPr>
-            <w:r>
-              <w:t xml:space="preserve">Bevacizumab</w:t>
-            </w:r>
-          </w:p>
-        </w:tc>
-        <w:tc>
-          <w:tcPr/>
-          <w:p>
-            <w:pPr>
-              <w:pStyle w:val="Compact"/>
-            </w:pPr>
-            <w:r>
-              <w:t xml:space="preserve">anti_vegf_intravitreal</w:t>
-            </w:r>
-          </w:p>
-        </w:tc>
-        <w:tc>
-          <w:tcPr/>
-          <w:p>
-            <w:pPr>
-              <w:pStyle w:val="Compact"/>
-            </w:pPr>
-            <w:r>
-              <w:t xml:space="preserve">minimal_systemic_absorption</w:t>
-            </w:r>
-          </w:p>
-        </w:tc>
-        <w:tc>
-          <w:tcPr/>
-          <w:p>
-            <w:pPr>
-              <w:pStyle w:val="Compact"/>
-            </w:pPr>
-            <w:r>
-              <w:t xml:space="preserve">DrugBank DB00112</w:t>
-            </w:r>
-          </w:p>
-        </w:tc>
-      </w:tr>
-      <w:tr>
-        <w:tc>
-          <w:tcPr/>
-          <w:p>
-            <w:pPr>
-              <w:pStyle w:val="Compact"/>
-            </w:pPr>
-            <w:r>
-              <w:t xml:space="preserve">topical_ophthalmic_0089</w:t>
-            </w:r>
-          </w:p>
-        </w:tc>
-        <w:tc>
-          <w:tcPr/>
-          <w:p>
-            <w:pPr>
-              <w:pStyle w:val="Compact"/>
-            </w:pPr>
-            <w:r>
-              <w:t xml:space="preserve">Brolucizumab</w:t>
-            </w:r>
-          </w:p>
-        </w:tc>
-        <w:tc>
-          <w:tcPr/>
-          <w:p>
-            <w:pPr>
-              <w:pStyle w:val="Compact"/>
-            </w:pPr>
-            <w:r>
-              <w:t xml:space="preserve">anti_vegf_intravitreal</w:t>
-            </w:r>
-          </w:p>
-        </w:tc>
-        <w:tc>
-          <w:tcPr/>
-          <w:p>
-            <w:pPr>
-              <w:pStyle w:val="Compact"/>
-            </w:pPr>
-            <w:r>
-              <w:t xml:space="preserve">minimal_systemic_absorption</w:t>
-            </w:r>
-          </w:p>
-        </w:tc>
-        <w:tc>
-          <w:tcPr/>
-          <w:p>
-            <w:pPr>
-              <w:pStyle w:val="Compact"/>
-            </w:pPr>
-            <w:r>
-              <w:t xml:space="preserve">DrugBank DB16546</w:t>
-            </w:r>
-          </w:p>
-        </w:tc>
-      </w:tr>
-      <w:tr>
-        <w:tc>
-          <w:tcPr/>
-          <w:p>
-            <w:pPr>
-              <w:pStyle w:val="Compact"/>
-            </w:pPr>
-            <w:r>
-              <w:t xml:space="preserve">topical_ophthalmic_0090</w:t>
-            </w:r>
-          </w:p>
-        </w:tc>
-        <w:tc>
-          <w:tcPr/>
-          <w:p>
-            <w:pPr>
-              <w:pStyle w:val="Compact"/>
-            </w:pPr>
-            <w:r>
-              <w:t xml:space="preserve">Faricimab</w:t>
-            </w:r>
-          </w:p>
-        </w:tc>
-        <w:tc>
-          <w:tcPr/>
-          <w:p>
-            <w:pPr>
-              <w:pStyle w:val="Compact"/>
-            </w:pPr>
-            <w:r>
-              <w:t xml:space="preserve">anti_vegf_intravitreal</w:t>
-            </w:r>
-          </w:p>
-        </w:tc>
-        <w:tc>
-          <w:tcPr/>
-          <w:p>
-            <w:pPr>
-              <w:pStyle w:val="Compact"/>
-            </w:pPr>
-            <w:r>
-              <w:t xml:space="preserve">minimal_systemic_absorption</w:t>
-            </w:r>
-          </w:p>
-        </w:tc>
-        <w:tc>
-          <w:tcPr/>
-          <w:p>
-            <w:pPr>
-              <w:pStyle w:val="Compact"/>
-            </w:pPr>
-            <w:r>
-              <w:t xml:space="preserve">DrugBank DB16647</w:t>
-            </w:r>
-          </w:p>
-        </w:tc>
-      </w:tr>
-      <w:tr>
-        <w:tc>
-          <w:tcPr/>
-          <w:p>
-            <w:pPr>
-              <w:pStyle w:val="Compact"/>
-            </w:pPr>
-            <w:r>
-              <w:t xml:space="preserve">topical_ophthalmic_0091</w:t>
-            </w:r>
-          </w:p>
-        </w:tc>
-        <w:tc>
-          <w:tcPr/>
-          <w:p>
-            <w:pPr>
-              <w:pStyle w:val="Compact"/>
-            </w:pPr>
-            <w:r>
-              <w:t xml:space="preserve">Naphazoline</w:t>
-            </w:r>
-          </w:p>
-        </w:tc>
-        <w:tc>
-          <w:tcPr/>
-          <w:p>
-            <w:pPr>
-              <w:pStyle w:val="Compact"/>
-            </w:pPr>
-            <w:r>
-              <w:t xml:space="preserve">decongestant</w:t>
-            </w:r>
-          </w:p>
-        </w:tc>
-        <w:tc>
-          <w:tcPr/>
-          <w:p>
-            <w:pPr>
-              <w:pStyle w:val="Compact"/>
-            </w:pPr>
-            <w:r>
-              <w:t xml:space="preserve">systemic_absorption_medium</w:t>
-            </w:r>
-          </w:p>
-        </w:tc>
-        <w:tc>
-          <w:tcPr/>
-          <w:p>
-            <w:pPr>
-              <w:pStyle w:val="Compact"/>
-            </w:pPr>
-            <w:r>
-              <w:t xml:space="preserve">DrugBank DB00882</w:t>
-            </w:r>
-          </w:p>
-        </w:tc>
-      </w:tr>
-      <w:tr>
-        <w:tc>
-          <w:tcPr/>
-          <w:p>
-            <w:pPr>
-              <w:pStyle w:val="Compact"/>
-            </w:pPr>
-            <w:r>
-              <w:t xml:space="preserve">topical_ophthalmic_0092</w:t>
-            </w:r>
-          </w:p>
-        </w:tc>
-        <w:tc>
-          <w:tcPr/>
-          <w:p>
-            <w:pPr>
-              <w:pStyle w:val="Compact"/>
-            </w:pPr>
-            <w:r>
-              <w:t xml:space="preserve">Tetrahydrozoline</w:t>
-            </w:r>
-          </w:p>
-        </w:tc>
-        <w:tc>
-          <w:tcPr/>
-          <w:p>
-            <w:pPr>
-              <w:pStyle w:val="Compact"/>
-            </w:pPr>
-            <w:r>
-              <w:t xml:space="preserve">decongestant</w:t>
-            </w:r>
-          </w:p>
-        </w:tc>
-        <w:tc>
-          <w:tcPr/>
-          <w:p>
-            <w:pPr>
-              <w:pStyle w:val="Compact"/>
-            </w:pPr>
-            <w:r>
-              <w:t xml:space="preserve">systemic_absorption_medium</w:t>
-            </w:r>
-          </w:p>
-        </w:tc>
-        <w:tc>
-          <w:tcPr/>
-          <w:p>
-            <w:pPr>
-              <w:pStyle w:val="Compact"/>
-            </w:pPr>
-            <w:r>
-              <w:t xml:space="preserve">DrugBank DB00714</w:t>
-            </w:r>
-          </w:p>
-        </w:tc>
-      </w:tr>
-      <w:tr>
-        <w:tc>
-          <w:tcPr/>
-          <w:p>
-            <w:pPr>
-              <w:pStyle w:val="Compact"/>
-            </w:pPr>
-            <w:r>
-              <w:t xml:space="preserve">topical_ophthalmic_0093</w:t>
-            </w:r>
-          </w:p>
-        </w:tc>
-        <w:tc>
-          <w:tcPr/>
-          <w:p>
-            <w:pPr>
-              <w:pStyle w:val="Compact"/>
-            </w:pPr>
-            <w:r>
-              <w:t xml:space="preserve">Dipivefrin</w:t>
-            </w:r>
-          </w:p>
-        </w:tc>
-        <w:tc>
-          <w:tcPr/>
-          <w:p>
-            <w:pPr>
-              <w:pStyle w:val="Compact"/>
-            </w:pPr>
-            <w:r>
-              <w:t xml:space="preserve">glaucoma_other</w:t>
-            </w:r>
-          </w:p>
-        </w:tc>
-        <w:tc>
-          <w:tcPr/>
-          <w:p>
-            <w:pPr>
-              <w:pStyle w:val="Compact"/>
-            </w:pPr>
-            <w:r>
-              <w:t xml:space="preserve">systemic_absorption_medium</w:t>
-            </w:r>
-          </w:p>
-        </w:tc>
-        <w:tc>
-          <w:tcPr/>
-          <w:p>
-            <w:pPr>
-              <w:pStyle w:val="Compact"/>
-            </w:pPr>
-            <w:r>
-              <w:t xml:space="preserve">DrugBank DB00449</w:t>
-            </w:r>
-          </w:p>
-        </w:tc>
-      </w:tr>
-      <w:tr>
-        <w:tc>
-          <w:tcPr/>
-          <w:p>
-            <w:pPr>
-              <w:pStyle w:val="Compact"/>
-            </w:pPr>
-            <w:r>
-              <w:t xml:space="preserve">topical_ophthalmic_0094</w:t>
-            </w:r>
-          </w:p>
-        </w:tc>
-        <w:tc>
-          <w:tcPr/>
-          <w:p>
-            <w:pPr>
-              <w:pStyle w:val="Compact"/>
-            </w:pPr>
-            <w:r>
-              <w:t xml:space="preserve">Lifitegrast</w:t>
-            </w:r>
-          </w:p>
-        </w:tc>
-        <w:tc>
-          <w:tcPr/>
-          <w:p>
-            <w:pPr>
-              <w:pStyle w:val="Compact"/>
-            </w:pPr>
-            <w:r>
-              <w:t xml:space="preserve">dry_eye_anti_inflammatory</w:t>
-            </w:r>
-          </w:p>
-        </w:tc>
-        <w:tc>
-          <w:tcPr/>
-          <w:p>
-            <w:pPr>
-              <w:pStyle w:val="Compact"/>
-            </w:pPr>
-            <w:r>
-              <w:t xml:space="preserve">systemic_absorption_very_low</w:t>
-            </w:r>
-          </w:p>
-        </w:tc>
-        <w:tc>
-          <w:tcPr/>
-          <w:p>
-            <w:pPr>
-              <w:pStyle w:val="Compact"/>
-            </w:pPr>
-            <w:r>
-              <w:t xml:space="preserve">DrugBank DB11674</w:t>
-            </w:r>
-          </w:p>
-        </w:tc>
-      </w:tr>
-      <w:tr>
-        <w:tc>
-          <w:tcPr/>
-          <w:p>
-            <w:pPr>
-              <w:pStyle w:val="Compact"/>
-            </w:pPr>
-            <w:r>
-              <w:t xml:space="preserve">topical_ophthalmic_0095</w:t>
-            </w:r>
-          </w:p>
-        </w:tc>
-        <w:tc>
-          <w:tcPr/>
-          <w:p>
-            <w:pPr>
-              <w:pStyle w:val="Compact"/>
-            </w:pPr>
-            <w:r>
-              <w:t xml:space="preserve">Diquafosol</w:t>
-            </w:r>
-          </w:p>
-        </w:tc>
-        <w:tc>
-          <w:tcPr/>
-          <w:p>
-            <w:pPr>
-              <w:pStyle w:val="Compact"/>
-            </w:pPr>
-            <w:r>
-              <w:t xml:space="preserve">dry_eye_mucin_secretagogue</w:t>
-            </w:r>
-          </w:p>
-        </w:tc>
-        <w:tc>
-          <w:tcPr/>
-          <w:p>
-            <w:pPr>
-              <w:pStyle w:val="Compact"/>
-            </w:pPr>
-            <w:r>
-              <w:t xml:space="preserve">systemic_absorption_low</w:t>
-            </w:r>
-          </w:p>
-        </w:tc>
-        <w:tc>
-          <w:tcPr/>
-          <w:p>
-            <w:pPr>
-              <w:pStyle w:val="Compact"/>
-            </w:pPr>
-            <w:r>
-              <w:t xml:space="preserve">DrugBank DB06217</w:t>
-            </w:r>
-          </w:p>
-        </w:tc>
-      </w:tr>
-      <w:tr>
-        <w:tc>
-          <w:tcPr/>
-          <w:p>
-            <w:pPr>
-              <w:pStyle w:val="Compact"/>
-            </w:pPr>
-            <w:r>
-              <w:t xml:space="preserve">topical_ophthalmic_0096</w:t>
-            </w:r>
-          </w:p>
-        </w:tc>
-        <w:tc>
-          <w:tcPr/>
-          <w:p>
-            <w:pPr>
-              <w:pStyle w:val="Compact"/>
-            </w:pPr>
-            <w:r>
-              <w:t xml:space="preserve">Rebamipide</w:t>
-            </w:r>
-          </w:p>
-        </w:tc>
-        <w:tc>
-          <w:tcPr/>
-          <w:p>
-            <w:pPr>
-              <w:pStyle w:val="Compact"/>
-            </w:pPr>
-            <w:r>
-              <w:t xml:space="preserve">dry_eye_mucin_secretagogue</w:t>
-            </w:r>
-          </w:p>
-        </w:tc>
-        <w:tc>
-          <w:tcPr/>
-          <w:p>
-            <w:pPr>
-              <w:pStyle w:val="Compact"/>
-            </w:pPr>
-            <w:r>
-              <w:t xml:space="preserve">systemic_absorption_low</w:t>
-            </w:r>
-          </w:p>
-        </w:tc>
-        <w:tc>
-          <w:tcPr/>
-          <w:p>
-            <w:pPr>
-              <w:pStyle w:val="Compact"/>
-            </w:pPr>
-            <w:r>
-              <w:t xml:space="preserve">DrugBank DB11934</w:t>
-            </w:r>
-          </w:p>
-        </w:tc>
-      </w:tr>
-      <w:tr>
-        <w:tc>
-          <w:tcPr/>
-          <w:p>
-            <w:pPr>
-              <w:pStyle w:val="Compact"/>
-            </w:pPr>
-            <w:r>
-              <w:t xml:space="preserve">topical_ophthalmic_0097</w:t>
-            </w:r>
-          </w:p>
-        </w:tc>
-        <w:tc>
-          <w:tcPr/>
-          <w:p>
-            <w:pPr>
-              <w:pStyle w:val="Compact"/>
-            </w:pPr>
-            <w:r>
-              <w:t xml:space="preserve">Hydroxypropyl cellulose</w:t>
-            </w:r>
-          </w:p>
-        </w:tc>
-        <w:tc>
-          <w:tcPr/>
-          <w:p>
-            <w:pPr>
-              <w:pStyle w:val="Compact"/>
-            </w:pPr>
-            <w:r>
-              <w:t xml:space="preserve">dry_eye_lubricant_insert</w:t>
-            </w:r>
-          </w:p>
-        </w:tc>
-        <w:tc>
-          <w:tcPr/>
-          <w:p>
-            <w:pPr>
-              <w:pStyle w:val="Compact"/>
-            </w:pPr>
-            <w:r>
-              <w:t xml:space="preserve">systemic_absorption_none</w:t>
-            </w:r>
-          </w:p>
-        </w:tc>
-        <w:tc>
-          <w:tcPr/>
-          <w:p>
-            <w:pPr>
-              <w:pStyle w:val="Compact"/>
-            </w:pPr>
-            <w:r>
-              <w:t xml:space="preserve">DrugBank DB09350</w:t>
-            </w:r>
-          </w:p>
-        </w:tc>
-      </w:tr>
-      <w:tr>
-        <w:tc>
-          <w:tcPr/>
-          <w:p>
-            <w:pPr>
-              <w:pStyle w:val="Compact"/>
-            </w:pPr>
-            <w:r>
-              <w:t xml:space="preserve">topical_ophthalmic_0098</w:t>
-            </w:r>
-          </w:p>
-        </w:tc>
-        <w:tc>
-          <w:tcPr/>
-          <w:p>
-            <w:pPr>
-              <w:pStyle w:val="Compact"/>
-            </w:pPr>
-            <w:r>
-              <w:t xml:space="preserve">Sodium hyaluronate</w:t>
-            </w:r>
-          </w:p>
-        </w:tc>
-        <w:tc>
-          <w:tcPr/>
-          <w:p>
-            <w:pPr>
-              <w:pStyle w:val="Compact"/>
-            </w:pPr>
-            <w:r>
-              <w:t xml:space="preserve">dry_eye_lubricant</w:t>
-            </w:r>
-          </w:p>
-        </w:tc>
-        <w:tc>
-          <w:tcPr/>
-          <w:p>
-            <w:pPr>
-              <w:pStyle w:val="Compact"/>
-            </w:pPr>
-            <w:r>
-              <w:t xml:space="preserve">systemic_absorption_none</w:t>
-            </w:r>
-          </w:p>
-        </w:tc>
-        <w:tc>
-          <w:tcPr/>
-          <w:p>
-            <w:pPr>
-              <w:pStyle w:val="Compact"/>
-            </w:pPr>
-            <w:r>
-              <w:t xml:space="preserve">DrugBank DB08818</w:t>
-            </w:r>
-          </w:p>
-        </w:tc>
-      </w:tr>
-      <w:tr>
-        <w:tc>
-          <w:tcPr/>
-          <w:p>
-            <w:pPr>
-              <w:pStyle w:val="Compact"/>
-            </w:pPr>
-            <w:r>
-              <w:t xml:space="preserve">topical_ophthalmic_0099</w:t>
-            </w:r>
-          </w:p>
-        </w:tc>
-        <w:tc>
-          <w:tcPr/>
-          <w:p>
-            <w:pPr>
-              <w:pStyle w:val="Compact"/>
-            </w:pPr>
-            <w:r>
-              <w:t xml:space="preserve">Tobramycin/Dexamethasone</w:t>
-            </w:r>
-          </w:p>
-        </w:tc>
-        <w:tc>
-          <w:tcPr/>
-          <w:p>
-            <w:pPr>
-              <w:pStyle w:val="Compact"/>
-            </w:pPr>
-            <w:r>
-              <w:t xml:space="preserve">antibiotic_corticosteroid_combination</w:t>
-            </w:r>
-          </w:p>
-        </w:tc>
-        <w:tc>
-          <w:tcPr/>
-          <w:p>
-            <w:pPr>
-              <w:pStyle w:val="Compact"/>
-            </w:pPr>
-            <w:r>
-              <w:t xml:space="preserve">systemic_absorption_high</w:t>
-            </w:r>
-          </w:p>
-        </w:tc>
-        <w:tc>
-          <w:tcPr/>
-          <w:p>
-            <w:pPr>
-              <w:pStyle w:val="Compact"/>
-            </w:pPr>
-            <w:r>
-              <w:t xml:space="preserve">DrugBank DB00684+DB01234</w:t>
-            </w:r>
-          </w:p>
-        </w:tc>
-      </w:tr>
-      <w:tr>
-        <w:tc>
-          <w:tcPr/>
-          <w:p>
-            <w:pPr>
-              <w:pStyle w:val="Compact"/>
-            </w:pPr>
-            <w:r>
-              <w:t xml:space="preserve">topical_ophthalmic_0100</w:t>
-            </w:r>
-          </w:p>
-        </w:tc>
-        <w:tc>
-          <w:tcPr/>
-          <w:p>
-            <w:pPr>
-              <w:pStyle w:val="Compact"/>
-            </w:pPr>
-            <w:r>
-              <w:t xml:space="preserve">Neomycin/Polymyxin B/Dexamethasone</w:t>
-            </w:r>
-          </w:p>
-        </w:tc>
-        <w:tc>
-          <w:tcPr/>
-          <w:p>
-            <w:pPr>
-              <w:pStyle w:val="Compact"/>
-            </w:pPr>
-            <w:r>
-              <w:t xml:space="preserve">antibiotic_corticosteroid_combination</w:t>
-            </w:r>
-          </w:p>
-        </w:tc>
-        <w:tc>
-          <w:tcPr/>
-          <w:p>
-            <w:pPr>
-              <w:pStyle w:val="Compact"/>
-            </w:pPr>
-            <w:r>
-              <w:t xml:space="preserve">systemic_absorption_high</w:t>
-            </w:r>
-          </w:p>
-        </w:tc>
-        <w:tc>
-          <w:tcPr/>
-          <w:p>
-            <w:pPr>
-              <w:pStyle w:val="Compact"/>
-            </w:pPr>
-            <w:r>
-              <w:t xml:space="preserve">DrugBank DB00994+DB00781+DB01234</w:t>
-            </w:r>
-          </w:p>
-        </w:tc>
-      </w:tr>
-      <w:tr>
-        <w:tc>
-          <w:tcPr/>
-          <w:p>
-            <w:pPr>
-              <w:pStyle w:val="Compact"/>
-            </w:pPr>
-            <w:r>
-              <w:t xml:space="preserve">topical_ophthalmic_0101</w:t>
-            </w:r>
-          </w:p>
-        </w:tc>
-        <w:tc>
-          <w:tcPr/>
-          <w:p>
-            <w:pPr>
-              <w:pStyle w:val="Compact"/>
-            </w:pPr>
-            <w:r>
-              <w:t xml:space="preserve">Bacitracin/Polymyxin B</w:t>
-            </w:r>
-          </w:p>
-        </w:tc>
-        <w:tc>
-          <w:tcPr/>
-          <w:p>
-            <w:pPr>
-              <w:pStyle w:val="Compact"/>
-            </w:pPr>
-            <w:r>
-              <w:t xml:space="preserve">antibiotic_combination</w:t>
-            </w:r>
-          </w:p>
-        </w:tc>
-        <w:tc>
-          <w:tcPr/>
-          <w:p>
-            <w:pPr>
-              <w:pStyle w:val="Compact"/>
-            </w:pPr>
-            <w:r>
-              <w:t xml:space="preserve">systemic_absorption_very_low</w:t>
-            </w:r>
-          </w:p>
-        </w:tc>
-        <w:tc>
-          <w:tcPr/>
-          <w:p>
-            <w:pPr>
-              <w:pStyle w:val="Compact"/>
-            </w:pPr>
-            <w:r>
-              <w:t xml:space="preserve">DrugBank DB00626+DB00781</w:t>
-            </w:r>
-          </w:p>
-        </w:tc>
-      </w:tr>
-      <w:tr>
-        <w:tc>
-          <w:tcPr/>
-          <w:p>
-            <w:pPr>
-              <w:pStyle w:val="Compact"/>
-            </w:pPr>
-            <w:r>
-              <w:t xml:space="preserve">topical_ophthalmic_0102</w:t>
-            </w:r>
-          </w:p>
-        </w:tc>
-        <w:tc>
-          <w:tcPr/>
-          <w:p>
-            <w:pPr>
-              <w:pStyle w:val="Compact"/>
-            </w:pPr>
-            <w:r>
-              <w:t xml:space="preserve">Sulfacetamide/Prednisolone</w:t>
-            </w:r>
-          </w:p>
-        </w:tc>
-        <w:tc>
-          <w:tcPr/>
-          <w:p>
-            <w:pPr>
-              <w:pStyle w:val="Compact"/>
-            </w:pPr>
-            <w:r>
-              <w:t xml:space="preserve">antibiotic_corticosteroid_combination</w:t>
-            </w:r>
-          </w:p>
-        </w:tc>
-        <w:tc>
-          <w:tcPr/>
-          <w:p>
-            <w:pPr>
-              <w:pStyle w:val="Compact"/>
-            </w:pPr>
-            <w:r>
-              <w:t xml:space="preserve">systemic_absorption_medium</w:t>
-            </w:r>
-          </w:p>
-        </w:tc>
-        <w:tc>
-          <w:tcPr/>
-          <w:p>
-            <w:pPr>
-              <w:pStyle w:val="Compact"/>
-            </w:pPr>
-            <w:r>
-              <w:t xml:space="preserve">DrugBank DB00634+DB00860</w:t>
-            </w:r>
-          </w:p>
-        </w:tc>
-      </w:tr>
-      <w:tr>
-        <w:tc>
-          <w:tcPr/>
-          <w:p>
-            <w:pPr>
-              <w:pStyle w:val="Compact"/>
-            </w:pPr>
-            <w:r>
-              <w:t xml:space="preserve">topical_ophthalmic_0103</w:t>
-            </w:r>
-          </w:p>
-        </w:tc>
-        <w:tc>
-          <w:tcPr/>
-          <w:p>
-            <w:pPr>
-              <w:pStyle w:val="Compact"/>
-            </w:pPr>
-            <w:r>
-              <w:t xml:space="preserve">Povidone-iodine</w:t>
-            </w:r>
-          </w:p>
-        </w:tc>
-        <w:tc>
-          <w:tcPr/>
-          <w:p>
-            <w:pPr>
-              <w:pStyle w:val="Compact"/>
-            </w:pPr>
-            <w:r>
-              <w:t xml:space="preserve">antiseptic</w:t>
-            </w:r>
-          </w:p>
-        </w:tc>
-        <w:tc>
-          <w:tcPr/>
-          <w:p>
-            <w:pPr>
-              <w:pStyle w:val="Compact"/>
-            </w:pPr>
-            <w:r>
-              <w:t xml:space="preserve">systemic_absorption_low</w:t>
-            </w:r>
-          </w:p>
-        </w:tc>
-        <w:tc>
-          <w:tcPr/>
-          <w:p>
-            <w:pPr>
-              <w:pStyle w:val="Compact"/>
-            </w:pPr>
-            <w:r>
-              <w:t xml:space="preserve">DrugBank DB14021</w:t>
-            </w:r>
-          </w:p>
-        </w:tc>
-      </w:tr>
-      <w:tr>
-        <w:tc>
-          <w:tcPr/>
-          <w:p>
-            <w:pPr>
-              <w:pStyle w:val="Compact"/>
-            </w:pPr>
-            <w:r>
-              <w:t xml:space="preserve">topical_ophthalmic_0104</w:t>
-            </w:r>
-          </w:p>
-        </w:tc>
-        <w:tc>
-          <w:tcPr/>
-          <w:p>
-            <w:pPr>
-              <w:pStyle w:val="Compact"/>
-            </w:pPr>
-            <w:r>
-              <w:t xml:space="preserve">Chlorhexidine</w:t>
-            </w:r>
-          </w:p>
-        </w:tc>
-        <w:tc>
-          <w:tcPr/>
-          <w:p>
-            <w:pPr>
-              <w:pStyle w:val="Compact"/>
-            </w:pPr>
-            <w:r>
-              <w:t xml:space="preserve">antiseptic</w:t>
-            </w:r>
-          </w:p>
-        </w:tc>
-        <w:tc>
-          <w:tcPr/>
-          <w:p>
-            <w:pPr>
-              <w:pStyle w:val="Compact"/>
-            </w:pPr>
-            <w:r>
-              <w:t xml:space="preserve">systemic_absorption_very_low</w:t>
-            </w:r>
-          </w:p>
-        </w:tc>
-        <w:tc>
-          <w:tcPr/>
-          <w:p>
-            <w:pPr>
-              <w:pStyle w:val="Compact"/>
-            </w:pPr>
-            <w:r>
-              <w:t xml:space="preserve">DrugBank DB00878</w:t>
-            </w:r>
-          </w:p>
-        </w:tc>
-      </w:tr>
-      <w:tr>
-        <w:tc>
-          <w:tcPr/>
-          <w:p>
-            <w:pPr>
-              <w:pStyle w:val="Compact"/>
-            </w:pPr>
-            <w:r>
-              <w:t xml:space="preserve">topical_ophthalmic_0105</w:t>
-            </w:r>
-          </w:p>
-        </w:tc>
-        <w:tc>
-          <w:tcPr/>
-          <w:p>
-            <w:pPr>
-              <w:pStyle w:val="Compact"/>
-            </w:pPr>
-            <w:r>
-              <w:t xml:space="preserve">Sodium chloride 5%</w:t>
-            </w:r>
-          </w:p>
-        </w:tc>
-        <w:tc>
-          <w:tcPr/>
-          <w:p>
-            <w:pPr>
-              <w:pStyle w:val="Compact"/>
-            </w:pPr>
-            <w:r>
-              <w:t xml:space="preserve">hyperosmotic</w:t>
-            </w:r>
-          </w:p>
-        </w:tc>
-        <w:tc>
-          <w:tcPr/>
-          <w:p>
-            <w:pPr>
-              <w:pStyle w:val="Compact"/>
-            </w:pPr>
-            <w:r>
-              <w:t xml:space="preserve">systemic_absorption_low</w:t>
-            </w:r>
-          </w:p>
-        </w:tc>
-        <w:tc>
-          <w:tcPr/>
-          <w:p>
-            <w:pPr>
-              <w:pStyle w:val="Compact"/>
-            </w:pPr>
-            <w:r>
-              <w:t xml:space="preserve">DrugBank DB14518</w:t>
-            </w:r>
-          </w:p>
-        </w:tc>
-      </w:tr>
-      <w:tr>
-        <w:tc>
-          <w:tcPr/>
-          <w:p>
-            <w:pPr>
-              <w:pStyle w:val="Compact"/>
-            </w:pPr>
-            <w:r>
-              <w:t xml:space="preserve">topical_ophthalmic_0106</w:t>
-            </w:r>
-          </w:p>
-        </w:tc>
-        <w:tc>
-          <w:tcPr/>
-          <w:p>
-            <w:pPr>
-              <w:pStyle w:val="Compact"/>
-            </w:pPr>
-            <w:r>
-              <w:t xml:space="preserve">Glycerin ophthalmic</w:t>
-            </w:r>
-          </w:p>
-        </w:tc>
-        <w:tc>
-          <w:tcPr/>
-          <w:p>
-            <w:pPr>
-              <w:pStyle w:val="Compact"/>
-            </w:pPr>
-            <w:r>
-              <w:t xml:space="preserve">hyperosmotic</w:t>
-            </w:r>
-          </w:p>
-        </w:tc>
-        <w:tc>
-          <w:tcPr/>
-          <w:p>
-            <w:pPr>
-              <w:pStyle w:val="Compact"/>
-            </w:pPr>
-            <w:r>
-              <w:t xml:space="preserve">systemic_absorption_low</w:t>
-            </w:r>
-          </w:p>
-        </w:tc>
-        <w:tc>
-          <w:tcPr/>
-          <w:p>
-            <w:pPr>
-              <w:pStyle w:val="Compact"/>
-            </w:pPr>
-            <w:r>
-              <w:t xml:space="preserve">DrugBank DB02153</w:t>
-            </w:r>
-          </w:p>
-        </w:tc>
-      </w:tr>
-      <w:tr>
-        <w:tc>
-          <w:tcPr/>
-          <w:p>
-            <w:pPr>
-              <w:pStyle w:val="Compact"/>
-            </w:pPr>
-            <w:r>
-              <w:t xml:space="preserve">topical_ophthalmic_0107</w:t>
-            </w:r>
-          </w:p>
-        </w:tc>
-        <w:tc>
-          <w:tcPr/>
-          <w:p>
-            <w:pPr>
-              <w:pStyle w:val="Compact"/>
-            </w:pPr>
-            <w:r>
-              <w:t xml:space="preserve">Mitomycin C</w:t>
-            </w:r>
-          </w:p>
-        </w:tc>
-        <w:tc>
-          <w:tcPr/>
-          <w:p>
-            <w:pPr>
-              <w:pStyle w:val="Compact"/>
-            </w:pPr>
-            <w:r>
-              <w:t xml:space="preserve">antimetabolite_ophthalmic</w:t>
-            </w:r>
-          </w:p>
-        </w:tc>
-        <w:tc>
-          <w:tcPr/>
-          <w:p>
-            <w:pPr>
-              <w:pStyle w:val="Compact"/>
-            </w:pPr>
-            <w:r>
-              <w:t xml:space="preserve">systemic_absorption_low</w:t>
-            </w:r>
-          </w:p>
-        </w:tc>
-        <w:tc>
-          <w:tcPr/>
-          <w:p>
-            <w:pPr>
-              <w:pStyle w:val="Compact"/>
-            </w:pPr>
-            <w:r>
-              <w:t xml:space="preserve">DrugBank DB00305</w:t>
-            </w:r>
-          </w:p>
-        </w:tc>
-      </w:tr>
-      <w:tr>
-        <w:tc>
-          <w:tcPr/>
-          <w:p>
-            <w:pPr>
-              <w:pStyle w:val="Compact"/>
-            </w:pPr>
-            <w:r>
-              <w:t xml:space="preserve">topical_ophthalmic_0108</w:t>
-            </w:r>
-          </w:p>
-        </w:tc>
-        <w:tc>
-          <w:tcPr/>
-          <w:p>
-            <w:pPr>
-              <w:pStyle w:val="Compact"/>
-            </w:pPr>
-            <w:r>
-              <w:t xml:space="preserve">5-Fluorouracil</w:t>
-            </w:r>
-          </w:p>
-        </w:tc>
-        <w:tc>
-          <w:tcPr/>
-          <w:p>
-            <w:pPr>
-              <w:pStyle w:val="Compact"/>
-            </w:pPr>
-            <w:r>
-              <w:t xml:space="preserve">antimetabolite_ophthalmic</w:t>
-            </w:r>
-          </w:p>
-        </w:tc>
-        <w:tc>
-          <w:tcPr/>
-          <w:p>
-            <w:pPr>
-              <w:pStyle w:val="Compact"/>
-            </w:pPr>
-            <w:r>
-              <w:t xml:space="preserve">systemic_absorption_low</w:t>
-            </w:r>
-          </w:p>
-        </w:tc>
-        <w:tc>
-          <w:tcPr/>
-          <w:p>
-            <w:pPr>
-              <w:pStyle w:val="Compact"/>
-            </w:pPr>
-            <w:r>
-              <w:t xml:space="preserve">DrugBank DB00544</w:t>
-            </w:r>
-          </w:p>
-        </w:tc>
-      </w:tr>
-      <w:tr>
-        <w:tc>
-          <w:tcPr/>
-          <w:p>
-            <w:pPr>
-              <w:pStyle w:val="Compact"/>
-            </w:pPr>
-            <w:r>
-              <w:t xml:space="preserve">topical_ophthalmic_0109</w:t>
-            </w:r>
-          </w:p>
-        </w:tc>
-        <w:tc>
-          <w:tcPr/>
-          <w:p>
-            <w:pPr>
-              <w:pStyle w:val="Compact"/>
-            </w:pPr>
-            <w:r>
-              <w:t xml:space="preserve">Acetylcholine intraocular</w:t>
-            </w:r>
-          </w:p>
-        </w:tc>
-        <w:tc>
-          <w:tcPr/>
-          <w:p>
-            <w:pPr>
-              <w:pStyle w:val="Compact"/>
-            </w:pPr>
-            <w:r>
-              <w:t xml:space="preserve">miotic_intraocular</w:t>
-            </w:r>
-          </w:p>
-        </w:tc>
-        <w:tc>
-          <w:tcPr/>
-          <w:p>
-            <w:pPr>
-              <w:pStyle w:val="Compact"/>
-            </w:pPr>
-            <w:r>
-              <w:t xml:space="preserve">minimal_systemic_absorption</w:t>
-            </w:r>
-          </w:p>
-        </w:tc>
-        <w:tc>
-          <w:tcPr/>
-          <w:p>
-            <w:pPr>
-              <w:pStyle w:val="Compact"/>
-            </w:pPr>
-            <w:r>
-              <w:t xml:space="preserve">DrugBank DB03145</w:t>
-            </w:r>
-          </w:p>
-        </w:tc>
-      </w:tr>
-      <w:tr>
-        <w:tc>
-          <w:tcPr/>
-          <w:p>
-            <w:pPr>
-              <w:pStyle w:val="Compact"/>
-            </w:pPr>
-            <w:r>
-              <w:t xml:space="preserve">topical_ophthalmic_0110</w:t>
-            </w:r>
-          </w:p>
-        </w:tc>
-        <w:tc>
-          <w:tcPr/>
-          <w:p>
-            <w:pPr>
-              <w:pStyle w:val="Compact"/>
-            </w:pPr>
-            <w:r>
-              <w:t xml:space="preserve">Carboxymethylcellulose</w:t>
-            </w:r>
-          </w:p>
-        </w:tc>
-        <w:tc>
-          <w:tcPr/>
-          <w:p>
-            <w:pPr>
-              <w:pStyle w:val="Compact"/>
-            </w:pPr>
-            <w:r>
-              <w:t xml:space="preserve">viscoelastic_surgical_aid</w:t>
-            </w:r>
-          </w:p>
-        </w:tc>
-        <w:tc>
-          <w:tcPr/>
-          <w:p>
-            <w:pPr>
-              <w:pStyle w:val="Compact"/>
-            </w:pPr>
-            <w:r>
-              <w:t xml:space="preserve">systemic_absorption_none</w:t>
-            </w:r>
-          </w:p>
-        </w:tc>
-        <w:tc>
-          <w:tcPr/>
-          <w:p>
-            <w:pPr>
-              <w:pStyle w:val="Compact"/>
-            </w:pPr>
-            <w:r>
-              <w:t xml:space="preserve">DrugBank DB15897</w:t>
-            </w:r>
-          </w:p>
-        </w:tc>
-      </w:tr>
-      <w:tr>
-        <w:tc>
-          <w:tcPr/>
-          <w:p>
-            <w:pPr>
-              <w:pStyle w:val="Compact"/>
-            </w:pPr>
-            <w:r>
-              <w:t xml:space="preserve">topical_ophthalmic_0111</w:t>
-            </w:r>
-          </w:p>
-        </w:tc>
-        <w:tc>
-          <w:tcPr/>
-          <w:p>
-            <w:pPr>
-              <w:pStyle w:val="Compact"/>
-            </w:pPr>
-            <w:r>
-              <w:t xml:space="preserve">Hydroxypropyl methylcellulose</w:t>
-            </w:r>
-          </w:p>
-        </w:tc>
-        <w:tc>
-          <w:tcPr/>
-          <w:p>
-            <w:pPr>
-              <w:pStyle w:val="Compact"/>
-            </w:pPr>
-            <w:r>
-              <w:t xml:space="preserve">viscoelastic_surgical_aid</w:t>
-            </w:r>
-          </w:p>
-        </w:tc>
-        <w:tc>
-          <w:tcPr/>
-          <w:p>
-            <w:pPr>
-              <w:pStyle w:val="Compact"/>
-            </w:pPr>
-            <w:r>
-              <w:t xml:space="preserve">systemic_absorption_none</w:t>
-            </w:r>
-          </w:p>
-        </w:tc>
-        <w:tc>
-          <w:tcPr/>
-          <w:p>
-            <w:pPr>
-              <w:pStyle w:val="Compact"/>
-            </w:pPr>
-            <w:r>
-              <w:t xml:space="preserve">DrugBank DB09345</w:t>
-            </w:r>
-          </w:p>
-        </w:tc>
-      </w:tr>
-      <w:tr>
-        <w:tc>
-          <w:tcPr/>
-          <w:p>
-            <w:pPr>
-              <w:pStyle w:val="Compact"/>
-            </w:pPr>
-            <w:r>
-              <w:t xml:space="preserve">topical_ophthalmic_0112</w:t>
-            </w:r>
-          </w:p>
-        </w:tc>
-        <w:tc>
-          <w:tcPr/>
-          <w:p>
-            <w:pPr>
-              <w:pStyle w:val="Compact"/>
-            </w:pPr>
-            <w:r>
-              <w:t xml:space="preserve">Accelidine</w:t>
-            </w:r>
-          </w:p>
-        </w:tc>
-        <w:tc>
-          <w:tcPr/>
-          <w:p>
-            <w:pPr>
-              <w:pStyle w:val="Compact"/>
-            </w:pPr>
-            <w:r>
-              <w:t xml:space="preserve">glaucoma_miotic</w:t>
-            </w:r>
-          </w:p>
-        </w:tc>
-        <w:tc>
-          <w:tcPr/>
-          <w:p>
-            <w:pPr>
-              <w:pStyle w:val="Compact"/>
-            </w:pPr>
-            <w:r>
-              <w:t xml:space="preserve">systemic_absorption_low</w:t>
-            </w:r>
-          </w:p>
-        </w:tc>
-        <w:tc>
-          <w:tcPr/>
-          <w:p>
-            <w:pPr>
-              <w:pStyle w:val="Compact"/>
-            </w:pPr>
-            <w:r>
-              <w:t xml:space="preserve">PubMed</w:t>
-            </w:r>
-          </w:p>
-        </w:tc>
-      </w:tr>
-      <w:tr>
-        <w:tc>
-          <w:tcPr/>
-          <w:p>
-            <w:pPr>
-              <w:pStyle w:val="Compact"/>
-            </w:pPr>
-            <w:r>
-              <w:t xml:space="preserve">topical_ophthalmic_0113</w:t>
-            </w:r>
-          </w:p>
-        </w:tc>
-        <w:tc>
-          <w:tcPr/>
-          <w:p>
-            <w:pPr>
-              <w:pStyle w:val="Compact"/>
-            </w:pPr>
-            <w:r>
-              <w:t xml:space="preserve">Conbercept</w:t>
-            </w:r>
-          </w:p>
-        </w:tc>
-        <w:tc>
-          <w:tcPr/>
-          <w:p>
-            <w:pPr>
-              <w:pStyle w:val="Compact"/>
-            </w:pPr>
-            <w:r>
-              <w:t xml:space="preserve">anti_vegf_intravitreal</w:t>
-            </w:r>
-          </w:p>
-        </w:tc>
-        <w:tc>
-          <w:tcPr/>
-          <w:p>
-            <w:pPr>
-              <w:pStyle w:val="Compact"/>
-            </w:pPr>
-            <w:r>
-              <w:t xml:space="preserve">minimal_systemic_absorption</w:t>
+              <w:t xml:space="preserve">accession_only;curation_agrees</w:t>
             </w:r>
           </w:p>
         </w:tc>
